--- a/999_利用ガイド/変換サンプル/sample3.docx
+++ b/999_利用ガイド/変換サンプル/sample3.docx
@@ -18,7 +18,7 @@
       </w:pPr>
       <w:r>
         <w:rPr/>
-        <w:t xml:space="preserve">はじめに</w:t>
+        <w:t xml:space="preserve">1. はじめに</w:t>
       </w:r>
     </w:p>
     <w:p>
@@ -57,15 +57,11 @@
       </w:pPr>
       <w:r>
         <w:rPr/>
-        <w:t xml:space="preserve">コードブロックの先頭に </w:t>
+        <w:t xml:space="preserve">:::figure</w:t>
       </w:r>
       <w:r>
         <w:rPr/>
-        <w:t xml:space="preserve">%%fig: ...%%</w:t>
-      </w:r>
-      <w:r>
-        <w:rPr/>
-        <w:t xml:space="preserve"> を書いた場合のみ図番号が付くこと</w:t>
+        <w:t xml:space="preserve"> でコード/Mermaidの図番号を統一できること</w:t>
       </w:r>
     </w:p>
     <w:p>
@@ -75,7 +71,7 @@
       </w:pPr>
       <w:r>
         <w:rPr/>
-        <w:t xml:space="preserve">手入力目次の設定</w:t>
+        <w:t xml:space="preserve">2. 手入力目次の設定</w:t>
       </w:r>
     </w:p>
     <w:p>
@@ -118,7 +114,7 @@
       </w:pPr>
       <w:r>
         <w:rPr/>
-        <w:t xml:space="preserve">コードブロック図番号</w:t>
+        <w:t xml:space="preserve">3. コード図番号（figure統一）</w:t>
       </w:r>
     </w:p>
     <w:p>
@@ -128,19 +124,7 @@
       </w:pPr>
       <w:r>
         <w:rPr/>
-        <w:t xml:space="preserve">図番号あり（ディレクティブあり）</w:t>
-      </w:r>
-    </w:p>
-    <w:p>
-      <w:pPr>
-        <w:jc w:val="center"/>
-        <w:spacing w:lineRule="auto"/>
-      </w:pPr>
-      <w:r>
-        <w:rPr>
-          <w:b/>
-        </w:rPr>
-        <w:t xml:space="preserve">利用者名の正規化処理</w:t>
+        <w:t xml:space="preserve">3.1. 図番号あり（:::figure）</w:t>
       </w:r>
     </w:p>
     <w:p>
@@ -181,12 +165,22 @@
     </w:p>
     <w:p>
       <w:pPr>
+        <w:jc w:val="center"/>
+        <w:spacing w:lineRule="auto"/>
+      </w:pPr>
+      <w:r>
+        <w:rPr/>
+        <w:t xml:space="preserve">図3.1 利用者名の正規化処理</w:t>
+      </w:r>
+    </w:p>
+    <w:p>
+      <w:pPr>
         <w:pStyle w:val="Heading2"/>
         <w:spacing w:lineRule="auto"/>
       </w:pPr>
       <w:r>
         <w:rPr/>
-        <w:t xml:space="preserve">図番号なし（ディレクティブなし）</w:t>
+        <w:t xml:space="preserve">3.2. 図番号なし（通常コードブロック）</w:t>
       </w:r>
     </w:p>
     <w:p>
@@ -244,12 +238,11 @@
       </w:pPr>
       <w:r>
         <w:rPr/>
-        <w:t xml:space="preserve">Mermaidと手入力目次の併用</w:t>
+        <w:t xml:space="preserve">4. Mermaidと手入力目次の併用</w:t>
       </w:r>
     </w:p>
     <w:p>
       <w:pPr>
-        <w:jc w:val="center"/>
         <w:spacing w:lineRule="auto"/>
       </w:pPr>
       <w:r>
@@ -258,16 +251,16 @@
           <wp:inline distB="0" distL="0" distR="0" distT="0">
             <wp:extent cx="5086350" cy="666750"/>
             <wp:effectExtent b="0" l="0" r="0" t="0"/>
-            <wp:docPr id="1" name="image--v2mevbHgLbCW5sRoVU_s.png"/>
+            <wp:docPr id="2" name="image-wxwWgD7h_KmWl2pwBWcso.png"/>
             <a:graphic>
               <a:graphicData uri="http://schemas.openxmlformats.org/drawingml/2006/picture">
                 <pic:pic>
                   <pic:nvPicPr>
-                    <pic:cNvPr id="1" name="image--v2mevbHgLbCW5sRoVU_s.png" descr="業務フロー図（手入力目次サンプル）"/>
+                    <pic:cNvPr id="2" name="image-wxwWgD7h_KmWl2pwBWcso.png" descr=""/>
                     <pic:cNvPicPr/>
                   </pic:nvPicPr>
                   <pic:blipFill>
-                    <a:blip r:embed="rId6" cstate="print"/>
+                    <a:blip r:embed="rId7" cstate="print"/>
                     <a:srcRect b="0" l="0" r="0" t="0"/>
                     <a:stretch>
                       <a:fillRect/>
@@ -294,7 +287,7 @@
       </w:pPr>
       <w:r>
         <w:rPr/>
-        <w:t xml:space="preserve">業務フロー図（手入力目次サンプル）</w:t>
+        <w:t xml:space="preserve">図4.1 業務フロー図（手入力目次サンプル）</w:t>
       </w:r>
     </w:p>
     <w:p>
@@ -304,7 +297,7 @@
       </w:pPr>
       <w:r>
         <w:rPr/>
-        <w:t xml:space="preserve">Mermaid高さ指定（height）</w:t>
+        <w:t xml:space="preserve">4.1. Mermaid高さ指定（height）</w:t>
       </w:r>
     </w:p>
     <w:p>
@@ -313,38 +306,33 @@
       </w:pPr>
       <w:r>
         <w:rPr/>
-        <w:t xml:space="preserve">先頭に </w:t>
+        <w:t xml:space="preserve">:::figure height=60mm</w:t>
       </w:r>
       <w:r>
         <w:rPr/>
-        <w:t xml:space="preserve">%%height: 60mm%%</w:t>
-      </w:r>
-      <w:r>
-        <w:rPr/>
-        <w:t xml:space="preserve"> を書くと、図の縦方向サイズ上限を指定できます。</w:t>
+        <w:t xml:space="preserve"> で図の縦方向サイズ上限を指定できます。</w:t>
       </w:r>
     </w:p>
     <w:p>
       <w:pPr>
-        <w:jc w:val="center"/>
         <w:spacing w:lineRule="auto"/>
       </w:pPr>
       <w:r>
         <w:rPr/>
         <w:drawing>
           <wp:inline distB="0" distL="0" distR="0" distT="0">
-            <wp:extent cx="1638300" cy="5619750"/>
+            <wp:extent cx="1447800" cy="5619750"/>
             <wp:effectExtent b="0" l="0" r="0" t="0"/>
-            <wp:docPr id="2" name="image-DObqu6GwKHNtZfKTwQ-aO.png"/>
+            <wp:docPr id="4" name="image-DnvAqTJ5RaKRHafuK9cfM.png"/>
             <a:graphic>
               <a:graphicData uri="http://schemas.openxmlformats.org/drawingml/2006/picture">
                 <pic:pic>
                   <pic:nvPicPr>
-                    <pic:cNvPr id="2" name="image-DObqu6GwKHNtZfKTwQ-aO.png" descr="業務フロー図（height指定サンプル）"/>
+                    <pic:cNvPr id="4" name="image-DnvAqTJ5RaKRHafuK9cfM.png" descr=""/>
                     <pic:cNvPicPr/>
                   </pic:nvPicPr>
                   <pic:blipFill>
-                    <a:blip r:embed="rId7" cstate="print"/>
+                    <a:blip r:embed="rId9" cstate="print"/>
                     <a:srcRect b="0" l="0" r="0" t="0"/>
                     <a:stretch>
                       <a:fillRect/>
@@ -353,7 +341,7 @@
                   <pic:spPr>
                     <a:xfrm>
                       <a:off x="0" y="0"/>
-                      <a:ext cx="1638300" cy="5619750"/>
+                      <a:ext cx="1447800" cy="5619750"/>
                     </a:xfrm>
                     <a:prstGeom prst="rect"/>
                   </pic:spPr>
@@ -371,7 +359,7 @@
       </w:pPr>
       <w:r>
         <w:rPr/>
-        <w:t xml:space="preserve">業務フロー図（height指定サンプル）</w:t>
+        <w:t xml:space="preserve">図4.2 業務フロー図（height指定サンプル）</w:t>
       </w:r>
     </w:p>
     <w:p>
@@ -381,7 +369,7 @@
       </w:pPr>
       <w:r>
         <w:rPr/>
-        <w:t xml:space="preserve">長いテーブルの改ページ検証</w:t>
+        <w:t xml:space="preserve">5. 長いテーブルの改ページ検証</w:t>
       </w:r>
     </w:p>
     <w:p>
@@ -400,7 +388,7 @@
       </w:pPr>
       <w:r>
         <w:rPr/>
-        <w:t xml:space="preserve">改修内容の説明</w:t>
+        <w:t xml:space="preserve">5.1. 改修内容の説明</w:t>
       </w:r>
     </w:p>
     <w:p>
@@ -467,27 +455,28 @@
       </w:pPr>
       <w:r>
         <w:rPr/>
-        <w:t xml:space="preserve">長いテーブル（改ページ確認用）</w:t>
+        <w:t xml:space="preserve">5.2. 長いテーブル（改ページ確認用）</w:t>
       </w:r>
     </w:p>
     <w:p>
       <w:pPr>
+        <w:jc w:val="left"/>
         <w:spacing w:lineRule="auto"/>
       </w:pPr>
       <w:r>
         <w:rPr/>
-        <w:t xml:space="preserve">機能一覧（長い表・表番号付き改ページ確認）</w:t>
+        <w:t xml:space="preserve">表5.1 機能一覧（長い表・表番号付き改ページ確認）</w:t>
       </w:r>
     </w:p>
     <w:tbl>
       <w:tblPr>
         <w:tblBorders>
-          <w:top w:val="single" w:sz="8" w:space="0" w:color="000000"/>
-          <w:bottom w:val="single" w:sz="8" w:space="0" w:color="000000"/>
-          <w:left w:val="single" w:sz="8" w:space="0" w:color="000000"/>
-          <w:right w:val="single" w:sz="8" w:space="0" w:color="000000"/>
-          <w:insideV w:val="single" w:sz="8" w:space="0" w:color="000000"/>
-          <w:insideH w:val="single" w:sz="8" w:space="0" w:color="000000"/>
+          <w:top w:val="single" w:sz="5" w:space="0" w:color="999999"/>
+          <w:bottom w:val="single" w:sz="5" w:space="0" w:color="999999"/>
+          <w:left w:val="single" w:sz="5" w:space="0" w:color="999999"/>
+          <w:right w:val="single" w:sz="5" w:space="0" w:color="999999"/>
+          <w:insideV w:val="single" w:sz="5" w:space="0" w:color="999999"/>
+          <w:insideH w:val="single" w:sz="5" w:space="0" w:color="999999"/>
         </w:tblBorders>
         <w:tblCellSpacing w:w="0" w:type="dxa"/>
         <w:tblCellMar>
@@ -514,7 +503,14 @@
           <w:cantSplit/>
         </w:trPr>
         <w:tc>
-          <w:tcPr/>
+          <w:tcPr>
+            <w:tcBorders>
+              <w:top w:val="single" w:sz="5" w:space="0" w:color="999999"/>
+              <w:left w:val="single" w:sz="5" w:space="0" w:color="999999"/>
+              <w:bottom w:val="single" w:sz="5" w:space="0" w:color="999999"/>
+              <w:right w:val="single" w:sz="5" w:space="0" w:color="999999"/>
+            </w:tcBorders>
+          </w:tcPr>
           <w:p>
             <w:pPr>
               <w:spacing w:lineRule="auto"/>
@@ -526,7 +522,14 @@
           </w:p>
         </w:tc>
         <w:tc>
-          <w:tcPr/>
+          <w:tcPr>
+            <w:tcBorders>
+              <w:top w:val="single" w:sz="5" w:space="0" w:color="999999"/>
+              <w:left w:val="single" w:sz="5" w:space="0" w:color="999999"/>
+              <w:bottom w:val="single" w:sz="5" w:space="0" w:color="999999"/>
+              <w:right w:val="single" w:sz="5" w:space="0" w:color="999999"/>
+            </w:tcBorders>
+          </w:tcPr>
           <w:p>
             <w:pPr>
               <w:spacing w:lineRule="auto"/>
@@ -538,7 +541,14 @@
           </w:p>
         </w:tc>
         <w:tc>
-          <w:tcPr/>
+          <w:tcPr>
+            <w:tcBorders>
+              <w:top w:val="single" w:sz="5" w:space="0" w:color="999999"/>
+              <w:left w:val="single" w:sz="5" w:space="0" w:color="999999"/>
+              <w:bottom w:val="single" w:sz="5" w:space="0" w:color="999999"/>
+              <w:right w:val="single" w:sz="5" w:space="0" w:color="999999"/>
+            </w:tcBorders>
+          </w:tcPr>
           <w:p>
             <w:pPr>
               <w:spacing w:lineRule="auto"/>
@@ -550,7 +560,14 @@
           </w:p>
         </w:tc>
         <w:tc>
-          <w:tcPr/>
+          <w:tcPr>
+            <w:tcBorders>
+              <w:top w:val="single" w:sz="5" w:space="0" w:color="999999"/>
+              <w:left w:val="single" w:sz="5" w:space="0" w:color="999999"/>
+              <w:bottom w:val="single" w:sz="5" w:space="0" w:color="999999"/>
+              <w:right w:val="single" w:sz="5" w:space="0" w:color="999999"/>
+            </w:tcBorders>
+          </w:tcPr>
           <w:p>
             <w:pPr>
               <w:spacing w:lineRule="auto"/>
@@ -562,7 +579,14 @@
           </w:p>
         </w:tc>
         <w:tc>
-          <w:tcPr/>
+          <w:tcPr>
+            <w:tcBorders>
+              <w:top w:val="single" w:sz="5" w:space="0" w:color="999999"/>
+              <w:left w:val="single" w:sz="5" w:space="0" w:color="999999"/>
+              <w:bottom w:val="single" w:sz="5" w:space="0" w:color="999999"/>
+              <w:right w:val="single" w:sz="5" w:space="0" w:color="999999"/>
+            </w:tcBorders>
+          </w:tcPr>
           <w:p>
             <w:pPr>
               <w:spacing w:lineRule="auto"/>
@@ -574,7 +598,14 @@
           </w:p>
         </w:tc>
         <w:tc>
-          <w:tcPr/>
+          <w:tcPr>
+            <w:tcBorders>
+              <w:top w:val="single" w:sz="5" w:space="0" w:color="999999"/>
+              <w:left w:val="single" w:sz="5" w:space="0" w:color="999999"/>
+              <w:bottom w:val="single" w:sz="5" w:space="0" w:color="999999"/>
+              <w:right w:val="single" w:sz="5" w:space="0" w:color="999999"/>
+            </w:tcBorders>
+          </w:tcPr>
           <w:p>
             <w:pPr>
               <w:spacing w:lineRule="auto"/>
@@ -586,7 +617,14 @@
           </w:p>
         </w:tc>
         <w:tc>
-          <w:tcPr/>
+          <w:tcPr>
+            <w:tcBorders>
+              <w:top w:val="single" w:sz="5" w:space="0" w:color="999999"/>
+              <w:left w:val="single" w:sz="5" w:space="0" w:color="999999"/>
+              <w:bottom w:val="single" w:sz="5" w:space="0" w:color="999999"/>
+              <w:right w:val="single" w:sz="5" w:space="0" w:color="999999"/>
+            </w:tcBorders>
+          </w:tcPr>
           <w:p>
             <w:pPr>
               <w:spacing w:lineRule="auto"/>
@@ -598,7 +636,14 @@
           </w:p>
         </w:tc>
         <w:tc>
-          <w:tcPr/>
+          <w:tcPr>
+            <w:tcBorders>
+              <w:top w:val="single" w:sz="5" w:space="0" w:color="999999"/>
+              <w:left w:val="single" w:sz="5" w:space="0" w:color="999999"/>
+              <w:bottom w:val="single" w:sz="5" w:space="0" w:color="999999"/>
+              <w:right w:val="single" w:sz="5" w:space="0" w:color="999999"/>
+            </w:tcBorders>
+          </w:tcPr>
           <w:p>
             <w:pPr>
               <w:spacing w:lineRule="auto"/>
@@ -610,7 +655,14 @@
           </w:p>
         </w:tc>
         <w:tc>
-          <w:tcPr/>
+          <w:tcPr>
+            <w:tcBorders>
+              <w:top w:val="single" w:sz="5" w:space="0" w:color="999999"/>
+              <w:left w:val="single" w:sz="5" w:space="0" w:color="999999"/>
+              <w:bottom w:val="single" w:sz="5" w:space="0" w:color="999999"/>
+              <w:right w:val="single" w:sz="5" w:space="0" w:color="999999"/>
+            </w:tcBorders>
+          </w:tcPr>
           <w:p>
             <w:pPr>
               <w:spacing w:lineRule="auto"/>
@@ -627,7 +679,14 @@
           <w:cantSplit/>
         </w:trPr>
         <w:tc>
-          <w:tcPr/>
+          <w:tcPr>
+            <w:tcBorders>
+              <w:top w:val="single" w:sz="5" w:space="0" w:color="999999"/>
+              <w:left w:val="single" w:sz="5" w:space="0" w:color="999999"/>
+              <w:bottom w:val="single" w:sz="5" w:space="0" w:color="999999"/>
+              <w:right w:val="single" w:sz="5" w:space="0" w:color="999999"/>
+            </w:tcBorders>
+          </w:tcPr>
           <w:p>
             <w:pPr>
               <w:spacing w:lineRule="auto"/>
@@ -639,7 +698,14 @@
           </w:p>
         </w:tc>
         <w:tc>
-          <w:tcPr/>
+          <w:tcPr>
+            <w:tcBorders>
+              <w:top w:val="single" w:sz="5" w:space="0" w:color="999999"/>
+              <w:left w:val="single" w:sz="5" w:space="0" w:color="999999"/>
+              <w:bottom w:val="single" w:sz="5" w:space="0" w:color="999999"/>
+              <w:right w:val="single" w:sz="5" w:space="0" w:color="999999"/>
+            </w:tcBorders>
+          </w:tcPr>
           <w:p>
             <w:pPr>
               <w:spacing w:lineRule="auto"/>
@@ -651,7 +717,14 @@
           </w:p>
         </w:tc>
         <w:tc>
-          <w:tcPr/>
+          <w:tcPr>
+            <w:tcBorders>
+              <w:top w:val="single" w:sz="5" w:space="0" w:color="999999"/>
+              <w:left w:val="single" w:sz="5" w:space="0" w:color="999999"/>
+              <w:bottom w:val="single" w:sz="5" w:space="0" w:color="999999"/>
+              <w:right w:val="single" w:sz="5" w:space="0" w:color="999999"/>
+            </w:tcBorders>
+          </w:tcPr>
           <w:p>
             <w:pPr>
               <w:spacing w:lineRule="auto"/>
@@ -663,7 +736,14 @@
           </w:p>
         </w:tc>
         <w:tc>
-          <w:tcPr/>
+          <w:tcPr>
+            <w:tcBorders>
+              <w:top w:val="single" w:sz="5" w:space="0" w:color="999999"/>
+              <w:left w:val="single" w:sz="5" w:space="0" w:color="999999"/>
+              <w:bottom w:val="single" w:sz="5" w:space="0" w:color="999999"/>
+              <w:right w:val="single" w:sz="5" w:space="0" w:color="999999"/>
+            </w:tcBorders>
+          </w:tcPr>
           <w:p>
             <w:pPr>
               <w:spacing w:lineRule="auto"/>
@@ -675,7 +755,14 @@
           </w:p>
         </w:tc>
         <w:tc>
-          <w:tcPr/>
+          <w:tcPr>
+            <w:tcBorders>
+              <w:top w:val="single" w:sz="5" w:space="0" w:color="999999"/>
+              <w:left w:val="single" w:sz="5" w:space="0" w:color="999999"/>
+              <w:bottom w:val="single" w:sz="5" w:space="0" w:color="999999"/>
+              <w:right w:val="single" w:sz="5" w:space="0" w:color="999999"/>
+            </w:tcBorders>
+          </w:tcPr>
           <w:p>
             <w:pPr>
               <w:spacing w:lineRule="auto"/>
@@ -687,7 +774,14 @@
           </w:p>
         </w:tc>
         <w:tc>
-          <w:tcPr/>
+          <w:tcPr>
+            <w:tcBorders>
+              <w:top w:val="single" w:sz="5" w:space="0" w:color="999999"/>
+              <w:left w:val="single" w:sz="5" w:space="0" w:color="999999"/>
+              <w:bottom w:val="single" w:sz="5" w:space="0" w:color="999999"/>
+              <w:right w:val="single" w:sz="5" w:space="0" w:color="999999"/>
+            </w:tcBorders>
+          </w:tcPr>
           <w:p>
             <w:pPr>
               <w:spacing w:lineRule="auto"/>
@@ -699,7 +793,14 @@
           </w:p>
         </w:tc>
         <w:tc>
-          <w:tcPr/>
+          <w:tcPr>
+            <w:tcBorders>
+              <w:top w:val="single" w:sz="5" w:space="0" w:color="999999"/>
+              <w:left w:val="single" w:sz="5" w:space="0" w:color="999999"/>
+              <w:bottom w:val="single" w:sz="5" w:space="0" w:color="999999"/>
+              <w:right w:val="single" w:sz="5" w:space="0" w:color="999999"/>
+            </w:tcBorders>
+          </w:tcPr>
           <w:p>
             <w:pPr>
               <w:spacing w:lineRule="auto"/>
@@ -711,7 +812,14 @@
           </w:p>
         </w:tc>
         <w:tc>
-          <w:tcPr/>
+          <w:tcPr>
+            <w:tcBorders>
+              <w:top w:val="single" w:sz="5" w:space="0" w:color="999999"/>
+              <w:left w:val="single" w:sz="5" w:space="0" w:color="999999"/>
+              <w:bottom w:val="single" w:sz="5" w:space="0" w:color="999999"/>
+              <w:right w:val="single" w:sz="5" w:space="0" w:color="999999"/>
+            </w:tcBorders>
+          </w:tcPr>
           <w:p>
             <w:pPr>
               <w:spacing w:lineRule="auto"/>
@@ -723,7 +831,14 @@
           </w:p>
         </w:tc>
         <w:tc>
-          <w:tcPr/>
+          <w:tcPr>
+            <w:tcBorders>
+              <w:top w:val="single" w:sz="5" w:space="0" w:color="999999"/>
+              <w:left w:val="single" w:sz="5" w:space="0" w:color="999999"/>
+              <w:bottom w:val="single" w:sz="5" w:space="0" w:color="999999"/>
+              <w:right w:val="single" w:sz="5" w:space="0" w:color="999999"/>
+            </w:tcBorders>
+          </w:tcPr>
           <w:p>
             <w:pPr>
               <w:spacing w:lineRule="auto"/>
@@ -740,7 +855,14 @@
           <w:cantSplit/>
         </w:trPr>
         <w:tc>
-          <w:tcPr/>
+          <w:tcPr>
+            <w:tcBorders>
+              <w:top w:val="single" w:sz="5" w:space="0" w:color="999999"/>
+              <w:left w:val="single" w:sz="5" w:space="0" w:color="999999"/>
+              <w:bottom w:val="single" w:sz="5" w:space="0" w:color="999999"/>
+              <w:right w:val="single" w:sz="5" w:space="0" w:color="999999"/>
+            </w:tcBorders>
+          </w:tcPr>
           <w:p>
             <w:pPr>
               <w:spacing w:lineRule="auto"/>
@@ -752,7 +874,14 @@
           </w:p>
         </w:tc>
         <w:tc>
-          <w:tcPr/>
+          <w:tcPr>
+            <w:tcBorders>
+              <w:top w:val="single" w:sz="5" w:space="0" w:color="999999"/>
+              <w:left w:val="single" w:sz="5" w:space="0" w:color="999999"/>
+              <w:bottom w:val="single" w:sz="5" w:space="0" w:color="999999"/>
+              <w:right w:val="single" w:sz="5" w:space="0" w:color="999999"/>
+            </w:tcBorders>
+          </w:tcPr>
           <w:p>
             <w:pPr>
               <w:spacing w:lineRule="auto"/>
@@ -764,7 +893,14 @@
           </w:p>
         </w:tc>
         <w:tc>
-          <w:tcPr/>
+          <w:tcPr>
+            <w:tcBorders>
+              <w:top w:val="single" w:sz="5" w:space="0" w:color="999999"/>
+              <w:left w:val="single" w:sz="5" w:space="0" w:color="999999"/>
+              <w:bottom w:val="single" w:sz="5" w:space="0" w:color="999999"/>
+              <w:right w:val="single" w:sz="5" w:space="0" w:color="999999"/>
+            </w:tcBorders>
+          </w:tcPr>
           <w:p>
             <w:pPr>
               <w:spacing w:lineRule="auto"/>
@@ -776,7 +912,14 @@
           </w:p>
         </w:tc>
         <w:tc>
-          <w:tcPr/>
+          <w:tcPr>
+            <w:tcBorders>
+              <w:top w:val="single" w:sz="5" w:space="0" w:color="999999"/>
+              <w:left w:val="single" w:sz="5" w:space="0" w:color="999999"/>
+              <w:bottom w:val="single" w:sz="5" w:space="0" w:color="999999"/>
+              <w:right w:val="single" w:sz="5" w:space="0" w:color="999999"/>
+            </w:tcBorders>
+          </w:tcPr>
           <w:p>
             <w:pPr>
               <w:spacing w:lineRule="auto"/>
@@ -788,7 +931,14 @@
           </w:p>
         </w:tc>
         <w:tc>
-          <w:tcPr/>
+          <w:tcPr>
+            <w:tcBorders>
+              <w:top w:val="single" w:sz="5" w:space="0" w:color="999999"/>
+              <w:left w:val="single" w:sz="5" w:space="0" w:color="999999"/>
+              <w:bottom w:val="single" w:sz="5" w:space="0" w:color="999999"/>
+              <w:right w:val="single" w:sz="5" w:space="0" w:color="999999"/>
+            </w:tcBorders>
+          </w:tcPr>
           <w:p>
             <w:pPr>
               <w:spacing w:lineRule="auto"/>
@@ -800,7 +950,14 @@
           </w:p>
         </w:tc>
         <w:tc>
-          <w:tcPr/>
+          <w:tcPr>
+            <w:tcBorders>
+              <w:top w:val="single" w:sz="5" w:space="0" w:color="999999"/>
+              <w:left w:val="single" w:sz="5" w:space="0" w:color="999999"/>
+              <w:bottom w:val="single" w:sz="5" w:space="0" w:color="999999"/>
+              <w:right w:val="single" w:sz="5" w:space="0" w:color="999999"/>
+            </w:tcBorders>
+          </w:tcPr>
           <w:p>
             <w:pPr>
               <w:spacing w:lineRule="auto"/>
@@ -812,7 +969,14 @@
           </w:p>
         </w:tc>
         <w:tc>
-          <w:tcPr/>
+          <w:tcPr>
+            <w:tcBorders>
+              <w:top w:val="single" w:sz="5" w:space="0" w:color="999999"/>
+              <w:left w:val="single" w:sz="5" w:space="0" w:color="999999"/>
+              <w:bottom w:val="single" w:sz="5" w:space="0" w:color="999999"/>
+              <w:right w:val="single" w:sz="5" w:space="0" w:color="999999"/>
+            </w:tcBorders>
+          </w:tcPr>
           <w:p>
             <w:pPr>
               <w:spacing w:lineRule="auto"/>
@@ -824,7 +988,14 @@
           </w:p>
         </w:tc>
         <w:tc>
-          <w:tcPr/>
+          <w:tcPr>
+            <w:tcBorders>
+              <w:top w:val="single" w:sz="5" w:space="0" w:color="999999"/>
+              <w:left w:val="single" w:sz="5" w:space="0" w:color="999999"/>
+              <w:bottom w:val="single" w:sz="5" w:space="0" w:color="999999"/>
+              <w:right w:val="single" w:sz="5" w:space="0" w:color="999999"/>
+            </w:tcBorders>
+          </w:tcPr>
           <w:p>
             <w:pPr>
               <w:spacing w:lineRule="auto"/>
@@ -836,7 +1007,14 @@
           </w:p>
         </w:tc>
         <w:tc>
-          <w:tcPr/>
+          <w:tcPr>
+            <w:tcBorders>
+              <w:top w:val="single" w:sz="5" w:space="0" w:color="999999"/>
+              <w:left w:val="single" w:sz="5" w:space="0" w:color="999999"/>
+              <w:bottom w:val="single" w:sz="5" w:space="0" w:color="999999"/>
+              <w:right w:val="single" w:sz="5" w:space="0" w:color="999999"/>
+            </w:tcBorders>
+          </w:tcPr>
           <w:p>
             <w:pPr>
               <w:spacing w:lineRule="auto"/>
@@ -853,7 +1031,14 @@
           <w:cantSplit/>
         </w:trPr>
         <w:tc>
-          <w:tcPr/>
+          <w:tcPr>
+            <w:tcBorders>
+              <w:top w:val="single" w:sz="5" w:space="0" w:color="999999"/>
+              <w:left w:val="single" w:sz="5" w:space="0" w:color="999999"/>
+              <w:bottom w:val="single" w:sz="5" w:space="0" w:color="999999"/>
+              <w:right w:val="single" w:sz="5" w:space="0" w:color="999999"/>
+            </w:tcBorders>
+          </w:tcPr>
           <w:p>
             <w:pPr>
               <w:spacing w:lineRule="auto"/>
@@ -865,7 +1050,14 @@
           </w:p>
         </w:tc>
         <w:tc>
-          <w:tcPr/>
+          <w:tcPr>
+            <w:tcBorders>
+              <w:top w:val="single" w:sz="5" w:space="0" w:color="999999"/>
+              <w:left w:val="single" w:sz="5" w:space="0" w:color="999999"/>
+              <w:bottom w:val="single" w:sz="5" w:space="0" w:color="999999"/>
+              <w:right w:val="single" w:sz="5" w:space="0" w:color="999999"/>
+            </w:tcBorders>
+          </w:tcPr>
           <w:p>
             <w:pPr>
               <w:spacing w:lineRule="auto"/>
@@ -877,7 +1069,14 @@
           </w:p>
         </w:tc>
         <w:tc>
-          <w:tcPr/>
+          <w:tcPr>
+            <w:tcBorders>
+              <w:top w:val="single" w:sz="5" w:space="0" w:color="999999"/>
+              <w:left w:val="single" w:sz="5" w:space="0" w:color="999999"/>
+              <w:bottom w:val="single" w:sz="5" w:space="0" w:color="999999"/>
+              <w:right w:val="single" w:sz="5" w:space="0" w:color="999999"/>
+            </w:tcBorders>
+          </w:tcPr>
           <w:p>
             <w:pPr>
               <w:spacing w:lineRule="auto"/>
@@ -889,7 +1088,14 @@
           </w:p>
         </w:tc>
         <w:tc>
-          <w:tcPr/>
+          <w:tcPr>
+            <w:tcBorders>
+              <w:top w:val="single" w:sz="5" w:space="0" w:color="999999"/>
+              <w:left w:val="single" w:sz="5" w:space="0" w:color="999999"/>
+              <w:bottom w:val="single" w:sz="5" w:space="0" w:color="999999"/>
+              <w:right w:val="single" w:sz="5" w:space="0" w:color="999999"/>
+            </w:tcBorders>
+          </w:tcPr>
           <w:p>
             <w:pPr>
               <w:spacing w:lineRule="auto"/>
@@ -901,7 +1107,14 @@
           </w:p>
         </w:tc>
         <w:tc>
-          <w:tcPr/>
+          <w:tcPr>
+            <w:tcBorders>
+              <w:top w:val="single" w:sz="5" w:space="0" w:color="999999"/>
+              <w:left w:val="single" w:sz="5" w:space="0" w:color="999999"/>
+              <w:bottom w:val="single" w:sz="5" w:space="0" w:color="999999"/>
+              <w:right w:val="single" w:sz="5" w:space="0" w:color="999999"/>
+            </w:tcBorders>
+          </w:tcPr>
           <w:p>
             <w:pPr>
               <w:spacing w:lineRule="auto"/>
@@ -913,7 +1126,14 @@
           </w:p>
         </w:tc>
         <w:tc>
-          <w:tcPr/>
+          <w:tcPr>
+            <w:tcBorders>
+              <w:top w:val="single" w:sz="5" w:space="0" w:color="999999"/>
+              <w:left w:val="single" w:sz="5" w:space="0" w:color="999999"/>
+              <w:bottom w:val="single" w:sz="5" w:space="0" w:color="999999"/>
+              <w:right w:val="single" w:sz="5" w:space="0" w:color="999999"/>
+            </w:tcBorders>
+          </w:tcPr>
           <w:p>
             <w:pPr>
               <w:spacing w:lineRule="auto"/>
@@ -925,7 +1145,14 @@
           </w:p>
         </w:tc>
         <w:tc>
-          <w:tcPr/>
+          <w:tcPr>
+            <w:tcBorders>
+              <w:top w:val="single" w:sz="5" w:space="0" w:color="999999"/>
+              <w:left w:val="single" w:sz="5" w:space="0" w:color="999999"/>
+              <w:bottom w:val="single" w:sz="5" w:space="0" w:color="999999"/>
+              <w:right w:val="single" w:sz="5" w:space="0" w:color="999999"/>
+            </w:tcBorders>
+          </w:tcPr>
           <w:p>
             <w:pPr>
               <w:spacing w:lineRule="auto"/>
@@ -937,7 +1164,14 @@
           </w:p>
         </w:tc>
         <w:tc>
-          <w:tcPr/>
+          <w:tcPr>
+            <w:tcBorders>
+              <w:top w:val="single" w:sz="5" w:space="0" w:color="999999"/>
+              <w:left w:val="single" w:sz="5" w:space="0" w:color="999999"/>
+              <w:bottom w:val="single" w:sz="5" w:space="0" w:color="999999"/>
+              <w:right w:val="single" w:sz="5" w:space="0" w:color="999999"/>
+            </w:tcBorders>
+          </w:tcPr>
           <w:p>
             <w:pPr>
               <w:spacing w:lineRule="auto"/>
@@ -949,7 +1183,14 @@
           </w:p>
         </w:tc>
         <w:tc>
-          <w:tcPr/>
+          <w:tcPr>
+            <w:tcBorders>
+              <w:top w:val="single" w:sz="5" w:space="0" w:color="999999"/>
+              <w:left w:val="single" w:sz="5" w:space="0" w:color="999999"/>
+              <w:bottom w:val="single" w:sz="5" w:space="0" w:color="999999"/>
+              <w:right w:val="single" w:sz="5" w:space="0" w:color="999999"/>
+            </w:tcBorders>
+          </w:tcPr>
           <w:p>
             <w:pPr>
               <w:spacing w:lineRule="auto"/>
@@ -966,7 +1207,14 @@
           <w:cantSplit/>
         </w:trPr>
         <w:tc>
-          <w:tcPr/>
+          <w:tcPr>
+            <w:tcBorders>
+              <w:top w:val="single" w:sz="5" w:space="0" w:color="999999"/>
+              <w:left w:val="single" w:sz="5" w:space="0" w:color="999999"/>
+              <w:bottom w:val="single" w:sz="5" w:space="0" w:color="999999"/>
+              <w:right w:val="single" w:sz="5" w:space="0" w:color="999999"/>
+            </w:tcBorders>
+          </w:tcPr>
           <w:p>
             <w:pPr>
               <w:spacing w:lineRule="auto"/>
@@ -978,7 +1226,14 @@
           </w:p>
         </w:tc>
         <w:tc>
-          <w:tcPr/>
+          <w:tcPr>
+            <w:tcBorders>
+              <w:top w:val="single" w:sz="5" w:space="0" w:color="999999"/>
+              <w:left w:val="single" w:sz="5" w:space="0" w:color="999999"/>
+              <w:bottom w:val="single" w:sz="5" w:space="0" w:color="999999"/>
+              <w:right w:val="single" w:sz="5" w:space="0" w:color="999999"/>
+            </w:tcBorders>
+          </w:tcPr>
           <w:p>
             <w:pPr>
               <w:spacing w:lineRule="auto"/>
@@ -990,7 +1245,14 @@
           </w:p>
         </w:tc>
         <w:tc>
-          <w:tcPr/>
+          <w:tcPr>
+            <w:tcBorders>
+              <w:top w:val="single" w:sz="5" w:space="0" w:color="999999"/>
+              <w:left w:val="single" w:sz="5" w:space="0" w:color="999999"/>
+              <w:bottom w:val="single" w:sz="5" w:space="0" w:color="999999"/>
+              <w:right w:val="single" w:sz="5" w:space="0" w:color="999999"/>
+            </w:tcBorders>
+          </w:tcPr>
           <w:p>
             <w:pPr>
               <w:spacing w:lineRule="auto"/>
@@ -1002,7 +1264,14 @@
           </w:p>
         </w:tc>
         <w:tc>
-          <w:tcPr/>
+          <w:tcPr>
+            <w:tcBorders>
+              <w:top w:val="single" w:sz="5" w:space="0" w:color="999999"/>
+              <w:left w:val="single" w:sz="5" w:space="0" w:color="999999"/>
+              <w:bottom w:val="single" w:sz="5" w:space="0" w:color="999999"/>
+              <w:right w:val="single" w:sz="5" w:space="0" w:color="999999"/>
+            </w:tcBorders>
+          </w:tcPr>
           <w:p>
             <w:pPr>
               <w:spacing w:lineRule="auto"/>
@@ -1014,7 +1283,14 @@
           </w:p>
         </w:tc>
         <w:tc>
-          <w:tcPr/>
+          <w:tcPr>
+            <w:tcBorders>
+              <w:top w:val="single" w:sz="5" w:space="0" w:color="999999"/>
+              <w:left w:val="single" w:sz="5" w:space="0" w:color="999999"/>
+              <w:bottom w:val="single" w:sz="5" w:space="0" w:color="999999"/>
+              <w:right w:val="single" w:sz="5" w:space="0" w:color="999999"/>
+            </w:tcBorders>
+          </w:tcPr>
           <w:p>
             <w:pPr>
               <w:spacing w:lineRule="auto"/>
@@ -1026,7 +1302,14 @@
           </w:p>
         </w:tc>
         <w:tc>
-          <w:tcPr/>
+          <w:tcPr>
+            <w:tcBorders>
+              <w:top w:val="single" w:sz="5" w:space="0" w:color="999999"/>
+              <w:left w:val="single" w:sz="5" w:space="0" w:color="999999"/>
+              <w:bottom w:val="single" w:sz="5" w:space="0" w:color="999999"/>
+              <w:right w:val="single" w:sz="5" w:space="0" w:color="999999"/>
+            </w:tcBorders>
+          </w:tcPr>
           <w:p>
             <w:pPr>
               <w:spacing w:lineRule="auto"/>
@@ -1038,7 +1321,14 @@
           </w:p>
         </w:tc>
         <w:tc>
-          <w:tcPr/>
+          <w:tcPr>
+            <w:tcBorders>
+              <w:top w:val="single" w:sz="5" w:space="0" w:color="999999"/>
+              <w:left w:val="single" w:sz="5" w:space="0" w:color="999999"/>
+              <w:bottom w:val="single" w:sz="5" w:space="0" w:color="999999"/>
+              <w:right w:val="single" w:sz="5" w:space="0" w:color="999999"/>
+            </w:tcBorders>
+          </w:tcPr>
           <w:p>
             <w:pPr>
               <w:spacing w:lineRule="auto"/>
@@ -1050,7 +1340,14 @@
           </w:p>
         </w:tc>
         <w:tc>
-          <w:tcPr/>
+          <w:tcPr>
+            <w:tcBorders>
+              <w:top w:val="single" w:sz="5" w:space="0" w:color="999999"/>
+              <w:left w:val="single" w:sz="5" w:space="0" w:color="999999"/>
+              <w:bottom w:val="single" w:sz="5" w:space="0" w:color="999999"/>
+              <w:right w:val="single" w:sz="5" w:space="0" w:color="999999"/>
+            </w:tcBorders>
+          </w:tcPr>
           <w:p>
             <w:pPr>
               <w:spacing w:lineRule="auto"/>
@@ -1062,7 +1359,14 @@
           </w:p>
         </w:tc>
         <w:tc>
-          <w:tcPr/>
+          <w:tcPr>
+            <w:tcBorders>
+              <w:top w:val="single" w:sz="5" w:space="0" w:color="999999"/>
+              <w:left w:val="single" w:sz="5" w:space="0" w:color="999999"/>
+              <w:bottom w:val="single" w:sz="5" w:space="0" w:color="999999"/>
+              <w:right w:val="single" w:sz="5" w:space="0" w:color="999999"/>
+            </w:tcBorders>
+          </w:tcPr>
           <w:p>
             <w:pPr>
               <w:spacing w:lineRule="auto"/>
@@ -1079,7 +1383,14 @@
           <w:cantSplit/>
         </w:trPr>
         <w:tc>
-          <w:tcPr/>
+          <w:tcPr>
+            <w:tcBorders>
+              <w:top w:val="single" w:sz="5" w:space="0" w:color="999999"/>
+              <w:left w:val="single" w:sz="5" w:space="0" w:color="999999"/>
+              <w:bottom w:val="single" w:sz="5" w:space="0" w:color="999999"/>
+              <w:right w:val="single" w:sz="5" w:space="0" w:color="999999"/>
+            </w:tcBorders>
+          </w:tcPr>
           <w:p>
             <w:pPr>
               <w:spacing w:lineRule="auto"/>
@@ -1091,7 +1402,14 @@
           </w:p>
         </w:tc>
         <w:tc>
-          <w:tcPr/>
+          <w:tcPr>
+            <w:tcBorders>
+              <w:top w:val="single" w:sz="5" w:space="0" w:color="999999"/>
+              <w:left w:val="single" w:sz="5" w:space="0" w:color="999999"/>
+              <w:bottom w:val="single" w:sz="5" w:space="0" w:color="999999"/>
+              <w:right w:val="single" w:sz="5" w:space="0" w:color="999999"/>
+            </w:tcBorders>
+          </w:tcPr>
           <w:p>
             <w:pPr>
               <w:spacing w:lineRule="auto"/>
@@ -1103,7 +1421,14 @@
           </w:p>
         </w:tc>
         <w:tc>
-          <w:tcPr/>
+          <w:tcPr>
+            <w:tcBorders>
+              <w:top w:val="single" w:sz="5" w:space="0" w:color="999999"/>
+              <w:left w:val="single" w:sz="5" w:space="0" w:color="999999"/>
+              <w:bottom w:val="single" w:sz="5" w:space="0" w:color="999999"/>
+              <w:right w:val="single" w:sz="5" w:space="0" w:color="999999"/>
+            </w:tcBorders>
+          </w:tcPr>
           <w:p>
             <w:pPr>
               <w:spacing w:lineRule="auto"/>
@@ -1115,7 +1440,14 @@
           </w:p>
         </w:tc>
         <w:tc>
-          <w:tcPr/>
+          <w:tcPr>
+            <w:tcBorders>
+              <w:top w:val="single" w:sz="5" w:space="0" w:color="999999"/>
+              <w:left w:val="single" w:sz="5" w:space="0" w:color="999999"/>
+              <w:bottom w:val="single" w:sz="5" w:space="0" w:color="999999"/>
+              <w:right w:val="single" w:sz="5" w:space="0" w:color="999999"/>
+            </w:tcBorders>
+          </w:tcPr>
           <w:p>
             <w:pPr>
               <w:spacing w:lineRule="auto"/>
@@ -1127,7 +1459,14 @@
           </w:p>
         </w:tc>
         <w:tc>
-          <w:tcPr/>
+          <w:tcPr>
+            <w:tcBorders>
+              <w:top w:val="single" w:sz="5" w:space="0" w:color="999999"/>
+              <w:left w:val="single" w:sz="5" w:space="0" w:color="999999"/>
+              <w:bottom w:val="single" w:sz="5" w:space="0" w:color="999999"/>
+              <w:right w:val="single" w:sz="5" w:space="0" w:color="999999"/>
+            </w:tcBorders>
+          </w:tcPr>
           <w:p>
             <w:pPr>
               <w:spacing w:lineRule="auto"/>
@@ -1139,7 +1478,14 @@
           </w:p>
         </w:tc>
         <w:tc>
-          <w:tcPr/>
+          <w:tcPr>
+            <w:tcBorders>
+              <w:top w:val="single" w:sz="5" w:space="0" w:color="999999"/>
+              <w:left w:val="single" w:sz="5" w:space="0" w:color="999999"/>
+              <w:bottom w:val="single" w:sz="5" w:space="0" w:color="999999"/>
+              <w:right w:val="single" w:sz="5" w:space="0" w:color="999999"/>
+            </w:tcBorders>
+          </w:tcPr>
           <w:p>
             <w:pPr>
               <w:spacing w:lineRule="auto"/>
@@ -1151,7 +1497,14 @@
           </w:p>
         </w:tc>
         <w:tc>
-          <w:tcPr/>
+          <w:tcPr>
+            <w:tcBorders>
+              <w:top w:val="single" w:sz="5" w:space="0" w:color="999999"/>
+              <w:left w:val="single" w:sz="5" w:space="0" w:color="999999"/>
+              <w:bottom w:val="single" w:sz="5" w:space="0" w:color="999999"/>
+              <w:right w:val="single" w:sz="5" w:space="0" w:color="999999"/>
+            </w:tcBorders>
+          </w:tcPr>
           <w:p>
             <w:pPr>
               <w:spacing w:lineRule="auto"/>
@@ -1163,7 +1516,14 @@
           </w:p>
         </w:tc>
         <w:tc>
-          <w:tcPr/>
+          <w:tcPr>
+            <w:tcBorders>
+              <w:top w:val="single" w:sz="5" w:space="0" w:color="999999"/>
+              <w:left w:val="single" w:sz="5" w:space="0" w:color="999999"/>
+              <w:bottom w:val="single" w:sz="5" w:space="0" w:color="999999"/>
+              <w:right w:val="single" w:sz="5" w:space="0" w:color="999999"/>
+            </w:tcBorders>
+          </w:tcPr>
           <w:p>
             <w:pPr>
               <w:spacing w:lineRule="auto"/>
@@ -1175,7 +1535,14 @@
           </w:p>
         </w:tc>
         <w:tc>
-          <w:tcPr/>
+          <w:tcPr>
+            <w:tcBorders>
+              <w:top w:val="single" w:sz="5" w:space="0" w:color="999999"/>
+              <w:left w:val="single" w:sz="5" w:space="0" w:color="999999"/>
+              <w:bottom w:val="single" w:sz="5" w:space="0" w:color="999999"/>
+              <w:right w:val="single" w:sz="5" w:space="0" w:color="999999"/>
+            </w:tcBorders>
+          </w:tcPr>
           <w:p>
             <w:pPr>
               <w:spacing w:lineRule="auto"/>
@@ -1192,7 +1559,14 @@
           <w:cantSplit/>
         </w:trPr>
         <w:tc>
-          <w:tcPr/>
+          <w:tcPr>
+            <w:tcBorders>
+              <w:top w:val="single" w:sz="5" w:space="0" w:color="999999"/>
+              <w:left w:val="single" w:sz="5" w:space="0" w:color="999999"/>
+              <w:bottom w:val="single" w:sz="5" w:space="0" w:color="999999"/>
+              <w:right w:val="single" w:sz="5" w:space="0" w:color="999999"/>
+            </w:tcBorders>
+          </w:tcPr>
           <w:p>
             <w:pPr>
               <w:spacing w:lineRule="auto"/>
@@ -1204,7 +1578,14 @@
           </w:p>
         </w:tc>
         <w:tc>
-          <w:tcPr/>
+          <w:tcPr>
+            <w:tcBorders>
+              <w:top w:val="single" w:sz="5" w:space="0" w:color="999999"/>
+              <w:left w:val="single" w:sz="5" w:space="0" w:color="999999"/>
+              <w:bottom w:val="single" w:sz="5" w:space="0" w:color="999999"/>
+              <w:right w:val="single" w:sz="5" w:space="0" w:color="999999"/>
+            </w:tcBorders>
+          </w:tcPr>
           <w:p>
             <w:pPr>
               <w:spacing w:lineRule="auto"/>
@@ -1216,7 +1597,14 @@
           </w:p>
         </w:tc>
         <w:tc>
-          <w:tcPr/>
+          <w:tcPr>
+            <w:tcBorders>
+              <w:top w:val="single" w:sz="5" w:space="0" w:color="999999"/>
+              <w:left w:val="single" w:sz="5" w:space="0" w:color="999999"/>
+              <w:bottom w:val="single" w:sz="5" w:space="0" w:color="999999"/>
+              <w:right w:val="single" w:sz="5" w:space="0" w:color="999999"/>
+            </w:tcBorders>
+          </w:tcPr>
           <w:p>
             <w:pPr>
               <w:spacing w:lineRule="auto"/>
@@ -1228,7 +1616,14 @@
           </w:p>
         </w:tc>
         <w:tc>
-          <w:tcPr/>
+          <w:tcPr>
+            <w:tcBorders>
+              <w:top w:val="single" w:sz="5" w:space="0" w:color="999999"/>
+              <w:left w:val="single" w:sz="5" w:space="0" w:color="999999"/>
+              <w:bottom w:val="single" w:sz="5" w:space="0" w:color="999999"/>
+              <w:right w:val="single" w:sz="5" w:space="0" w:color="999999"/>
+            </w:tcBorders>
+          </w:tcPr>
           <w:p>
             <w:pPr>
               <w:spacing w:lineRule="auto"/>
@@ -1240,7 +1635,14 @@
           </w:p>
         </w:tc>
         <w:tc>
-          <w:tcPr/>
+          <w:tcPr>
+            <w:tcBorders>
+              <w:top w:val="single" w:sz="5" w:space="0" w:color="999999"/>
+              <w:left w:val="single" w:sz="5" w:space="0" w:color="999999"/>
+              <w:bottom w:val="single" w:sz="5" w:space="0" w:color="999999"/>
+              <w:right w:val="single" w:sz="5" w:space="0" w:color="999999"/>
+            </w:tcBorders>
+          </w:tcPr>
           <w:p>
             <w:pPr>
               <w:spacing w:lineRule="auto"/>
@@ -1252,7 +1654,14 @@
           </w:p>
         </w:tc>
         <w:tc>
-          <w:tcPr/>
+          <w:tcPr>
+            <w:tcBorders>
+              <w:top w:val="single" w:sz="5" w:space="0" w:color="999999"/>
+              <w:left w:val="single" w:sz="5" w:space="0" w:color="999999"/>
+              <w:bottom w:val="single" w:sz="5" w:space="0" w:color="999999"/>
+              <w:right w:val="single" w:sz="5" w:space="0" w:color="999999"/>
+            </w:tcBorders>
+          </w:tcPr>
           <w:p>
             <w:pPr>
               <w:spacing w:lineRule="auto"/>
@@ -1264,7 +1673,14 @@
           </w:p>
         </w:tc>
         <w:tc>
-          <w:tcPr/>
+          <w:tcPr>
+            <w:tcBorders>
+              <w:top w:val="single" w:sz="5" w:space="0" w:color="999999"/>
+              <w:left w:val="single" w:sz="5" w:space="0" w:color="999999"/>
+              <w:bottom w:val="single" w:sz="5" w:space="0" w:color="999999"/>
+              <w:right w:val="single" w:sz="5" w:space="0" w:color="999999"/>
+            </w:tcBorders>
+          </w:tcPr>
           <w:p>
             <w:pPr>
               <w:spacing w:lineRule="auto"/>
@@ -1276,7 +1692,14 @@
           </w:p>
         </w:tc>
         <w:tc>
-          <w:tcPr/>
+          <w:tcPr>
+            <w:tcBorders>
+              <w:top w:val="single" w:sz="5" w:space="0" w:color="999999"/>
+              <w:left w:val="single" w:sz="5" w:space="0" w:color="999999"/>
+              <w:bottom w:val="single" w:sz="5" w:space="0" w:color="999999"/>
+              <w:right w:val="single" w:sz="5" w:space="0" w:color="999999"/>
+            </w:tcBorders>
+          </w:tcPr>
           <w:p>
             <w:pPr>
               <w:spacing w:lineRule="auto"/>
@@ -1288,7 +1711,14 @@
           </w:p>
         </w:tc>
         <w:tc>
-          <w:tcPr/>
+          <w:tcPr>
+            <w:tcBorders>
+              <w:top w:val="single" w:sz="5" w:space="0" w:color="999999"/>
+              <w:left w:val="single" w:sz="5" w:space="0" w:color="999999"/>
+              <w:bottom w:val="single" w:sz="5" w:space="0" w:color="999999"/>
+              <w:right w:val="single" w:sz="5" w:space="0" w:color="999999"/>
+            </w:tcBorders>
+          </w:tcPr>
           <w:p>
             <w:pPr>
               <w:spacing w:lineRule="auto"/>
@@ -1305,7 +1735,14 @@
           <w:cantSplit/>
         </w:trPr>
         <w:tc>
-          <w:tcPr/>
+          <w:tcPr>
+            <w:tcBorders>
+              <w:top w:val="single" w:sz="5" w:space="0" w:color="999999"/>
+              <w:left w:val="single" w:sz="5" w:space="0" w:color="999999"/>
+              <w:bottom w:val="single" w:sz="5" w:space="0" w:color="999999"/>
+              <w:right w:val="single" w:sz="5" w:space="0" w:color="999999"/>
+            </w:tcBorders>
+          </w:tcPr>
           <w:p>
             <w:pPr>
               <w:spacing w:lineRule="auto"/>
@@ -1317,7 +1754,14 @@
           </w:p>
         </w:tc>
         <w:tc>
-          <w:tcPr/>
+          <w:tcPr>
+            <w:tcBorders>
+              <w:top w:val="single" w:sz="5" w:space="0" w:color="999999"/>
+              <w:left w:val="single" w:sz="5" w:space="0" w:color="999999"/>
+              <w:bottom w:val="single" w:sz="5" w:space="0" w:color="999999"/>
+              <w:right w:val="single" w:sz="5" w:space="0" w:color="999999"/>
+            </w:tcBorders>
+          </w:tcPr>
           <w:p>
             <w:pPr>
               <w:spacing w:lineRule="auto"/>
@@ -1329,7 +1773,14 @@
           </w:p>
         </w:tc>
         <w:tc>
-          <w:tcPr/>
+          <w:tcPr>
+            <w:tcBorders>
+              <w:top w:val="single" w:sz="5" w:space="0" w:color="999999"/>
+              <w:left w:val="single" w:sz="5" w:space="0" w:color="999999"/>
+              <w:bottom w:val="single" w:sz="5" w:space="0" w:color="999999"/>
+              <w:right w:val="single" w:sz="5" w:space="0" w:color="999999"/>
+            </w:tcBorders>
+          </w:tcPr>
           <w:p>
             <w:pPr>
               <w:spacing w:lineRule="auto"/>
@@ -1341,7 +1792,14 @@
           </w:p>
         </w:tc>
         <w:tc>
-          <w:tcPr/>
+          <w:tcPr>
+            <w:tcBorders>
+              <w:top w:val="single" w:sz="5" w:space="0" w:color="999999"/>
+              <w:left w:val="single" w:sz="5" w:space="0" w:color="999999"/>
+              <w:bottom w:val="single" w:sz="5" w:space="0" w:color="999999"/>
+              <w:right w:val="single" w:sz="5" w:space="0" w:color="999999"/>
+            </w:tcBorders>
+          </w:tcPr>
           <w:p>
             <w:pPr>
               <w:spacing w:lineRule="auto"/>
@@ -1353,7 +1811,14 @@
           </w:p>
         </w:tc>
         <w:tc>
-          <w:tcPr/>
+          <w:tcPr>
+            <w:tcBorders>
+              <w:top w:val="single" w:sz="5" w:space="0" w:color="999999"/>
+              <w:left w:val="single" w:sz="5" w:space="0" w:color="999999"/>
+              <w:bottom w:val="single" w:sz="5" w:space="0" w:color="999999"/>
+              <w:right w:val="single" w:sz="5" w:space="0" w:color="999999"/>
+            </w:tcBorders>
+          </w:tcPr>
           <w:p>
             <w:pPr>
               <w:spacing w:lineRule="auto"/>
@@ -1365,7 +1830,14 @@
           </w:p>
         </w:tc>
         <w:tc>
-          <w:tcPr/>
+          <w:tcPr>
+            <w:tcBorders>
+              <w:top w:val="single" w:sz="5" w:space="0" w:color="999999"/>
+              <w:left w:val="single" w:sz="5" w:space="0" w:color="999999"/>
+              <w:bottom w:val="single" w:sz="5" w:space="0" w:color="999999"/>
+              <w:right w:val="single" w:sz="5" w:space="0" w:color="999999"/>
+            </w:tcBorders>
+          </w:tcPr>
           <w:p>
             <w:pPr>
               <w:spacing w:lineRule="auto"/>
@@ -1377,7 +1849,14 @@
           </w:p>
         </w:tc>
         <w:tc>
-          <w:tcPr/>
+          <w:tcPr>
+            <w:tcBorders>
+              <w:top w:val="single" w:sz="5" w:space="0" w:color="999999"/>
+              <w:left w:val="single" w:sz="5" w:space="0" w:color="999999"/>
+              <w:bottom w:val="single" w:sz="5" w:space="0" w:color="999999"/>
+              <w:right w:val="single" w:sz="5" w:space="0" w:color="999999"/>
+            </w:tcBorders>
+          </w:tcPr>
           <w:p>
             <w:pPr>
               <w:spacing w:lineRule="auto"/>
@@ -1389,7 +1868,14 @@
           </w:p>
         </w:tc>
         <w:tc>
-          <w:tcPr/>
+          <w:tcPr>
+            <w:tcBorders>
+              <w:top w:val="single" w:sz="5" w:space="0" w:color="999999"/>
+              <w:left w:val="single" w:sz="5" w:space="0" w:color="999999"/>
+              <w:bottom w:val="single" w:sz="5" w:space="0" w:color="999999"/>
+              <w:right w:val="single" w:sz="5" w:space="0" w:color="999999"/>
+            </w:tcBorders>
+          </w:tcPr>
           <w:p>
             <w:pPr>
               <w:spacing w:lineRule="auto"/>
@@ -1401,7 +1887,14 @@
           </w:p>
         </w:tc>
         <w:tc>
-          <w:tcPr/>
+          <w:tcPr>
+            <w:tcBorders>
+              <w:top w:val="single" w:sz="5" w:space="0" w:color="999999"/>
+              <w:left w:val="single" w:sz="5" w:space="0" w:color="999999"/>
+              <w:bottom w:val="single" w:sz="5" w:space="0" w:color="999999"/>
+              <w:right w:val="single" w:sz="5" w:space="0" w:color="999999"/>
+            </w:tcBorders>
+          </w:tcPr>
           <w:p>
             <w:pPr>
               <w:spacing w:lineRule="auto"/>
@@ -1418,7 +1911,14 @@
           <w:cantSplit/>
         </w:trPr>
         <w:tc>
-          <w:tcPr/>
+          <w:tcPr>
+            <w:tcBorders>
+              <w:top w:val="single" w:sz="5" w:space="0" w:color="999999"/>
+              <w:left w:val="single" w:sz="5" w:space="0" w:color="999999"/>
+              <w:bottom w:val="single" w:sz="5" w:space="0" w:color="999999"/>
+              <w:right w:val="single" w:sz="5" w:space="0" w:color="999999"/>
+            </w:tcBorders>
+          </w:tcPr>
           <w:p>
             <w:pPr>
               <w:spacing w:lineRule="auto"/>
@@ -1430,7 +1930,14 @@
           </w:p>
         </w:tc>
         <w:tc>
-          <w:tcPr/>
+          <w:tcPr>
+            <w:tcBorders>
+              <w:top w:val="single" w:sz="5" w:space="0" w:color="999999"/>
+              <w:left w:val="single" w:sz="5" w:space="0" w:color="999999"/>
+              <w:bottom w:val="single" w:sz="5" w:space="0" w:color="999999"/>
+              <w:right w:val="single" w:sz="5" w:space="0" w:color="999999"/>
+            </w:tcBorders>
+          </w:tcPr>
           <w:p>
             <w:pPr>
               <w:spacing w:lineRule="auto"/>
@@ -1442,7 +1949,14 @@
           </w:p>
         </w:tc>
         <w:tc>
-          <w:tcPr/>
+          <w:tcPr>
+            <w:tcBorders>
+              <w:top w:val="single" w:sz="5" w:space="0" w:color="999999"/>
+              <w:left w:val="single" w:sz="5" w:space="0" w:color="999999"/>
+              <w:bottom w:val="single" w:sz="5" w:space="0" w:color="999999"/>
+              <w:right w:val="single" w:sz="5" w:space="0" w:color="999999"/>
+            </w:tcBorders>
+          </w:tcPr>
           <w:p>
             <w:pPr>
               <w:spacing w:lineRule="auto"/>
@@ -1454,7 +1968,14 @@
           </w:p>
         </w:tc>
         <w:tc>
-          <w:tcPr/>
+          <w:tcPr>
+            <w:tcBorders>
+              <w:top w:val="single" w:sz="5" w:space="0" w:color="999999"/>
+              <w:left w:val="single" w:sz="5" w:space="0" w:color="999999"/>
+              <w:bottom w:val="single" w:sz="5" w:space="0" w:color="999999"/>
+              <w:right w:val="single" w:sz="5" w:space="0" w:color="999999"/>
+            </w:tcBorders>
+          </w:tcPr>
           <w:p>
             <w:pPr>
               <w:spacing w:lineRule="auto"/>
@@ -1466,7 +1987,14 @@
           </w:p>
         </w:tc>
         <w:tc>
-          <w:tcPr/>
+          <w:tcPr>
+            <w:tcBorders>
+              <w:top w:val="single" w:sz="5" w:space="0" w:color="999999"/>
+              <w:left w:val="single" w:sz="5" w:space="0" w:color="999999"/>
+              <w:bottom w:val="single" w:sz="5" w:space="0" w:color="999999"/>
+              <w:right w:val="single" w:sz="5" w:space="0" w:color="999999"/>
+            </w:tcBorders>
+          </w:tcPr>
           <w:p>
             <w:pPr>
               <w:spacing w:lineRule="auto"/>
@@ -1478,7 +2006,14 @@
           </w:p>
         </w:tc>
         <w:tc>
-          <w:tcPr/>
+          <w:tcPr>
+            <w:tcBorders>
+              <w:top w:val="single" w:sz="5" w:space="0" w:color="999999"/>
+              <w:left w:val="single" w:sz="5" w:space="0" w:color="999999"/>
+              <w:bottom w:val="single" w:sz="5" w:space="0" w:color="999999"/>
+              <w:right w:val="single" w:sz="5" w:space="0" w:color="999999"/>
+            </w:tcBorders>
+          </w:tcPr>
           <w:p>
             <w:pPr>
               <w:spacing w:lineRule="auto"/>
@@ -1490,7 +2025,14 @@
           </w:p>
         </w:tc>
         <w:tc>
-          <w:tcPr/>
+          <w:tcPr>
+            <w:tcBorders>
+              <w:top w:val="single" w:sz="5" w:space="0" w:color="999999"/>
+              <w:left w:val="single" w:sz="5" w:space="0" w:color="999999"/>
+              <w:bottom w:val="single" w:sz="5" w:space="0" w:color="999999"/>
+              <w:right w:val="single" w:sz="5" w:space="0" w:color="999999"/>
+            </w:tcBorders>
+          </w:tcPr>
           <w:p>
             <w:pPr>
               <w:spacing w:lineRule="auto"/>
@@ -1502,7 +2044,14 @@
           </w:p>
         </w:tc>
         <w:tc>
-          <w:tcPr/>
+          <w:tcPr>
+            <w:tcBorders>
+              <w:top w:val="single" w:sz="5" w:space="0" w:color="999999"/>
+              <w:left w:val="single" w:sz="5" w:space="0" w:color="999999"/>
+              <w:bottom w:val="single" w:sz="5" w:space="0" w:color="999999"/>
+              <w:right w:val="single" w:sz="5" w:space="0" w:color="999999"/>
+            </w:tcBorders>
+          </w:tcPr>
           <w:p>
             <w:pPr>
               <w:spacing w:lineRule="auto"/>
@@ -1514,7 +2063,14 @@
           </w:p>
         </w:tc>
         <w:tc>
-          <w:tcPr/>
+          <w:tcPr>
+            <w:tcBorders>
+              <w:top w:val="single" w:sz="5" w:space="0" w:color="999999"/>
+              <w:left w:val="single" w:sz="5" w:space="0" w:color="999999"/>
+              <w:bottom w:val="single" w:sz="5" w:space="0" w:color="999999"/>
+              <w:right w:val="single" w:sz="5" w:space="0" w:color="999999"/>
+            </w:tcBorders>
+          </w:tcPr>
           <w:p>
             <w:pPr>
               <w:spacing w:lineRule="auto"/>
@@ -1531,7 +2087,14 @@
           <w:cantSplit/>
         </w:trPr>
         <w:tc>
-          <w:tcPr/>
+          <w:tcPr>
+            <w:tcBorders>
+              <w:top w:val="single" w:sz="5" w:space="0" w:color="999999"/>
+              <w:left w:val="single" w:sz="5" w:space="0" w:color="999999"/>
+              <w:bottom w:val="single" w:sz="5" w:space="0" w:color="999999"/>
+              <w:right w:val="single" w:sz="5" w:space="0" w:color="999999"/>
+            </w:tcBorders>
+          </w:tcPr>
           <w:p>
             <w:pPr>
               <w:spacing w:lineRule="auto"/>
@@ -1543,7 +2106,14 @@
           </w:p>
         </w:tc>
         <w:tc>
-          <w:tcPr/>
+          <w:tcPr>
+            <w:tcBorders>
+              <w:top w:val="single" w:sz="5" w:space="0" w:color="999999"/>
+              <w:left w:val="single" w:sz="5" w:space="0" w:color="999999"/>
+              <w:bottom w:val="single" w:sz="5" w:space="0" w:color="999999"/>
+              <w:right w:val="single" w:sz="5" w:space="0" w:color="999999"/>
+            </w:tcBorders>
+          </w:tcPr>
           <w:p>
             <w:pPr>
               <w:spacing w:lineRule="auto"/>
@@ -1555,7 +2125,14 @@
           </w:p>
         </w:tc>
         <w:tc>
-          <w:tcPr/>
+          <w:tcPr>
+            <w:tcBorders>
+              <w:top w:val="single" w:sz="5" w:space="0" w:color="999999"/>
+              <w:left w:val="single" w:sz="5" w:space="0" w:color="999999"/>
+              <w:bottom w:val="single" w:sz="5" w:space="0" w:color="999999"/>
+              <w:right w:val="single" w:sz="5" w:space="0" w:color="999999"/>
+            </w:tcBorders>
+          </w:tcPr>
           <w:p>
             <w:pPr>
               <w:spacing w:lineRule="auto"/>
@@ -1567,7 +2144,14 @@
           </w:p>
         </w:tc>
         <w:tc>
-          <w:tcPr/>
+          <w:tcPr>
+            <w:tcBorders>
+              <w:top w:val="single" w:sz="5" w:space="0" w:color="999999"/>
+              <w:left w:val="single" w:sz="5" w:space="0" w:color="999999"/>
+              <w:bottom w:val="single" w:sz="5" w:space="0" w:color="999999"/>
+              <w:right w:val="single" w:sz="5" w:space="0" w:color="999999"/>
+            </w:tcBorders>
+          </w:tcPr>
           <w:p>
             <w:pPr>
               <w:spacing w:lineRule="auto"/>
@@ -1579,7 +2163,14 @@
           </w:p>
         </w:tc>
         <w:tc>
-          <w:tcPr/>
+          <w:tcPr>
+            <w:tcBorders>
+              <w:top w:val="single" w:sz="5" w:space="0" w:color="999999"/>
+              <w:left w:val="single" w:sz="5" w:space="0" w:color="999999"/>
+              <w:bottom w:val="single" w:sz="5" w:space="0" w:color="999999"/>
+              <w:right w:val="single" w:sz="5" w:space="0" w:color="999999"/>
+            </w:tcBorders>
+          </w:tcPr>
           <w:p>
             <w:pPr>
               <w:spacing w:lineRule="auto"/>
@@ -1591,7 +2182,14 @@
           </w:p>
         </w:tc>
         <w:tc>
-          <w:tcPr/>
+          <w:tcPr>
+            <w:tcBorders>
+              <w:top w:val="single" w:sz="5" w:space="0" w:color="999999"/>
+              <w:left w:val="single" w:sz="5" w:space="0" w:color="999999"/>
+              <w:bottom w:val="single" w:sz="5" w:space="0" w:color="999999"/>
+              <w:right w:val="single" w:sz="5" w:space="0" w:color="999999"/>
+            </w:tcBorders>
+          </w:tcPr>
           <w:p>
             <w:pPr>
               <w:spacing w:lineRule="auto"/>
@@ -1603,7 +2201,14 @@
           </w:p>
         </w:tc>
         <w:tc>
-          <w:tcPr/>
+          <w:tcPr>
+            <w:tcBorders>
+              <w:top w:val="single" w:sz="5" w:space="0" w:color="999999"/>
+              <w:left w:val="single" w:sz="5" w:space="0" w:color="999999"/>
+              <w:bottom w:val="single" w:sz="5" w:space="0" w:color="999999"/>
+              <w:right w:val="single" w:sz="5" w:space="0" w:color="999999"/>
+            </w:tcBorders>
+          </w:tcPr>
           <w:p>
             <w:pPr>
               <w:spacing w:lineRule="auto"/>
@@ -1615,7 +2220,14 @@
           </w:p>
         </w:tc>
         <w:tc>
-          <w:tcPr/>
+          <w:tcPr>
+            <w:tcBorders>
+              <w:top w:val="single" w:sz="5" w:space="0" w:color="999999"/>
+              <w:left w:val="single" w:sz="5" w:space="0" w:color="999999"/>
+              <w:bottom w:val="single" w:sz="5" w:space="0" w:color="999999"/>
+              <w:right w:val="single" w:sz="5" w:space="0" w:color="999999"/>
+            </w:tcBorders>
+          </w:tcPr>
           <w:p>
             <w:pPr>
               <w:spacing w:lineRule="auto"/>
@@ -1627,7 +2239,14 @@
           </w:p>
         </w:tc>
         <w:tc>
-          <w:tcPr/>
+          <w:tcPr>
+            <w:tcBorders>
+              <w:top w:val="single" w:sz="5" w:space="0" w:color="999999"/>
+              <w:left w:val="single" w:sz="5" w:space="0" w:color="999999"/>
+              <w:bottom w:val="single" w:sz="5" w:space="0" w:color="999999"/>
+              <w:right w:val="single" w:sz="5" w:space="0" w:color="999999"/>
+            </w:tcBorders>
+          </w:tcPr>
           <w:p>
             <w:pPr>
               <w:spacing w:lineRule="auto"/>
@@ -1644,7 +2263,14 @@
           <w:cantSplit/>
         </w:trPr>
         <w:tc>
-          <w:tcPr/>
+          <w:tcPr>
+            <w:tcBorders>
+              <w:top w:val="single" w:sz="5" w:space="0" w:color="999999"/>
+              <w:left w:val="single" w:sz="5" w:space="0" w:color="999999"/>
+              <w:bottom w:val="single" w:sz="5" w:space="0" w:color="999999"/>
+              <w:right w:val="single" w:sz="5" w:space="0" w:color="999999"/>
+            </w:tcBorders>
+          </w:tcPr>
           <w:p>
             <w:pPr>
               <w:spacing w:lineRule="auto"/>
@@ -1656,7 +2282,14 @@
           </w:p>
         </w:tc>
         <w:tc>
-          <w:tcPr/>
+          <w:tcPr>
+            <w:tcBorders>
+              <w:top w:val="single" w:sz="5" w:space="0" w:color="999999"/>
+              <w:left w:val="single" w:sz="5" w:space="0" w:color="999999"/>
+              <w:bottom w:val="single" w:sz="5" w:space="0" w:color="999999"/>
+              <w:right w:val="single" w:sz="5" w:space="0" w:color="999999"/>
+            </w:tcBorders>
+          </w:tcPr>
           <w:p>
             <w:pPr>
               <w:spacing w:lineRule="auto"/>
@@ -1668,7 +2301,14 @@
           </w:p>
         </w:tc>
         <w:tc>
-          <w:tcPr/>
+          <w:tcPr>
+            <w:tcBorders>
+              <w:top w:val="single" w:sz="5" w:space="0" w:color="999999"/>
+              <w:left w:val="single" w:sz="5" w:space="0" w:color="999999"/>
+              <w:bottom w:val="single" w:sz="5" w:space="0" w:color="999999"/>
+              <w:right w:val="single" w:sz="5" w:space="0" w:color="999999"/>
+            </w:tcBorders>
+          </w:tcPr>
           <w:p>
             <w:pPr>
               <w:spacing w:lineRule="auto"/>
@@ -1680,7 +2320,14 @@
           </w:p>
         </w:tc>
         <w:tc>
-          <w:tcPr/>
+          <w:tcPr>
+            <w:tcBorders>
+              <w:top w:val="single" w:sz="5" w:space="0" w:color="999999"/>
+              <w:left w:val="single" w:sz="5" w:space="0" w:color="999999"/>
+              <w:bottom w:val="single" w:sz="5" w:space="0" w:color="999999"/>
+              <w:right w:val="single" w:sz="5" w:space="0" w:color="999999"/>
+            </w:tcBorders>
+          </w:tcPr>
           <w:p>
             <w:pPr>
               <w:spacing w:lineRule="auto"/>
@@ -1692,7 +2339,14 @@
           </w:p>
         </w:tc>
         <w:tc>
-          <w:tcPr/>
+          <w:tcPr>
+            <w:tcBorders>
+              <w:top w:val="single" w:sz="5" w:space="0" w:color="999999"/>
+              <w:left w:val="single" w:sz="5" w:space="0" w:color="999999"/>
+              <w:bottom w:val="single" w:sz="5" w:space="0" w:color="999999"/>
+              <w:right w:val="single" w:sz="5" w:space="0" w:color="999999"/>
+            </w:tcBorders>
+          </w:tcPr>
           <w:p>
             <w:pPr>
               <w:spacing w:lineRule="auto"/>
@@ -1704,7 +2358,14 @@
           </w:p>
         </w:tc>
         <w:tc>
-          <w:tcPr/>
+          <w:tcPr>
+            <w:tcBorders>
+              <w:top w:val="single" w:sz="5" w:space="0" w:color="999999"/>
+              <w:left w:val="single" w:sz="5" w:space="0" w:color="999999"/>
+              <w:bottom w:val="single" w:sz="5" w:space="0" w:color="999999"/>
+              <w:right w:val="single" w:sz="5" w:space="0" w:color="999999"/>
+            </w:tcBorders>
+          </w:tcPr>
           <w:p>
             <w:pPr>
               <w:spacing w:lineRule="auto"/>
@@ -1716,7 +2377,14 @@
           </w:p>
         </w:tc>
         <w:tc>
-          <w:tcPr/>
+          <w:tcPr>
+            <w:tcBorders>
+              <w:top w:val="single" w:sz="5" w:space="0" w:color="999999"/>
+              <w:left w:val="single" w:sz="5" w:space="0" w:color="999999"/>
+              <w:bottom w:val="single" w:sz="5" w:space="0" w:color="999999"/>
+              <w:right w:val="single" w:sz="5" w:space="0" w:color="999999"/>
+            </w:tcBorders>
+          </w:tcPr>
           <w:p>
             <w:pPr>
               <w:spacing w:lineRule="auto"/>
@@ -1728,7 +2396,14 @@
           </w:p>
         </w:tc>
         <w:tc>
-          <w:tcPr/>
+          <w:tcPr>
+            <w:tcBorders>
+              <w:top w:val="single" w:sz="5" w:space="0" w:color="999999"/>
+              <w:left w:val="single" w:sz="5" w:space="0" w:color="999999"/>
+              <w:bottom w:val="single" w:sz="5" w:space="0" w:color="999999"/>
+              <w:right w:val="single" w:sz="5" w:space="0" w:color="999999"/>
+            </w:tcBorders>
+          </w:tcPr>
           <w:p>
             <w:pPr>
               <w:spacing w:lineRule="auto"/>
@@ -1740,7 +2415,14 @@
           </w:p>
         </w:tc>
         <w:tc>
-          <w:tcPr/>
+          <w:tcPr>
+            <w:tcBorders>
+              <w:top w:val="single" w:sz="5" w:space="0" w:color="999999"/>
+              <w:left w:val="single" w:sz="5" w:space="0" w:color="999999"/>
+              <w:bottom w:val="single" w:sz="5" w:space="0" w:color="999999"/>
+              <w:right w:val="single" w:sz="5" w:space="0" w:color="999999"/>
+            </w:tcBorders>
+          </w:tcPr>
           <w:p>
             <w:pPr>
               <w:spacing w:lineRule="auto"/>
@@ -1757,7 +2439,14 @@
           <w:cantSplit/>
         </w:trPr>
         <w:tc>
-          <w:tcPr/>
+          <w:tcPr>
+            <w:tcBorders>
+              <w:top w:val="single" w:sz="5" w:space="0" w:color="999999"/>
+              <w:left w:val="single" w:sz="5" w:space="0" w:color="999999"/>
+              <w:bottom w:val="single" w:sz="5" w:space="0" w:color="999999"/>
+              <w:right w:val="single" w:sz="5" w:space="0" w:color="999999"/>
+            </w:tcBorders>
+          </w:tcPr>
           <w:p>
             <w:pPr>
               <w:spacing w:lineRule="auto"/>
@@ -1769,7 +2458,14 @@
           </w:p>
         </w:tc>
         <w:tc>
-          <w:tcPr/>
+          <w:tcPr>
+            <w:tcBorders>
+              <w:top w:val="single" w:sz="5" w:space="0" w:color="999999"/>
+              <w:left w:val="single" w:sz="5" w:space="0" w:color="999999"/>
+              <w:bottom w:val="single" w:sz="5" w:space="0" w:color="999999"/>
+              <w:right w:val="single" w:sz="5" w:space="0" w:color="999999"/>
+            </w:tcBorders>
+          </w:tcPr>
           <w:p>
             <w:pPr>
               <w:spacing w:lineRule="auto"/>
@@ -1781,7 +2477,14 @@
           </w:p>
         </w:tc>
         <w:tc>
-          <w:tcPr/>
+          <w:tcPr>
+            <w:tcBorders>
+              <w:top w:val="single" w:sz="5" w:space="0" w:color="999999"/>
+              <w:left w:val="single" w:sz="5" w:space="0" w:color="999999"/>
+              <w:bottom w:val="single" w:sz="5" w:space="0" w:color="999999"/>
+              <w:right w:val="single" w:sz="5" w:space="0" w:color="999999"/>
+            </w:tcBorders>
+          </w:tcPr>
           <w:p>
             <w:pPr>
               <w:spacing w:lineRule="auto"/>
@@ -1793,7 +2496,14 @@
           </w:p>
         </w:tc>
         <w:tc>
-          <w:tcPr/>
+          <w:tcPr>
+            <w:tcBorders>
+              <w:top w:val="single" w:sz="5" w:space="0" w:color="999999"/>
+              <w:left w:val="single" w:sz="5" w:space="0" w:color="999999"/>
+              <w:bottom w:val="single" w:sz="5" w:space="0" w:color="999999"/>
+              <w:right w:val="single" w:sz="5" w:space="0" w:color="999999"/>
+            </w:tcBorders>
+          </w:tcPr>
           <w:p>
             <w:pPr>
               <w:spacing w:lineRule="auto"/>
@@ -1805,7 +2515,14 @@
           </w:p>
         </w:tc>
         <w:tc>
-          <w:tcPr/>
+          <w:tcPr>
+            <w:tcBorders>
+              <w:top w:val="single" w:sz="5" w:space="0" w:color="999999"/>
+              <w:left w:val="single" w:sz="5" w:space="0" w:color="999999"/>
+              <w:bottom w:val="single" w:sz="5" w:space="0" w:color="999999"/>
+              <w:right w:val="single" w:sz="5" w:space="0" w:color="999999"/>
+            </w:tcBorders>
+          </w:tcPr>
           <w:p>
             <w:pPr>
               <w:spacing w:lineRule="auto"/>
@@ -1817,7 +2534,14 @@
           </w:p>
         </w:tc>
         <w:tc>
-          <w:tcPr/>
+          <w:tcPr>
+            <w:tcBorders>
+              <w:top w:val="single" w:sz="5" w:space="0" w:color="999999"/>
+              <w:left w:val="single" w:sz="5" w:space="0" w:color="999999"/>
+              <w:bottom w:val="single" w:sz="5" w:space="0" w:color="999999"/>
+              <w:right w:val="single" w:sz="5" w:space="0" w:color="999999"/>
+            </w:tcBorders>
+          </w:tcPr>
           <w:p>
             <w:pPr>
               <w:spacing w:lineRule="auto"/>
@@ -1829,7 +2553,14 @@
           </w:p>
         </w:tc>
         <w:tc>
-          <w:tcPr/>
+          <w:tcPr>
+            <w:tcBorders>
+              <w:top w:val="single" w:sz="5" w:space="0" w:color="999999"/>
+              <w:left w:val="single" w:sz="5" w:space="0" w:color="999999"/>
+              <w:bottom w:val="single" w:sz="5" w:space="0" w:color="999999"/>
+              <w:right w:val="single" w:sz="5" w:space="0" w:color="999999"/>
+            </w:tcBorders>
+          </w:tcPr>
           <w:p>
             <w:pPr>
               <w:spacing w:lineRule="auto"/>
@@ -1841,7 +2572,14 @@
           </w:p>
         </w:tc>
         <w:tc>
-          <w:tcPr/>
+          <w:tcPr>
+            <w:tcBorders>
+              <w:top w:val="single" w:sz="5" w:space="0" w:color="999999"/>
+              <w:left w:val="single" w:sz="5" w:space="0" w:color="999999"/>
+              <w:bottom w:val="single" w:sz="5" w:space="0" w:color="999999"/>
+              <w:right w:val="single" w:sz="5" w:space="0" w:color="999999"/>
+            </w:tcBorders>
+          </w:tcPr>
           <w:p>
             <w:pPr>
               <w:spacing w:lineRule="auto"/>
@@ -1853,7 +2591,14 @@
           </w:p>
         </w:tc>
         <w:tc>
-          <w:tcPr/>
+          <w:tcPr>
+            <w:tcBorders>
+              <w:top w:val="single" w:sz="5" w:space="0" w:color="999999"/>
+              <w:left w:val="single" w:sz="5" w:space="0" w:color="999999"/>
+              <w:bottom w:val="single" w:sz="5" w:space="0" w:color="999999"/>
+              <w:right w:val="single" w:sz="5" w:space="0" w:color="999999"/>
+            </w:tcBorders>
+          </w:tcPr>
           <w:p>
             <w:pPr>
               <w:spacing w:lineRule="auto"/>
@@ -1870,7 +2615,14 @@
           <w:cantSplit/>
         </w:trPr>
         <w:tc>
-          <w:tcPr/>
+          <w:tcPr>
+            <w:tcBorders>
+              <w:top w:val="single" w:sz="5" w:space="0" w:color="999999"/>
+              <w:left w:val="single" w:sz="5" w:space="0" w:color="999999"/>
+              <w:bottom w:val="single" w:sz="5" w:space="0" w:color="999999"/>
+              <w:right w:val="single" w:sz="5" w:space="0" w:color="999999"/>
+            </w:tcBorders>
+          </w:tcPr>
           <w:p>
             <w:pPr>
               <w:spacing w:lineRule="auto"/>
@@ -1882,7 +2634,14 @@
           </w:p>
         </w:tc>
         <w:tc>
-          <w:tcPr/>
+          <w:tcPr>
+            <w:tcBorders>
+              <w:top w:val="single" w:sz="5" w:space="0" w:color="999999"/>
+              <w:left w:val="single" w:sz="5" w:space="0" w:color="999999"/>
+              <w:bottom w:val="single" w:sz="5" w:space="0" w:color="999999"/>
+              <w:right w:val="single" w:sz="5" w:space="0" w:color="999999"/>
+            </w:tcBorders>
+          </w:tcPr>
           <w:p>
             <w:pPr>
               <w:spacing w:lineRule="auto"/>
@@ -1894,7 +2653,14 @@
           </w:p>
         </w:tc>
         <w:tc>
-          <w:tcPr/>
+          <w:tcPr>
+            <w:tcBorders>
+              <w:top w:val="single" w:sz="5" w:space="0" w:color="999999"/>
+              <w:left w:val="single" w:sz="5" w:space="0" w:color="999999"/>
+              <w:bottom w:val="single" w:sz="5" w:space="0" w:color="999999"/>
+              <w:right w:val="single" w:sz="5" w:space="0" w:color="999999"/>
+            </w:tcBorders>
+          </w:tcPr>
           <w:p>
             <w:pPr>
               <w:spacing w:lineRule="auto"/>
@@ -1906,7 +2672,14 @@
           </w:p>
         </w:tc>
         <w:tc>
-          <w:tcPr/>
+          <w:tcPr>
+            <w:tcBorders>
+              <w:top w:val="single" w:sz="5" w:space="0" w:color="999999"/>
+              <w:left w:val="single" w:sz="5" w:space="0" w:color="999999"/>
+              <w:bottom w:val="single" w:sz="5" w:space="0" w:color="999999"/>
+              <w:right w:val="single" w:sz="5" w:space="0" w:color="999999"/>
+            </w:tcBorders>
+          </w:tcPr>
           <w:p>
             <w:pPr>
               <w:spacing w:lineRule="auto"/>
@@ -1918,7 +2691,14 @@
           </w:p>
         </w:tc>
         <w:tc>
-          <w:tcPr/>
+          <w:tcPr>
+            <w:tcBorders>
+              <w:top w:val="single" w:sz="5" w:space="0" w:color="999999"/>
+              <w:left w:val="single" w:sz="5" w:space="0" w:color="999999"/>
+              <w:bottom w:val="single" w:sz="5" w:space="0" w:color="999999"/>
+              <w:right w:val="single" w:sz="5" w:space="0" w:color="999999"/>
+            </w:tcBorders>
+          </w:tcPr>
           <w:p>
             <w:pPr>
               <w:spacing w:lineRule="auto"/>
@@ -1930,7 +2710,14 @@
           </w:p>
         </w:tc>
         <w:tc>
-          <w:tcPr/>
+          <w:tcPr>
+            <w:tcBorders>
+              <w:top w:val="single" w:sz="5" w:space="0" w:color="999999"/>
+              <w:left w:val="single" w:sz="5" w:space="0" w:color="999999"/>
+              <w:bottom w:val="single" w:sz="5" w:space="0" w:color="999999"/>
+              <w:right w:val="single" w:sz="5" w:space="0" w:color="999999"/>
+            </w:tcBorders>
+          </w:tcPr>
           <w:p>
             <w:pPr>
               <w:spacing w:lineRule="auto"/>
@@ -1942,7 +2729,14 @@
           </w:p>
         </w:tc>
         <w:tc>
-          <w:tcPr/>
+          <w:tcPr>
+            <w:tcBorders>
+              <w:top w:val="single" w:sz="5" w:space="0" w:color="999999"/>
+              <w:left w:val="single" w:sz="5" w:space="0" w:color="999999"/>
+              <w:bottom w:val="single" w:sz="5" w:space="0" w:color="999999"/>
+              <w:right w:val="single" w:sz="5" w:space="0" w:color="999999"/>
+            </w:tcBorders>
+          </w:tcPr>
           <w:p>
             <w:pPr>
               <w:spacing w:lineRule="auto"/>
@@ -1954,7 +2748,14 @@
           </w:p>
         </w:tc>
         <w:tc>
-          <w:tcPr/>
+          <w:tcPr>
+            <w:tcBorders>
+              <w:top w:val="single" w:sz="5" w:space="0" w:color="999999"/>
+              <w:left w:val="single" w:sz="5" w:space="0" w:color="999999"/>
+              <w:bottom w:val="single" w:sz="5" w:space="0" w:color="999999"/>
+              <w:right w:val="single" w:sz="5" w:space="0" w:color="999999"/>
+            </w:tcBorders>
+          </w:tcPr>
           <w:p>
             <w:pPr>
               <w:spacing w:lineRule="auto"/>
@@ -1966,7 +2767,14 @@
           </w:p>
         </w:tc>
         <w:tc>
-          <w:tcPr/>
+          <w:tcPr>
+            <w:tcBorders>
+              <w:top w:val="single" w:sz="5" w:space="0" w:color="999999"/>
+              <w:left w:val="single" w:sz="5" w:space="0" w:color="999999"/>
+              <w:bottom w:val="single" w:sz="5" w:space="0" w:color="999999"/>
+              <w:right w:val="single" w:sz="5" w:space="0" w:color="999999"/>
+            </w:tcBorders>
+          </w:tcPr>
           <w:p>
             <w:pPr>
               <w:spacing w:lineRule="auto"/>
@@ -1983,7 +2791,14 @@
           <w:cantSplit/>
         </w:trPr>
         <w:tc>
-          <w:tcPr/>
+          <w:tcPr>
+            <w:tcBorders>
+              <w:top w:val="single" w:sz="5" w:space="0" w:color="999999"/>
+              <w:left w:val="single" w:sz="5" w:space="0" w:color="999999"/>
+              <w:bottom w:val="single" w:sz="5" w:space="0" w:color="999999"/>
+              <w:right w:val="single" w:sz="5" w:space="0" w:color="999999"/>
+            </w:tcBorders>
+          </w:tcPr>
           <w:p>
             <w:pPr>
               <w:spacing w:lineRule="auto"/>
@@ -1995,7 +2810,14 @@
           </w:p>
         </w:tc>
         <w:tc>
-          <w:tcPr/>
+          <w:tcPr>
+            <w:tcBorders>
+              <w:top w:val="single" w:sz="5" w:space="0" w:color="999999"/>
+              <w:left w:val="single" w:sz="5" w:space="0" w:color="999999"/>
+              <w:bottom w:val="single" w:sz="5" w:space="0" w:color="999999"/>
+              <w:right w:val="single" w:sz="5" w:space="0" w:color="999999"/>
+            </w:tcBorders>
+          </w:tcPr>
           <w:p>
             <w:pPr>
               <w:spacing w:lineRule="auto"/>
@@ -2007,7 +2829,14 @@
           </w:p>
         </w:tc>
         <w:tc>
-          <w:tcPr/>
+          <w:tcPr>
+            <w:tcBorders>
+              <w:top w:val="single" w:sz="5" w:space="0" w:color="999999"/>
+              <w:left w:val="single" w:sz="5" w:space="0" w:color="999999"/>
+              <w:bottom w:val="single" w:sz="5" w:space="0" w:color="999999"/>
+              <w:right w:val="single" w:sz="5" w:space="0" w:color="999999"/>
+            </w:tcBorders>
+          </w:tcPr>
           <w:p>
             <w:pPr>
               <w:spacing w:lineRule="auto"/>
@@ -2019,7 +2848,14 @@
           </w:p>
         </w:tc>
         <w:tc>
-          <w:tcPr/>
+          <w:tcPr>
+            <w:tcBorders>
+              <w:top w:val="single" w:sz="5" w:space="0" w:color="999999"/>
+              <w:left w:val="single" w:sz="5" w:space="0" w:color="999999"/>
+              <w:bottom w:val="single" w:sz="5" w:space="0" w:color="999999"/>
+              <w:right w:val="single" w:sz="5" w:space="0" w:color="999999"/>
+            </w:tcBorders>
+          </w:tcPr>
           <w:p>
             <w:pPr>
               <w:spacing w:lineRule="auto"/>
@@ -2031,7 +2867,14 @@
           </w:p>
         </w:tc>
         <w:tc>
-          <w:tcPr/>
+          <w:tcPr>
+            <w:tcBorders>
+              <w:top w:val="single" w:sz="5" w:space="0" w:color="999999"/>
+              <w:left w:val="single" w:sz="5" w:space="0" w:color="999999"/>
+              <w:bottom w:val="single" w:sz="5" w:space="0" w:color="999999"/>
+              <w:right w:val="single" w:sz="5" w:space="0" w:color="999999"/>
+            </w:tcBorders>
+          </w:tcPr>
           <w:p>
             <w:pPr>
               <w:spacing w:lineRule="auto"/>
@@ -2043,7 +2886,14 @@
           </w:p>
         </w:tc>
         <w:tc>
-          <w:tcPr/>
+          <w:tcPr>
+            <w:tcBorders>
+              <w:top w:val="single" w:sz="5" w:space="0" w:color="999999"/>
+              <w:left w:val="single" w:sz="5" w:space="0" w:color="999999"/>
+              <w:bottom w:val="single" w:sz="5" w:space="0" w:color="999999"/>
+              <w:right w:val="single" w:sz="5" w:space="0" w:color="999999"/>
+            </w:tcBorders>
+          </w:tcPr>
           <w:p>
             <w:pPr>
               <w:spacing w:lineRule="auto"/>
@@ -2055,7 +2905,14 @@
           </w:p>
         </w:tc>
         <w:tc>
-          <w:tcPr/>
+          <w:tcPr>
+            <w:tcBorders>
+              <w:top w:val="single" w:sz="5" w:space="0" w:color="999999"/>
+              <w:left w:val="single" w:sz="5" w:space="0" w:color="999999"/>
+              <w:bottom w:val="single" w:sz="5" w:space="0" w:color="999999"/>
+              <w:right w:val="single" w:sz="5" w:space="0" w:color="999999"/>
+            </w:tcBorders>
+          </w:tcPr>
           <w:p>
             <w:pPr>
               <w:spacing w:lineRule="auto"/>
@@ -2067,7 +2924,14 @@
           </w:p>
         </w:tc>
         <w:tc>
-          <w:tcPr/>
+          <w:tcPr>
+            <w:tcBorders>
+              <w:top w:val="single" w:sz="5" w:space="0" w:color="999999"/>
+              <w:left w:val="single" w:sz="5" w:space="0" w:color="999999"/>
+              <w:bottom w:val="single" w:sz="5" w:space="0" w:color="999999"/>
+              <w:right w:val="single" w:sz="5" w:space="0" w:color="999999"/>
+            </w:tcBorders>
+          </w:tcPr>
           <w:p>
             <w:pPr>
               <w:spacing w:lineRule="auto"/>
@@ -2079,7 +2943,14 @@
           </w:p>
         </w:tc>
         <w:tc>
-          <w:tcPr/>
+          <w:tcPr>
+            <w:tcBorders>
+              <w:top w:val="single" w:sz="5" w:space="0" w:color="999999"/>
+              <w:left w:val="single" w:sz="5" w:space="0" w:color="999999"/>
+              <w:bottom w:val="single" w:sz="5" w:space="0" w:color="999999"/>
+              <w:right w:val="single" w:sz="5" w:space="0" w:color="999999"/>
+            </w:tcBorders>
+          </w:tcPr>
           <w:p>
             <w:pPr>
               <w:spacing w:lineRule="auto"/>
@@ -2096,7 +2967,14 @@
           <w:cantSplit/>
         </w:trPr>
         <w:tc>
-          <w:tcPr/>
+          <w:tcPr>
+            <w:tcBorders>
+              <w:top w:val="single" w:sz="5" w:space="0" w:color="999999"/>
+              <w:left w:val="single" w:sz="5" w:space="0" w:color="999999"/>
+              <w:bottom w:val="single" w:sz="5" w:space="0" w:color="999999"/>
+              <w:right w:val="single" w:sz="5" w:space="0" w:color="999999"/>
+            </w:tcBorders>
+          </w:tcPr>
           <w:p>
             <w:pPr>
               <w:spacing w:lineRule="auto"/>
@@ -2108,7 +2986,14 @@
           </w:p>
         </w:tc>
         <w:tc>
-          <w:tcPr/>
+          <w:tcPr>
+            <w:tcBorders>
+              <w:top w:val="single" w:sz="5" w:space="0" w:color="999999"/>
+              <w:left w:val="single" w:sz="5" w:space="0" w:color="999999"/>
+              <w:bottom w:val="single" w:sz="5" w:space="0" w:color="999999"/>
+              <w:right w:val="single" w:sz="5" w:space="0" w:color="999999"/>
+            </w:tcBorders>
+          </w:tcPr>
           <w:p>
             <w:pPr>
               <w:spacing w:lineRule="auto"/>
@@ -2120,7 +3005,14 @@
           </w:p>
         </w:tc>
         <w:tc>
-          <w:tcPr/>
+          <w:tcPr>
+            <w:tcBorders>
+              <w:top w:val="single" w:sz="5" w:space="0" w:color="999999"/>
+              <w:left w:val="single" w:sz="5" w:space="0" w:color="999999"/>
+              <w:bottom w:val="single" w:sz="5" w:space="0" w:color="999999"/>
+              <w:right w:val="single" w:sz="5" w:space="0" w:color="999999"/>
+            </w:tcBorders>
+          </w:tcPr>
           <w:p>
             <w:pPr>
               <w:spacing w:lineRule="auto"/>
@@ -2132,7 +3024,14 @@
           </w:p>
         </w:tc>
         <w:tc>
-          <w:tcPr/>
+          <w:tcPr>
+            <w:tcBorders>
+              <w:top w:val="single" w:sz="5" w:space="0" w:color="999999"/>
+              <w:left w:val="single" w:sz="5" w:space="0" w:color="999999"/>
+              <w:bottom w:val="single" w:sz="5" w:space="0" w:color="999999"/>
+              <w:right w:val="single" w:sz="5" w:space="0" w:color="999999"/>
+            </w:tcBorders>
+          </w:tcPr>
           <w:p>
             <w:pPr>
               <w:spacing w:lineRule="auto"/>
@@ -2144,7 +3043,14 @@
           </w:p>
         </w:tc>
         <w:tc>
-          <w:tcPr/>
+          <w:tcPr>
+            <w:tcBorders>
+              <w:top w:val="single" w:sz="5" w:space="0" w:color="999999"/>
+              <w:left w:val="single" w:sz="5" w:space="0" w:color="999999"/>
+              <w:bottom w:val="single" w:sz="5" w:space="0" w:color="999999"/>
+              <w:right w:val="single" w:sz="5" w:space="0" w:color="999999"/>
+            </w:tcBorders>
+          </w:tcPr>
           <w:p>
             <w:pPr>
               <w:spacing w:lineRule="auto"/>
@@ -2156,7 +3062,14 @@
           </w:p>
         </w:tc>
         <w:tc>
-          <w:tcPr/>
+          <w:tcPr>
+            <w:tcBorders>
+              <w:top w:val="single" w:sz="5" w:space="0" w:color="999999"/>
+              <w:left w:val="single" w:sz="5" w:space="0" w:color="999999"/>
+              <w:bottom w:val="single" w:sz="5" w:space="0" w:color="999999"/>
+              <w:right w:val="single" w:sz="5" w:space="0" w:color="999999"/>
+            </w:tcBorders>
+          </w:tcPr>
           <w:p>
             <w:pPr>
               <w:spacing w:lineRule="auto"/>
@@ -2168,7 +3081,14 @@
           </w:p>
         </w:tc>
         <w:tc>
-          <w:tcPr/>
+          <w:tcPr>
+            <w:tcBorders>
+              <w:top w:val="single" w:sz="5" w:space="0" w:color="999999"/>
+              <w:left w:val="single" w:sz="5" w:space="0" w:color="999999"/>
+              <w:bottom w:val="single" w:sz="5" w:space="0" w:color="999999"/>
+              <w:right w:val="single" w:sz="5" w:space="0" w:color="999999"/>
+            </w:tcBorders>
+          </w:tcPr>
           <w:p>
             <w:pPr>
               <w:spacing w:lineRule="auto"/>
@@ -2180,7 +3100,14 @@
           </w:p>
         </w:tc>
         <w:tc>
-          <w:tcPr/>
+          <w:tcPr>
+            <w:tcBorders>
+              <w:top w:val="single" w:sz="5" w:space="0" w:color="999999"/>
+              <w:left w:val="single" w:sz="5" w:space="0" w:color="999999"/>
+              <w:bottom w:val="single" w:sz="5" w:space="0" w:color="999999"/>
+              <w:right w:val="single" w:sz="5" w:space="0" w:color="999999"/>
+            </w:tcBorders>
+          </w:tcPr>
           <w:p>
             <w:pPr>
               <w:spacing w:lineRule="auto"/>
@@ -2192,7 +3119,14 @@
           </w:p>
         </w:tc>
         <w:tc>
-          <w:tcPr/>
+          <w:tcPr>
+            <w:tcBorders>
+              <w:top w:val="single" w:sz="5" w:space="0" w:color="999999"/>
+              <w:left w:val="single" w:sz="5" w:space="0" w:color="999999"/>
+              <w:bottom w:val="single" w:sz="5" w:space="0" w:color="999999"/>
+              <w:right w:val="single" w:sz="5" w:space="0" w:color="999999"/>
+            </w:tcBorders>
+          </w:tcPr>
           <w:p>
             <w:pPr>
               <w:spacing w:lineRule="auto"/>
@@ -2209,7 +3143,14 @@
           <w:cantSplit/>
         </w:trPr>
         <w:tc>
-          <w:tcPr/>
+          <w:tcPr>
+            <w:tcBorders>
+              <w:top w:val="single" w:sz="5" w:space="0" w:color="999999"/>
+              <w:left w:val="single" w:sz="5" w:space="0" w:color="999999"/>
+              <w:bottom w:val="single" w:sz="5" w:space="0" w:color="999999"/>
+              <w:right w:val="single" w:sz="5" w:space="0" w:color="999999"/>
+            </w:tcBorders>
+          </w:tcPr>
           <w:p>
             <w:pPr>
               <w:spacing w:lineRule="auto"/>
@@ -2221,7 +3162,14 @@
           </w:p>
         </w:tc>
         <w:tc>
-          <w:tcPr/>
+          <w:tcPr>
+            <w:tcBorders>
+              <w:top w:val="single" w:sz="5" w:space="0" w:color="999999"/>
+              <w:left w:val="single" w:sz="5" w:space="0" w:color="999999"/>
+              <w:bottom w:val="single" w:sz="5" w:space="0" w:color="999999"/>
+              <w:right w:val="single" w:sz="5" w:space="0" w:color="999999"/>
+            </w:tcBorders>
+          </w:tcPr>
           <w:p>
             <w:pPr>
               <w:spacing w:lineRule="auto"/>
@@ -2233,7 +3181,14 @@
           </w:p>
         </w:tc>
         <w:tc>
-          <w:tcPr/>
+          <w:tcPr>
+            <w:tcBorders>
+              <w:top w:val="single" w:sz="5" w:space="0" w:color="999999"/>
+              <w:left w:val="single" w:sz="5" w:space="0" w:color="999999"/>
+              <w:bottom w:val="single" w:sz="5" w:space="0" w:color="999999"/>
+              <w:right w:val="single" w:sz="5" w:space="0" w:color="999999"/>
+            </w:tcBorders>
+          </w:tcPr>
           <w:p>
             <w:pPr>
               <w:spacing w:lineRule="auto"/>
@@ -2245,7 +3200,14 @@
           </w:p>
         </w:tc>
         <w:tc>
-          <w:tcPr/>
+          <w:tcPr>
+            <w:tcBorders>
+              <w:top w:val="single" w:sz="5" w:space="0" w:color="999999"/>
+              <w:left w:val="single" w:sz="5" w:space="0" w:color="999999"/>
+              <w:bottom w:val="single" w:sz="5" w:space="0" w:color="999999"/>
+              <w:right w:val="single" w:sz="5" w:space="0" w:color="999999"/>
+            </w:tcBorders>
+          </w:tcPr>
           <w:p>
             <w:pPr>
               <w:spacing w:lineRule="auto"/>
@@ -2257,7 +3219,14 @@
           </w:p>
         </w:tc>
         <w:tc>
-          <w:tcPr/>
+          <w:tcPr>
+            <w:tcBorders>
+              <w:top w:val="single" w:sz="5" w:space="0" w:color="999999"/>
+              <w:left w:val="single" w:sz="5" w:space="0" w:color="999999"/>
+              <w:bottom w:val="single" w:sz="5" w:space="0" w:color="999999"/>
+              <w:right w:val="single" w:sz="5" w:space="0" w:color="999999"/>
+            </w:tcBorders>
+          </w:tcPr>
           <w:p>
             <w:pPr>
               <w:spacing w:lineRule="auto"/>
@@ -2269,7 +3238,14 @@
           </w:p>
         </w:tc>
         <w:tc>
-          <w:tcPr/>
+          <w:tcPr>
+            <w:tcBorders>
+              <w:top w:val="single" w:sz="5" w:space="0" w:color="999999"/>
+              <w:left w:val="single" w:sz="5" w:space="0" w:color="999999"/>
+              <w:bottom w:val="single" w:sz="5" w:space="0" w:color="999999"/>
+              <w:right w:val="single" w:sz="5" w:space="0" w:color="999999"/>
+            </w:tcBorders>
+          </w:tcPr>
           <w:p>
             <w:pPr>
               <w:spacing w:lineRule="auto"/>
@@ -2281,7 +3257,14 @@
           </w:p>
         </w:tc>
         <w:tc>
-          <w:tcPr/>
+          <w:tcPr>
+            <w:tcBorders>
+              <w:top w:val="single" w:sz="5" w:space="0" w:color="999999"/>
+              <w:left w:val="single" w:sz="5" w:space="0" w:color="999999"/>
+              <w:bottom w:val="single" w:sz="5" w:space="0" w:color="999999"/>
+              <w:right w:val="single" w:sz="5" w:space="0" w:color="999999"/>
+            </w:tcBorders>
+          </w:tcPr>
           <w:p>
             <w:pPr>
               <w:spacing w:lineRule="auto"/>
@@ -2293,7 +3276,14 @@
           </w:p>
         </w:tc>
         <w:tc>
-          <w:tcPr/>
+          <w:tcPr>
+            <w:tcBorders>
+              <w:top w:val="single" w:sz="5" w:space="0" w:color="999999"/>
+              <w:left w:val="single" w:sz="5" w:space="0" w:color="999999"/>
+              <w:bottom w:val="single" w:sz="5" w:space="0" w:color="999999"/>
+              <w:right w:val="single" w:sz="5" w:space="0" w:color="999999"/>
+            </w:tcBorders>
+          </w:tcPr>
           <w:p>
             <w:pPr>
               <w:spacing w:lineRule="auto"/>
@@ -2305,7 +3295,14 @@
           </w:p>
         </w:tc>
         <w:tc>
-          <w:tcPr/>
+          <w:tcPr>
+            <w:tcBorders>
+              <w:top w:val="single" w:sz="5" w:space="0" w:color="999999"/>
+              <w:left w:val="single" w:sz="5" w:space="0" w:color="999999"/>
+              <w:bottom w:val="single" w:sz="5" w:space="0" w:color="999999"/>
+              <w:right w:val="single" w:sz="5" w:space="0" w:color="999999"/>
+            </w:tcBorders>
+          </w:tcPr>
           <w:p>
             <w:pPr>
               <w:spacing w:lineRule="auto"/>
@@ -2322,7 +3319,14 @@
           <w:cantSplit/>
         </w:trPr>
         <w:tc>
-          <w:tcPr/>
+          <w:tcPr>
+            <w:tcBorders>
+              <w:top w:val="single" w:sz="5" w:space="0" w:color="999999"/>
+              <w:left w:val="single" w:sz="5" w:space="0" w:color="999999"/>
+              <w:bottom w:val="single" w:sz="5" w:space="0" w:color="999999"/>
+              <w:right w:val="single" w:sz="5" w:space="0" w:color="999999"/>
+            </w:tcBorders>
+          </w:tcPr>
           <w:p>
             <w:pPr>
               <w:spacing w:lineRule="auto"/>
@@ -2334,7 +3338,14 @@
           </w:p>
         </w:tc>
         <w:tc>
-          <w:tcPr/>
+          <w:tcPr>
+            <w:tcBorders>
+              <w:top w:val="single" w:sz="5" w:space="0" w:color="999999"/>
+              <w:left w:val="single" w:sz="5" w:space="0" w:color="999999"/>
+              <w:bottom w:val="single" w:sz="5" w:space="0" w:color="999999"/>
+              <w:right w:val="single" w:sz="5" w:space="0" w:color="999999"/>
+            </w:tcBorders>
+          </w:tcPr>
           <w:p>
             <w:pPr>
               <w:spacing w:lineRule="auto"/>
@@ -2346,7 +3357,14 @@
           </w:p>
         </w:tc>
         <w:tc>
-          <w:tcPr/>
+          <w:tcPr>
+            <w:tcBorders>
+              <w:top w:val="single" w:sz="5" w:space="0" w:color="999999"/>
+              <w:left w:val="single" w:sz="5" w:space="0" w:color="999999"/>
+              <w:bottom w:val="single" w:sz="5" w:space="0" w:color="999999"/>
+              <w:right w:val="single" w:sz="5" w:space="0" w:color="999999"/>
+            </w:tcBorders>
+          </w:tcPr>
           <w:p>
             <w:pPr>
               <w:spacing w:lineRule="auto"/>
@@ -2358,7 +3376,14 @@
           </w:p>
         </w:tc>
         <w:tc>
-          <w:tcPr/>
+          <w:tcPr>
+            <w:tcBorders>
+              <w:top w:val="single" w:sz="5" w:space="0" w:color="999999"/>
+              <w:left w:val="single" w:sz="5" w:space="0" w:color="999999"/>
+              <w:bottom w:val="single" w:sz="5" w:space="0" w:color="999999"/>
+              <w:right w:val="single" w:sz="5" w:space="0" w:color="999999"/>
+            </w:tcBorders>
+          </w:tcPr>
           <w:p>
             <w:pPr>
               <w:spacing w:lineRule="auto"/>
@@ -2370,7 +3395,14 @@
           </w:p>
         </w:tc>
         <w:tc>
-          <w:tcPr/>
+          <w:tcPr>
+            <w:tcBorders>
+              <w:top w:val="single" w:sz="5" w:space="0" w:color="999999"/>
+              <w:left w:val="single" w:sz="5" w:space="0" w:color="999999"/>
+              <w:bottom w:val="single" w:sz="5" w:space="0" w:color="999999"/>
+              <w:right w:val="single" w:sz="5" w:space="0" w:color="999999"/>
+            </w:tcBorders>
+          </w:tcPr>
           <w:p>
             <w:pPr>
               <w:spacing w:lineRule="auto"/>
@@ -2382,7 +3414,14 @@
           </w:p>
         </w:tc>
         <w:tc>
-          <w:tcPr/>
+          <w:tcPr>
+            <w:tcBorders>
+              <w:top w:val="single" w:sz="5" w:space="0" w:color="999999"/>
+              <w:left w:val="single" w:sz="5" w:space="0" w:color="999999"/>
+              <w:bottom w:val="single" w:sz="5" w:space="0" w:color="999999"/>
+              <w:right w:val="single" w:sz="5" w:space="0" w:color="999999"/>
+            </w:tcBorders>
+          </w:tcPr>
           <w:p>
             <w:pPr>
               <w:spacing w:lineRule="auto"/>
@@ -2394,7 +3433,14 @@
           </w:p>
         </w:tc>
         <w:tc>
-          <w:tcPr/>
+          <w:tcPr>
+            <w:tcBorders>
+              <w:top w:val="single" w:sz="5" w:space="0" w:color="999999"/>
+              <w:left w:val="single" w:sz="5" w:space="0" w:color="999999"/>
+              <w:bottom w:val="single" w:sz="5" w:space="0" w:color="999999"/>
+              <w:right w:val="single" w:sz="5" w:space="0" w:color="999999"/>
+            </w:tcBorders>
+          </w:tcPr>
           <w:p>
             <w:pPr>
               <w:spacing w:lineRule="auto"/>
@@ -2406,7 +3452,14 @@
           </w:p>
         </w:tc>
         <w:tc>
-          <w:tcPr/>
+          <w:tcPr>
+            <w:tcBorders>
+              <w:top w:val="single" w:sz="5" w:space="0" w:color="999999"/>
+              <w:left w:val="single" w:sz="5" w:space="0" w:color="999999"/>
+              <w:bottom w:val="single" w:sz="5" w:space="0" w:color="999999"/>
+              <w:right w:val="single" w:sz="5" w:space="0" w:color="999999"/>
+            </w:tcBorders>
+          </w:tcPr>
           <w:p>
             <w:pPr>
               <w:spacing w:lineRule="auto"/>
@@ -2418,7 +3471,14 @@
           </w:p>
         </w:tc>
         <w:tc>
-          <w:tcPr/>
+          <w:tcPr>
+            <w:tcBorders>
+              <w:top w:val="single" w:sz="5" w:space="0" w:color="999999"/>
+              <w:left w:val="single" w:sz="5" w:space="0" w:color="999999"/>
+              <w:bottom w:val="single" w:sz="5" w:space="0" w:color="999999"/>
+              <w:right w:val="single" w:sz="5" w:space="0" w:color="999999"/>
+            </w:tcBorders>
+          </w:tcPr>
           <w:p>
             <w:pPr>
               <w:spacing w:lineRule="auto"/>
@@ -2435,7 +3495,14 @@
           <w:cantSplit/>
         </w:trPr>
         <w:tc>
-          <w:tcPr/>
+          <w:tcPr>
+            <w:tcBorders>
+              <w:top w:val="single" w:sz="5" w:space="0" w:color="999999"/>
+              <w:left w:val="single" w:sz="5" w:space="0" w:color="999999"/>
+              <w:bottom w:val="single" w:sz="5" w:space="0" w:color="999999"/>
+              <w:right w:val="single" w:sz="5" w:space="0" w:color="999999"/>
+            </w:tcBorders>
+          </w:tcPr>
           <w:p>
             <w:pPr>
               <w:spacing w:lineRule="auto"/>
@@ -2447,7 +3514,14 @@
           </w:p>
         </w:tc>
         <w:tc>
-          <w:tcPr/>
+          <w:tcPr>
+            <w:tcBorders>
+              <w:top w:val="single" w:sz="5" w:space="0" w:color="999999"/>
+              <w:left w:val="single" w:sz="5" w:space="0" w:color="999999"/>
+              <w:bottom w:val="single" w:sz="5" w:space="0" w:color="999999"/>
+              <w:right w:val="single" w:sz="5" w:space="0" w:color="999999"/>
+            </w:tcBorders>
+          </w:tcPr>
           <w:p>
             <w:pPr>
               <w:spacing w:lineRule="auto"/>
@@ -2459,7 +3533,14 @@
           </w:p>
         </w:tc>
         <w:tc>
-          <w:tcPr/>
+          <w:tcPr>
+            <w:tcBorders>
+              <w:top w:val="single" w:sz="5" w:space="0" w:color="999999"/>
+              <w:left w:val="single" w:sz="5" w:space="0" w:color="999999"/>
+              <w:bottom w:val="single" w:sz="5" w:space="0" w:color="999999"/>
+              <w:right w:val="single" w:sz="5" w:space="0" w:color="999999"/>
+            </w:tcBorders>
+          </w:tcPr>
           <w:p>
             <w:pPr>
               <w:spacing w:lineRule="auto"/>
@@ -2471,7 +3552,14 @@
           </w:p>
         </w:tc>
         <w:tc>
-          <w:tcPr/>
+          <w:tcPr>
+            <w:tcBorders>
+              <w:top w:val="single" w:sz="5" w:space="0" w:color="999999"/>
+              <w:left w:val="single" w:sz="5" w:space="0" w:color="999999"/>
+              <w:bottom w:val="single" w:sz="5" w:space="0" w:color="999999"/>
+              <w:right w:val="single" w:sz="5" w:space="0" w:color="999999"/>
+            </w:tcBorders>
+          </w:tcPr>
           <w:p>
             <w:pPr>
               <w:spacing w:lineRule="auto"/>
@@ -2483,7 +3571,14 @@
           </w:p>
         </w:tc>
         <w:tc>
-          <w:tcPr/>
+          <w:tcPr>
+            <w:tcBorders>
+              <w:top w:val="single" w:sz="5" w:space="0" w:color="999999"/>
+              <w:left w:val="single" w:sz="5" w:space="0" w:color="999999"/>
+              <w:bottom w:val="single" w:sz="5" w:space="0" w:color="999999"/>
+              <w:right w:val="single" w:sz="5" w:space="0" w:color="999999"/>
+            </w:tcBorders>
+          </w:tcPr>
           <w:p>
             <w:pPr>
               <w:spacing w:lineRule="auto"/>
@@ -2495,7 +3590,14 @@
           </w:p>
         </w:tc>
         <w:tc>
-          <w:tcPr/>
+          <w:tcPr>
+            <w:tcBorders>
+              <w:top w:val="single" w:sz="5" w:space="0" w:color="999999"/>
+              <w:left w:val="single" w:sz="5" w:space="0" w:color="999999"/>
+              <w:bottom w:val="single" w:sz="5" w:space="0" w:color="999999"/>
+              <w:right w:val="single" w:sz="5" w:space="0" w:color="999999"/>
+            </w:tcBorders>
+          </w:tcPr>
           <w:p>
             <w:pPr>
               <w:spacing w:lineRule="auto"/>
@@ -2507,7 +3609,14 @@
           </w:p>
         </w:tc>
         <w:tc>
-          <w:tcPr/>
+          <w:tcPr>
+            <w:tcBorders>
+              <w:top w:val="single" w:sz="5" w:space="0" w:color="999999"/>
+              <w:left w:val="single" w:sz="5" w:space="0" w:color="999999"/>
+              <w:bottom w:val="single" w:sz="5" w:space="0" w:color="999999"/>
+              <w:right w:val="single" w:sz="5" w:space="0" w:color="999999"/>
+            </w:tcBorders>
+          </w:tcPr>
           <w:p>
             <w:pPr>
               <w:spacing w:lineRule="auto"/>
@@ -2519,7 +3628,14 @@
           </w:p>
         </w:tc>
         <w:tc>
-          <w:tcPr/>
+          <w:tcPr>
+            <w:tcBorders>
+              <w:top w:val="single" w:sz="5" w:space="0" w:color="999999"/>
+              <w:left w:val="single" w:sz="5" w:space="0" w:color="999999"/>
+              <w:bottom w:val="single" w:sz="5" w:space="0" w:color="999999"/>
+              <w:right w:val="single" w:sz="5" w:space="0" w:color="999999"/>
+            </w:tcBorders>
+          </w:tcPr>
           <w:p>
             <w:pPr>
               <w:spacing w:lineRule="auto"/>
@@ -2531,7 +3647,14 @@
           </w:p>
         </w:tc>
         <w:tc>
-          <w:tcPr/>
+          <w:tcPr>
+            <w:tcBorders>
+              <w:top w:val="single" w:sz="5" w:space="0" w:color="999999"/>
+              <w:left w:val="single" w:sz="5" w:space="0" w:color="999999"/>
+              <w:bottom w:val="single" w:sz="5" w:space="0" w:color="999999"/>
+              <w:right w:val="single" w:sz="5" w:space="0" w:color="999999"/>
+            </w:tcBorders>
+          </w:tcPr>
           <w:p>
             <w:pPr>
               <w:spacing w:lineRule="auto"/>
@@ -2548,7 +3671,14 @@
           <w:cantSplit/>
         </w:trPr>
         <w:tc>
-          <w:tcPr/>
+          <w:tcPr>
+            <w:tcBorders>
+              <w:top w:val="single" w:sz="5" w:space="0" w:color="999999"/>
+              <w:left w:val="single" w:sz="5" w:space="0" w:color="999999"/>
+              <w:bottom w:val="single" w:sz="5" w:space="0" w:color="999999"/>
+              <w:right w:val="single" w:sz="5" w:space="0" w:color="999999"/>
+            </w:tcBorders>
+          </w:tcPr>
           <w:p>
             <w:pPr>
               <w:spacing w:lineRule="auto"/>
@@ -2560,7 +3690,14 @@
           </w:p>
         </w:tc>
         <w:tc>
-          <w:tcPr/>
+          <w:tcPr>
+            <w:tcBorders>
+              <w:top w:val="single" w:sz="5" w:space="0" w:color="999999"/>
+              <w:left w:val="single" w:sz="5" w:space="0" w:color="999999"/>
+              <w:bottom w:val="single" w:sz="5" w:space="0" w:color="999999"/>
+              <w:right w:val="single" w:sz="5" w:space="0" w:color="999999"/>
+            </w:tcBorders>
+          </w:tcPr>
           <w:p>
             <w:pPr>
               <w:spacing w:lineRule="auto"/>
@@ -2572,7 +3709,14 @@
           </w:p>
         </w:tc>
         <w:tc>
-          <w:tcPr/>
+          <w:tcPr>
+            <w:tcBorders>
+              <w:top w:val="single" w:sz="5" w:space="0" w:color="999999"/>
+              <w:left w:val="single" w:sz="5" w:space="0" w:color="999999"/>
+              <w:bottom w:val="single" w:sz="5" w:space="0" w:color="999999"/>
+              <w:right w:val="single" w:sz="5" w:space="0" w:color="999999"/>
+            </w:tcBorders>
+          </w:tcPr>
           <w:p>
             <w:pPr>
               <w:spacing w:lineRule="auto"/>
@@ -2584,7 +3728,14 @@
           </w:p>
         </w:tc>
         <w:tc>
-          <w:tcPr/>
+          <w:tcPr>
+            <w:tcBorders>
+              <w:top w:val="single" w:sz="5" w:space="0" w:color="999999"/>
+              <w:left w:val="single" w:sz="5" w:space="0" w:color="999999"/>
+              <w:bottom w:val="single" w:sz="5" w:space="0" w:color="999999"/>
+              <w:right w:val="single" w:sz="5" w:space="0" w:color="999999"/>
+            </w:tcBorders>
+          </w:tcPr>
           <w:p>
             <w:pPr>
               <w:spacing w:lineRule="auto"/>
@@ -2596,7 +3747,14 @@
           </w:p>
         </w:tc>
         <w:tc>
-          <w:tcPr/>
+          <w:tcPr>
+            <w:tcBorders>
+              <w:top w:val="single" w:sz="5" w:space="0" w:color="999999"/>
+              <w:left w:val="single" w:sz="5" w:space="0" w:color="999999"/>
+              <w:bottom w:val="single" w:sz="5" w:space="0" w:color="999999"/>
+              <w:right w:val="single" w:sz="5" w:space="0" w:color="999999"/>
+            </w:tcBorders>
+          </w:tcPr>
           <w:p>
             <w:pPr>
               <w:spacing w:lineRule="auto"/>
@@ -2608,7 +3766,14 @@
           </w:p>
         </w:tc>
         <w:tc>
-          <w:tcPr/>
+          <w:tcPr>
+            <w:tcBorders>
+              <w:top w:val="single" w:sz="5" w:space="0" w:color="999999"/>
+              <w:left w:val="single" w:sz="5" w:space="0" w:color="999999"/>
+              <w:bottom w:val="single" w:sz="5" w:space="0" w:color="999999"/>
+              <w:right w:val="single" w:sz="5" w:space="0" w:color="999999"/>
+            </w:tcBorders>
+          </w:tcPr>
           <w:p>
             <w:pPr>
               <w:spacing w:lineRule="auto"/>
@@ -2620,7 +3785,14 @@
           </w:p>
         </w:tc>
         <w:tc>
-          <w:tcPr/>
+          <w:tcPr>
+            <w:tcBorders>
+              <w:top w:val="single" w:sz="5" w:space="0" w:color="999999"/>
+              <w:left w:val="single" w:sz="5" w:space="0" w:color="999999"/>
+              <w:bottom w:val="single" w:sz="5" w:space="0" w:color="999999"/>
+              <w:right w:val="single" w:sz="5" w:space="0" w:color="999999"/>
+            </w:tcBorders>
+          </w:tcPr>
           <w:p>
             <w:pPr>
               <w:spacing w:lineRule="auto"/>
@@ -2632,7 +3804,14 @@
           </w:p>
         </w:tc>
         <w:tc>
-          <w:tcPr/>
+          <w:tcPr>
+            <w:tcBorders>
+              <w:top w:val="single" w:sz="5" w:space="0" w:color="999999"/>
+              <w:left w:val="single" w:sz="5" w:space="0" w:color="999999"/>
+              <w:bottom w:val="single" w:sz="5" w:space="0" w:color="999999"/>
+              <w:right w:val="single" w:sz="5" w:space="0" w:color="999999"/>
+            </w:tcBorders>
+          </w:tcPr>
           <w:p>
             <w:pPr>
               <w:spacing w:lineRule="auto"/>
@@ -2644,7 +3823,14 @@
           </w:p>
         </w:tc>
         <w:tc>
-          <w:tcPr/>
+          <w:tcPr>
+            <w:tcBorders>
+              <w:top w:val="single" w:sz="5" w:space="0" w:color="999999"/>
+              <w:left w:val="single" w:sz="5" w:space="0" w:color="999999"/>
+              <w:bottom w:val="single" w:sz="5" w:space="0" w:color="999999"/>
+              <w:right w:val="single" w:sz="5" w:space="0" w:color="999999"/>
+            </w:tcBorders>
+          </w:tcPr>
           <w:p>
             <w:pPr>
               <w:spacing w:lineRule="auto"/>
@@ -2661,7 +3847,14 @@
           <w:cantSplit/>
         </w:trPr>
         <w:tc>
-          <w:tcPr/>
+          <w:tcPr>
+            <w:tcBorders>
+              <w:top w:val="single" w:sz="5" w:space="0" w:color="999999"/>
+              <w:left w:val="single" w:sz="5" w:space="0" w:color="999999"/>
+              <w:bottom w:val="single" w:sz="5" w:space="0" w:color="999999"/>
+              <w:right w:val="single" w:sz="5" w:space="0" w:color="999999"/>
+            </w:tcBorders>
+          </w:tcPr>
           <w:p>
             <w:pPr>
               <w:spacing w:lineRule="auto"/>
@@ -2673,7 +3866,14 @@
           </w:p>
         </w:tc>
         <w:tc>
-          <w:tcPr/>
+          <w:tcPr>
+            <w:tcBorders>
+              <w:top w:val="single" w:sz="5" w:space="0" w:color="999999"/>
+              <w:left w:val="single" w:sz="5" w:space="0" w:color="999999"/>
+              <w:bottom w:val="single" w:sz="5" w:space="0" w:color="999999"/>
+              <w:right w:val="single" w:sz="5" w:space="0" w:color="999999"/>
+            </w:tcBorders>
+          </w:tcPr>
           <w:p>
             <w:pPr>
               <w:spacing w:lineRule="auto"/>
@@ -2685,7 +3885,14 @@
           </w:p>
         </w:tc>
         <w:tc>
-          <w:tcPr/>
+          <w:tcPr>
+            <w:tcBorders>
+              <w:top w:val="single" w:sz="5" w:space="0" w:color="999999"/>
+              <w:left w:val="single" w:sz="5" w:space="0" w:color="999999"/>
+              <w:bottom w:val="single" w:sz="5" w:space="0" w:color="999999"/>
+              <w:right w:val="single" w:sz="5" w:space="0" w:color="999999"/>
+            </w:tcBorders>
+          </w:tcPr>
           <w:p>
             <w:pPr>
               <w:spacing w:lineRule="auto"/>
@@ -2697,7 +3904,14 @@
           </w:p>
         </w:tc>
         <w:tc>
-          <w:tcPr/>
+          <w:tcPr>
+            <w:tcBorders>
+              <w:top w:val="single" w:sz="5" w:space="0" w:color="999999"/>
+              <w:left w:val="single" w:sz="5" w:space="0" w:color="999999"/>
+              <w:bottom w:val="single" w:sz="5" w:space="0" w:color="999999"/>
+              <w:right w:val="single" w:sz="5" w:space="0" w:color="999999"/>
+            </w:tcBorders>
+          </w:tcPr>
           <w:p>
             <w:pPr>
               <w:spacing w:lineRule="auto"/>
@@ -2709,7 +3923,14 @@
           </w:p>
         </w:tc>
         <w:tc>
-          <w:tcPr/>
+          <w:tcPr>
+            <w:tcBorders>
+              <w:top w:val="single" w:sz="5" w:space="0" w:color="999999"/>
+              <w:left w:val="single" w:sz="5" w:space="0" w:color="999999"/>
+              <w:bottom w:val="single" w:sz="5" w:space="0" w:color="999999"/>
+              <w:right w:val="single" w:sz="5" w:space="0" w:color="999999"/>
+            </w:tcBorders>
+          </w:tcPr>
           <w:p>
             <w:pPr>
               <w:spacing w:lineRule="auto"/>
@@ -2721,7 +3942,14 @@
           </w:p>
         </w:tc>
         <w:tc>
-          <w:tcPr/>
+          <w:tcPr>
+            <w:tcBorders>
+              <w:top w:val="single" w:sz="5" w:space="0" w:color="999999"/>
+              <w:left w:val="single" w:sz="5" w:space="0" w:color="999999"/>
+              <w:bottom w:val="single" w:sz="5" w:space="0" w:color="999999"/>
+              <w:right w:val="single" w:sz="5" w:space="0" w:color="999999"/>
+            </w:tcBorders>
+          </w:tcPr>
           <w:p>
             <w:pPr>
               <w:spacing w:lineRule="auto"/>
@@ -2733,7 +3961,14 @@
           </w:p>
         </w:tc>
         <w:tc>
-          <w:tcPr/>
+          <w:tcPr>
+            <w:tcBorders>
+              <w:top w:val="single" w:sz="5" w:space="0" w:color="999999"/>
+              <w:left w:val="single" w:sz="5" w:space="0" w:color="999999"/>
+              <w:bottom w:val="single" w:sz="5" w:space="0" w:color="999999"/>
+              <w:right w:val="single" w:sz="5" w:space="0" w:color="999999"/>
+            </w:tcBorders>
+          </w:tcPr>
           <w:p>
             <w:pPr>
               <w:spacing w:lineRule="auto"/>
@@ -2745,7 +3980,14 @@
           </w:p>
         </w:tc>
         <w:tc>
-          <w:tcPr/>
+          <w:tcPr>
+            <w:tcBorders>
+              <w:top w:val="single" w:sz="5" w:space="0" w:color="999999"/>
+              <w:left w:val="single" w:sz="5" w:space="0" w:color="999999"/>
+              <w:bottom w:val="single" w:sz="5" w:space="0" w:color="999999"/>
+              <w:right w:val="single" w:sz="5" w:space="0" w:color="999999"/>
+            </w:tcBorders>
+          </w:tcPr>
           <w:p>
             <w:pPr>
               <w:spacing w:lineRule="auto"/>
@@ -2757,7 +3999,14 @@
           </w:p>
         </w:tc>
         <w:tc>
-          <w:tcPr/>
+          <w:tcPr>
+            <w:tcBorders>
+              <w:top w:val="single" w:sz="5" w:space="0" w:color="999999"/>
+              <w:left w:val="single" w:sz="5" w:space="0" w:color="999999"/>
+              <w:bottom w:val="single" w:sz="5" w:space="0" w:color="999999"/>
+              <w:right w:val="single" w:sz="5" w:space="0" w:color="999999"/>
+            </w:tcBorders>
+          </w:tcPr>
           <w:p>
             <w:pPr>
               <w:spacing w:lineRule="auto"/>
@@ -2774,7 +4023,14 @@
           <w:cantSplit/>
         </w:trPr>
         <w:tc>
-          <w:tcPr/>
+          <w:tcPr>
+            <w:tcBorders>
+              <w:top w:val="single" w:sz="5" w:space="0" w:color="999999"/>
+              <w:left w:val="single" w:sz="5" w:space="0" w:color="999999"/>
+              <w:bottom w:val="single" w:sz="5" w:space="0" w:color="999999"/>
+              <w:right w:val="single" w:sz="5" w:space="0" w:color="999999"/>
+            </w:tcBorders>
+          </w:tcPr>
           <w:p>
             <w:pPr>
               <w:spacing w:lineRule="auto"/>
@@ -2786,7 +4042,14 @@
           </w:p>
         </w:tc>
         <w:tc>
-          <w:tcPr/>
+          <w:tcPr>
+            <w:tcBorders>
+              <w:top w:val="single" w:sz="5" w:space="0" w:color="999999"/>
+              <w:left w:val="single" w:sz="5" w:space="0" w:color="999999"/>
+              <w:bottom w:val="single" w:sz="5" w:space="0" w:color="999999"/>
+              <w:right w:val="single" w:sz="5" w:space="0" w:color="999999"/>
+            </w:tcBorders>
+          </w:tcPr>
           <w:p>
             <w:pPr>
               <w:spacing w:lineRule="auto"/>
@@ -2798,7 +4061,14 @@
           </w:p>
         </w:tc>
         <w:tc>
-          <w:tcPr/>
+          <w:tcPr>
+            <w:tcBorders>
+              <w:top w:val="single" w:sz="5" w:space="0" w:color="999999"/>
+              <w:left w:val="single" w:sz="5" w:space="0" w:color="999999"/>
+              <w:bottom w:val="single" w:sz="5" w:space="0" w:color="999999"/>
+              <w:right w:val="single" w:sz="5" w:space="0" w:color="999999"/>
+            </w:tcBorders>
+          </w:tcPr>
           <w:p>
             <w:pPr>
               <w:spacing w:lineRule="auto"/>
@@ -2810,7 +4080,14 @@
           </w:p>
         </w:tc>
         <w:tc>
-          <w:tcPr/>
+          <w:tcPr>
+            <w:tcBorders>
+              <w:top w:val="single" w:sz="5" w:space="0" w:color="999999"/>
+              <w:left w:val="single" w:sz="5" w:space="0" w:color="999999"/>
+              <w:bottom w:val="single" w:sz="5" w:space="0" w:color="999999"/>
+              <w:right w:val="single" w:sz="5" w:space="0" w:color="999999"/>
+            </w:tcBorders>
+          </w:tcPr>
           <w:p>
             <w:pPr>
               <w:spacing w:lineRule="auto"/>
@@ -2822,7 +4099,14 @@
           </w:p>
         </w:tc>
         <w:tc>
-          <w:tcPr/>
+          <w:tcPr>
+            <w:tcBorders>
+              <w:top w:val="single" w:sz="5" w:space="0" w:color="999999"/>
+              <w:left w:val="single" w:sz="5" w:space="0" w:color="999999"/>
+              <w:bottom w:val="single" w:sz="5" w:space="0" w:color="999999"/>
+              <w:right w:val="single" w:sz="5" w:space="0" w:color="999999"/>
+            </w:tcBorders>
+          </w:tcPr>
           <w:p>
             <w:pPr>
               <w:spacing w:lineRule="auto"/>
@@ -2834,7 +4118,14 @@
           </w:p>
         </w:tc>
         <w:tc>
-          <w:tcPr/>
+          <w:tcPr>
+            <w:tcBorders>
+              <w:top w:val="single" w:sz="5" w:space="0" w:color="999999"/>
+              <w:left w:val="single" w:sz="5" w:space="0" w:color="999999"/>
+              <w:bottom w:val="single" w:sz="5" w:space="0" w:color="999999"/>
+              <w:right w:val="single" w:sz="5" w:space="0" w:color="999999"/>
+            </w:tcBorders>
+          </w:tcPr>
           <w:p>
             <w:pPr>
               <w:spacing w:lineRule="auto"/>
@@ -2846,7 +4137,14 @@
           </w:p>
         </w:tc>
         <w:tc>
-          <w:tcPr/>
+          <w:tcPr>
+            <w:tcBorders>
+              <w:top w:val="single" w:sz="5" w:space="0" w:color="999999"/>
+              <w:left w:val="single" w:sz="5" w:space="0" w:color="999999"/>
+              <w:bottom w:val="single" w:sz="5" w:space="0" w:color="999999"/>
+              <w:right w:val="single" w:sz="5" w:space="0" w:color="999999"/>
+            </w:tcBorders>
+          </w:tcPr>
           <w:p>
             <w:pPr>
               <w:spacing w:lineRule="auto"/>
@@ -2858,7 +4156,14 @@
           </w:p>
         </w:tc>
         <w:tc>
-          <w:tcPr/>
+          <w:tcPr>
+            <w:tcBorders>
+              <w:top w:val="single" w:sz="5" w:space="0" w:color="999999"/>
+              <w:left w:val="single" w:sz="5" w:space="0" w:color="999999"/>
+              <w:bottom w:val="single" w:sz="5" w:space="0" w:color="999999"/>
+              <w:right w:val="single" w:sz="5" w:space="0" w:color="999999"/>
+            </w:tcBorders>
+          </w:tcPr>
           <w:p>
             <w:pPr>
               <w:spacing w:lineRule="auto"/>
@@ -2870,7 +4175,14 @@
           </w:p>
         </w:tc>
         <w:tc>
-          <w:tcPr/>
+          <w:tcPr>
+            <w:tcBorders>
+              <w:top w:val="single" w:sz="5" w:space="0" w:color="999999"/>
+              <w:left w:val="single" w:sz="5" w:space="0" w:color="999999"/>
+              <w:bottom w:val="single" w:sz="5" w:space="0" w:color="999999"/>
+              <w:right w:val="single" w:sz="5" w:space="0" w:color="999999"/>
+            </w:tcBorders>
+          </w:tcPr>
           <w:p>
             <w:pPr>
               <w:spacing w:lineRule="auto"/>
@@ -2887,7 +4199,14 @@
           <w:cantSplit/>
         </w:trPr>
         <w:tc>
-          <w:tcPr/>
+          <w:tcPr>
+            <w:tcBorders>
+              <w:top w:val="single" w:sz="5" w:space="0" w:color="999999"/>
+              <w:left w:val="single" w:sz="5" w:space="0" w:color="999999"/>
+              <w:bottom w:val="single" w:sz="5" w:space="0" w:color="999999"/>
+              <w:right w:val="single" w:sz="5" w:space="0" w:color="999999"/>
+            </w:tcBorders>
+          </w:tcPr>
           <w:p>
             <w:pPr>
               <w:spacing w:lineRule="auto"/>
@@ -2899,7 +4218,14 @@
           </w:p>
         </w:tc>
         <w:tc>
-          <w:tcPr/>
+          <w:tcPr>
+            <w:tcBorders>
+              <w:top w:val="single" w:sz="5" w:space="0" w:color="999999"/>
+              <w:left w:val="single" w:sz="5" w:space="0" w:color="999999"/>
+              <w:bottom w:val="single" w:sz="5" w:space="0" w:color="999999"/>
+              <w:right w:val="single" w:sz="5" w:space="0" w:color="999999"/>
+            </w:tcBorders>
+          </w:tcPr>
           <w:p>
             <w:pPr>
               <w:spacing w:lineRule="auto"/>
@@ -2911,7 +4237,14 @@
           </w:p>
         </w:tc>
         <w:tc>
-          <w:tcPr/>
+          <w:tcPr>
+            <w:tcBorders>
+              <w:top w:val="single" w:sz="5" w:space="0" w:color="999999"/>
+              <w:left w:val="single" w:sz="5" w:space="0" w:color="999999"/>
+              <w:bottom w:val="single" w:sz="5" w:space="0" w:color="999999"/>
+              <w:right w:val="single" w:sz="5" w:space="0" w:color="999999"/>
+            </w:tcBorders>
+          </w:tcPr>
           <w:p>
             <w:pPr>
               <w:spacing w:lineRule="auto"/>
@@ -2923,7 +4256,14 @@
           </w:p>
         </w:tc>
         <w:tc>
-          <w:tcPr/>
+          <w:tcPr>
+            <w:tcBorders>
+              <w:top w:val="single" w:sz="5" w:space="0" w:color="999999"/>
+              <w:left w:val="single" w:sz="5" w:space="0" w:color="999999"/>
+              <w:bottom w:val="single" w:sz="5" w:space="0" w:color="999999"/>
+              <w:right w:val="single" w:sz="5" w:space="0" w:color="999999"/>
+            </w:tcBorders>
+          </w:tcPr>
           <w:p>
             <w:pPr>
               <w:spacing w:lineRule="auto"/>
@@ -2935,7 +4275,14 @@
           </w:p>
         </w:tc>
         <w:tc>
-          <w:tcPr/>
+          <w:tcPr>
+            <w:tcBorders>
+              <w:top w:val="single" w:sz="5" w:space="0" w:color="999999"/>
+              <w:left w:val="single" w:sz="5" w:space="0" w:color="999999"/>
+              <w:bottom w:val="single" w:sz="5" w:space="0" w:color="999999"/>
+              <w:right w:val="single" w:sz="5" w:space="0" w:color="999999"/>
+            </w:tcBorders>
+          </w:tcPr>
           <w:p>
             <w:pPr>
               <w:spacing w:lineRule="auto"/>
@@ -2947,7 +4294,14 @@
           </w:p>
         </w:tc>
         <w:tc>
-          <w:tcPr/>
+          <w:tcPr>
+            <w:tcBorders>
+              <w:top w:val="single" w:sz="5" w:space="0" w:color="999999"/>
+              <w:left w:val="single" w:sz="5" w:space="0" w:color="999999"/>
+              <w:bottom w:val="single" w:sz="5" w:space="0" w:color="999999"/>
+              <w:right w:val="single" w:sz="5" w:space="0" w:color="999999"/>
+            </w:tcBorders>
+          </w:tcPr>
           <w:p>
             <w:pPr>
               <w:spacing w:lineRule="auto"/>
@@ -2959,7 +4313,14 @@
           </w:p>
         </w:tc>
         <w:tc>
-          <w:tcPr/>
+          <w:tcPr>
+            <w:tcBorders>
+              <w:top w:val="single" w:sz="5" w:space="0" w:color="999999"/>
+              <w:left w:val="single" w:sz="5" w:space="0" w:color="999999"/>
+              <w:bottom w:val="single" w:sz="5" w:space="0" w:color="999999"/>
+              <w:right w:val="single" w:sz="5" w:space="0" w:color="999999"/>
+            </w:tcBorders>
+          </w:tcPr>
           <w:p>
             <w:pPr>
               <w:spacing w:lineRule="auto"/>
@@ -2971,7 +4332,14 @@
           </w:p>
         </w:tc>
         <w:tc>
-          <w:tcPr/>
+          <w:tcPr>
+            <w:tcBorders>
+              <w:top w:val="single" w:sz="5" w:space="0" w:color="999999"/>
+              <w:left w:val="single" w:sz="5" w:space="0" w:color="999999"/>
+              <w:bottom w:val="single" w:sz="5" w:space="0" w:color="999999"/>
+              <w:right w:val="single" w:sz="5" w:space="0" w:color="999999"/>
+            </w:tcBorders>
+          </w:tcPr>
           <w:p>
             <w:pPr>
               <w:spacing w:lineRule="auto"/>
@@ -2983,7 +4351,14 @@
           </w:p>
         </w:tc>
         <w:tc>
-          <w:tcPr/>
+          <w:tcPr>
+            <w:tcBorders>
+              <w:top w:val="single" w:sz="5" w:space="0" w:color="999999"/>
+              <w:left w:val="single" w:sz="5" w:space="0" w:color="999999"/>
+              <w:bottom w:val="single" w:sz="5" w:space="0" w:color="999999"/>
+              <w:right w:val="single" w:sz="5" w:space="0" w:color="999999"/>
+            </w:tcBorders>
+          </w:tcPr>
           <w:p>
             <w:pPr>
               <w:spacing w:lineRule="auto"/>
@@ -3000,7 +4375,14 @@
           <w:cantSplit/>
         </w:trPr>
         <w:tc>
-          <w:tcPr/>
+          <w:tcPr>
+            <w:tcBorders>
+              <w:top w:val="single" w:sz="5" w:space="0" w:color="999999"/>
+              <w:left w:val="single" w:sz="5" w:space="0" w:color="999999"/>
+              <w:bottom w:val="single" w:sz="5" w:space="0" w:color="999999"/>
+              <w:right w:val="single" w:sz="5" w:space="0" w:color="999999"/>
+            </w:tcBorders>
+          </w:tcPr>
           <w:p>
             <w:pPr>
               <w:spacing w:lineRule="auto"/>
@@ -3012,7 +4394,14 @@
           </w:p>
         </w:tc>
         <w:tc>
-          <w:tcPr/>
+          <w:tcPr>
+            <w:tcBorders>
+              <w:top w:val="single" w:sz="5" w:space="0" w:color="999999"/>
+              <w:left w:val="single" w:sz="5" w:space="0" w:color="999999"/>
+              <w:bottom w:val="single" w:sz="5" w:space="0" w:color="999999"/>
+              <w:right w:val="single" w:sz="5" w:space="0" w:color="999999"/>
+            </w:tcBorders>
+          </w:tcPr>
           <w:p>
             <w:pPr>
               <w:spacing w:lineRule="auto"/>
@@ -3024,7 +4413,14 @@
           </w:p>
         </w:tc>
         <w:tc>
-          <w:tcPr/>
+          <w:tcPr>
+            <w:tcBorders>
+              <w:top w:val="single" w:sz="5" w:space="0" w:color="999999"/>
+              <w:left w:val="single" w:sz="5" w:space="0" w:color="999999"/>
+              <w:bottom w:val="single" w:sz="5" w:space="0" w:color="999999"/>
+              <w:right w:val="single" w:sz="5" w:space="0" w:color="999999"/>
+            </w:tcBorders>
+          </w:tcPr>
           <w:p>
             <w:pPr>
               <w:spacing w:lineRule="auto"/>
@@ -3036,7 +4432,14 @@
           </w:p>
         </w:tc>
         <w:tc>
-          <w:tcPr/>
+          <w:tcPr>
+            <w:tcBorders>
+              <w:top w:val="single" w:sz="5" w:space="0" w:color="999999"/>
+              <w:left w:val="single" w:sz="5" w:space="0" w:color="999999"/>
+              <w:bottom w:val="single" w:sz="5" w:space="0" w:color="999999"/>
+              <w:right w:val="single" w:sz="5" w:space="0" w:color="999999"/>
+            </w:tcBorders>
+          </w:tcPr>
           <w:p>
             <w:pPr>
               <w:spacing w:lineRule="auto"/>
@@ -3048,7 +4451,14 @@
           </w:p>
         </w:tc>
         <w:tc>
-          <w:tcPr/>
+          <w:tcPr>
+            <w:tcBorders>
+              <w:top w:val="single" w:sz="5" w:space="0" w:color="999999"/>
+              <w:left w:val="single" w:sz="5" w:space="0" w:color="999999"/>
+              <w:bottom w:val="single" w:sz="5" w:space="0" w:color="999999"/>
+              <w:right w:val="single" w:sz="5" w:space="0" w:color="999999"/>
+            </w:tcBorders>
+          </w:tcPr>
           <w:p>
             <w:pPr>
               <w:spacing w:lineRule="auto"/>
@@ -3060,7 +4470,14 @@
           </w:p>
         </w:tc>
         <w:tc>
-          <w:tcPr/>
+          <w:tcPr>
+            <w:tcBorders>
+              <w:top w:val="single" w:sz="5" w:space="0" w:color="999999"/>
+              <w:left w:val="single" w:sz="5" w:space="0" w:color="999999"/>
+              <w:bottom w:val="single" w:sz="5" w:space="0" w:color="999999"/>
+              <w:right w:val="single" w:sz="5" w:space="0" w:color="999999"/>
+            </w:tcBorders>
+          </w:tcPr>
           <w:p>
             <w:pPr>
               <w:spacing w:lineRule="auto"/>
@@ -3072,7 +4489,14 @@
           </w:p>
         </w:tc>
         <w:tc>
-          <w:tcPr/>
+          <w:tcPr>
+            <w:tcBorders>
+              <w:top w:val="single" w:sz="5" w:space="0" w:color="999999"/>
+              <w:left w:val="single" w:sz="5" w:space="0" w:color="999999"/>
+              <w:bottom w:val="single" w:sz="5" w:space="0" w:color="999999"/>
+              <w:right w:val="single" w:sz="5" w:space="0" w:color="999999"/>
+            </w:tcBorders>
+          </w:tcPr>
           <w:p>
             <w:pPr>
               <w:spacing w:lineRule="auto"/>
@@ -3084,7 +4508,14 @@
           </w:p>
         </w:tc>
         <w:tc>
-          <w:tcPr/>
+          <w:tcPr>
+            <w:tcBorders>
+              <w:top w:val="single" w:sz="5" w:space="0" w:color="999999"/>
+              <w:left w:val="single" w:sz="5" w:space="0" w:color="999999"/>
+              <w:bottom w:val="single" w:sz="5" w:space="0" w:color="999999"/>
+              <w:right w:val="single" w:sz="5" w:space="0" w:color="999999"/>
+            </w:tcBorders>
+          </w:tcPr>
           <w:p>
             <w:pPr>
               <w:spacing w:lineRule="auto"/>
@@ -3096,7 +4527,14 @@
           </w:p>
         </w:tc>
         <w:tc>
-          <w:tcPr/>
+          <w:tcPr>
+            <w:tcBorders>
+              <w:top w:val="single" w:sz="5" w:space="0" w:color="999999"/>
+              <w:left w:val="single" w:sz="5" w:space="0" w:color="999999"/>
+              <w:bottom w:val="single" w:sz="5" w:space="0" w:color="999999"/>
+              <w:right w:val="single" w:sz="5" w:space="0" w:color="999999"/>
+            </w:tcBorders>
+          </w:tcPr>
           <w:p>
             <w:pPr>
               <w:spacing w:lineRule="auto"/>
@@ -3113,7 +4551,14 @@
           <w:cantSplit/>
         </w:trPr>
         <w:tc>
-          <w:tcPr/>
+          <w:tcPr>
+            <w:tcBorders>
+              <w:top w:val="single" w:sz="5" w:space="0" w:color="999999"/>
+              <w:left w:val="single" w:sz="5" w:space="0" w:color="999999"/>
+              <w:bottom w:val="single" w:sz="5" w:space="0" w:color="999999"/>
+              <w:right w:val="single" w:sz="5" w:space="0" w:color="999999"/>
+            </w:tcBorders>
+          </w:tcPr>
           <w:p>
             <w:pPr>
               <w:spacing w:lineRule="auto"/>
@@ -3125,7 +4570,14 @@
           </w:p>
         </w:tc>
         <w:tc>
-          <w:tcPr/>
+          <w:tcPr>
+            <w:tcBorders>
+              <w:top w:val="single" w:sz="5" w:space="0" w:color="999999"/>
+              <w:left w:val="single" w:sz="5" w:space="0" w:color="999999"/>
+              <w:bottom w:val="single" w:sz="5" w:space="0" w:color="999999"/>
+              <w:right w:val="single" w:sz="5" w:space="0" w:color="999999"/>
+            </w:tcBorders>
+          </w:tcPr>
           <w:p>
             <w:pPr>
               <w:spacing w:lineRule="auto"/>
@@ -3137,7 +4589,14 @@
           </w:p>
         </w:tc>
         <w:tc>
-          <w:tcPr/>
+          <w:tcPr>
+            <w:tcBorders>
+              <w:top w:val="single" w:sz="5" w:space="0" w:color="999999"/>
+              <w:left w:val="single" w:sz="5" w:space="0" w:color="999999"/>
+              <w:bottom w:val="single" w:sz="5" w:space="0" w:color="999999"/>
+              <w:right w:val="single" w:sz="5" w:space="0" w:color="999999"/>
+            </w:tcBorders>
+          </w:tcPr>
           <w:p>
             <w:pPr>
               <w:spacing w:lineRule="auto"/>
@@ -3149,7 +4608,14 @@
           </w:p>
         </w:tc>
         <w:tc>
-          <w:tcPr/>
+          <w:tcPr>
+            <w:tcBorders>
+              <w:top w:val="single" w:sz="5" w:space="0" w:color="999999"/>
+              <w:left w:val="single" w:sz="5" w:space="0" w:color="999999"/>
+              <w:bottom w:val="single" w:sz="5" w:space="0" w:color="999999"/>
+              <w:right w:val="single" w:sz="5" w:space="0" w:color="999999"/>
+            </w:tcBorders>
+          </w:tcPr>
           <w:p>
             <w:pPr>
               <w:spacing w:lineRule="auto"/>
@@ -3161,7 +4627,14 @@
           </w:p>
         </w:tc>
         <w:tc>
-          <w:tcPr/>
+          <w:tcPr>
+            <w:tcBorders>
+              <w:top w:val="single" w:sz="5" w:space="0" w:color="999999"/>
+              <w:left w:val="single" w:sz="5" w:space="0" w:color="999999"/>
+              <w:bottom w:val="single" w:sz="5" w:space="0" w:color="999999"/>
+              <w:right w:val="single" w:sz="5" w:space="0" w:color="999999"/>
+            </w:tcBorders>
+          </w:tcPr>
           <w:p>
             <w:pPr>
               <w:spacing w:lineRule="auto"/>
@@ -3173,7 +4646,14 @@
           </w:p>
         </w:tc>
         <w:tc>
-          <w:tcPr/>
+          <w:tcPr>
+            <w:tcBorders>
+              <w:top w:val="single" w:sz="5" w:space="0" w:color="999999"/>
+              <w:left w:val="single" w:sz="5" w:space="0" w:color="999999"/>
+              <w:bottom w:val="single" w:sz="5" w:space="0" w:color="999999"/>
+              <w:right w:val="single" w:sz="5" w:space="0" w:color="999999"/>
+            </w:tcBorders>
+          </w:tcPr>
           <w:p>
             <w:pPr>
               <w:spacing w:lineRule="auto"/>
@@ -3185,7 +4665,14 @@
           </w:p>
         </w:tc>
         <w:tc>
-          <w:tcPr/>
+          <w:tcPr>
+            <w:tcBorders>
+              <w:top w:val="single" w:sz="5" w:space="0" w:color="999999"/>
+              <w:left w:val="single" w:sz="5" w:space="0" w:color="999999"/>
+              <w:bottom w:val="single" w:sz="5" w:space="0" w:color="999999"/>
+              <w:right w:val="single" w:sz="5" w:space="0" w:color="999999"/>
+            </w:tcBorders>
+          </w:tcPr>
           <w:p>
             <w:pPr>
               <w:spacing w:lineRule="auto"/>
@@ -3197,7 +4684,14 @@
           </w:p>
         </w:tc>
         <w:tc>
-          <w:tcPr/>
+          <w:tcPr>
+            <w:tcBorders>
+              <w:top w:val="single" w:sz="5" w:space="0" w:color="999999"/>
+              <w:left w:val="single" w:sz="5" w:space="0" w:color="999999"/>
+              <w:bottom w:val="single" w:sz="5" w:space="0" w:color="999999"/>
+              <w:right w:val="single" w:sz="5" w:space="0" w:color="999999"/>
+            </w:tcBorders>
+          </w:tcPr>
           <w:p>
             <w:pPr>
               <w:spacing w:lineRule="auto"/>
@@ -3209,7 +4703,14 @@
           </w:p>
         </w:tc>
         <w:tc>
-          <w:tcPr/>
+          <w:tcPr>
+            <w:tcBorders>
+              <w:top w:val="single" w:sz="5" w:space="0" w:color="999999"/>
+              <w:left w:val="single" w:sz="5" w:space="0" w:color="999999"/>
+              <w:bottom w:val="single" w:sz="5" w:space="0" w:color="999999"/>
+              <w:right w:val="single" w:sz="5" w:space="0" w:color="999999"/>
+            </w:tcBorders>
+          </w:tcPr>
           <w:p>
             <w:pPr>
               <w:spacing w:lineRule="auto"/>
@@ -3226,7 +4727,14 @@
           <w:cantSplit/>
         </w:trPr>
         <w:tc>
-          <w:tcPr/>
+          <w:tcPr>
+            <w:tcBorders>
+              <w:top w:val="single" w:sz="5" w:space="0" w:color="999999"/>
+              <w:left w:val="single" w:sz="5" w:space="0" w:color="999999"/>
+              <w:bottom w:val="single" w:sz="5" w:space="0" w:color="999999"/>
+              <w:right w:val="single" w:sz="5" w:space="0" w:color="999999"/>
+            </w:tcBorders>
+          </w:tcPr>
           <w:p>
             <w:pPr>
               <w:spacing w:lineRule="auto"/>
@@ -3238,7 +4746,14 @@
           </w:p>
         </w:tc>
         <w:tc>
-          <w:tcPr/>
+          <w:tcPr>
+            <w:tcBorders>
+              <w:top w:val="single" w:sz="5" w:space="0" w:color="999999"/>
+              <w:left w:val="single" w:sz="5" w:space="0" w:color="999999"/>
+              <w:bottom w:val="single" w:sz="5" w:space="0" w:color="999999"/>
+              <w:right w:val="single" w:sz="5" w:space="0" w:color="999999"/>
+            </w:tcBorders>
+          </w:tcPr>
           <w:p>
             <w:pPr>
               <w:spacing w:lineRule="auto"/>
@@ -3250,7 +4765,14 @@
           </w:p>
         </w:tc>
         <w:tc>
-          <w:tcPr/>
+          <w:tcPr>
+            <w:tcBorders>
+              <w:top w:val="single" w:sz="5" w:space="0" w:color="999999"/>
+              <w:left w:val="single" w:sz="5" w:space="0" w:color="999999"/>
+              <w:bottom w:val="single" w:sz="5" w:space="0" w:color="999999"/>
+              <w:right w:val="single" w:sz="5" w:space="0" w:color="999999"/>
+            </w:tcBorders>
+          </w:tcPr>
           <w:p>
             <w:pPr>
               <w:spacing w:lineRule="auto"/>
@@ -3262,7 +4784,14 @@
           </w:p>
         </w:tc>
         <w:tc>
-          <w:tcPr/>
+          <w:tcPr>
+            <w:tcBorders>
+              <w:top w:val="single" w:sz="5" w:space="0" w:color="999999"/>
+              <w:left w:val="single" w:sz="5" w:space="0" w:color="999999"/>
+              <w:bottom w:val="single" w:sz="5" w:space="0" w:color="999999"/>
+              <w:right w:val="single" w:sz="5" w:space="0" w:color="999999"/>
+            </w:tcBorders>
+          </w:tcPr>
           <w:p>
             <w:pPr>
               <w:spacing w:lineRule="auto"/>
@@ -3274,7 +4803,14 @@
           </w:p>
         </w:tc>
         <w:tc>
-          <w:tcPr/>
+          <w:tcPr>
+            <w:tcBorders>
+              <w:top w:val="single" w:sz="5" w:space="0" w:color="999999"/>
+              <w:left w:val="single" w:sz="5" w:space="0" w:color="999999"/>
+              <w:bottom w:val="single" w:sz="5" w:space="0" w:color="999999"/>
+              <w:right w:val="single" w:sz="5" w:space="0" w:color="999999"/>
+            </w:tcBorders>
+          </w:tcPr>
           <w:p>
             <w:pPr>
               <w:spacing w:lineRule="auto"/>
@@ -3286,7 +4822,14 @@
           </w:p>
         </w:tc>
         <w:tc>
-          <w:tcPr/>
+          <w:tcPr>
+            <w:tcBorders>
+              <w:top w:val="single" w:sz="5" w:space="0" w:color="999999"/>
+              <w:left w:val="single" w:sz="5" w:space="0" w:color="999999"/>
+              <w:bottom w:val="single" w:sz="5" w:space="0" w:color="999999"/>
+              <w:right w:val="single" w:sz="5" w:space="0" w:color="999999"/>
+            </w:tcBorders>
+          </w:tcPr>
           <w:p>
             <w:pPr>
               <w:spacing w:lineRule="auto"/>
@@ -3298,7 +4841,14 @@
           </w:p>
         </w:tc>
         <w:tc>
-          <w:tcPr/>
+          <w:tcPr>
+            <w:tcBorders>
+              <w:top w:val="single" w:sz="5" w:space="0" w:color="999999"/>
+              <w:left w:val="single" w:sz="5" w:space="0" w:color="999999"/>
+              <w:bottom w:val="single" w:sz="5" w:space="0" w:color="999999"/>
+              <w:right w:val="single" w:sz="5" w:space="0" w:color="999999"/>
+            </w:tcBorders>
+          </w:tcPr>
           <w:p>
             <w:pPr>
               <w:spacing w:lineRule="auto"/>
@@ -3310,7 +4860,14 @@
           </w:p>
         </w:tc>
         <w:tc>
-          <w:tcPr/>
+          <w:tcPr>
+            <w:tcBorders>
+              <w:top w:val="single" w:sz="5" w:space="0" w:color="999999"/>
+              <w:left w:val="single" w:sz="5" w:space="0" w:color="999999"/>
+              <w:bottom w:val="single" w:sz="5" w:space="0" w:color="999999"/>
+              <w:right w:val="single" w:sz="5" w:space="0" w:color="999999"/>
+            </w:tcBorders>
+          </w:tcPr>
           <w:p>
             <w:pPr>
               <w:spacing w:lineRule="auto"/>
@@ -3322,7 +4879,14 @@
           </w:p>
         </w:tc>
         <w:tc>
-          <w:tcPr/>
+          <w:tcPr>
+            <w:tcBorders>
+              <w:top w:val="single" w:sz="5" w:space="0" w:color="999999"/>
+              <w:left w:val="single" w:sz="5" w:space="0" w:color="999999"/>
+              <w:bottom w:val="single" w:sz="5" w:space="0" w:color="999999"/>
+              <w:right w:val="single" w:sz="5" w:space="0" w:color="999999"/>
+            </w:tcBorders>
+          </w:tcPr>
           <w:p>
             <w:pPr>
               <w:spacing w:lineRule="auto"/>
@@ -3339,7 +4903,14 @@
           <w:cantSplit/>
         </w:trPr>
         <w:tc>
-          <w:tcPr/>
+          <w:tcPr>
+            <w:tcBorders>
+              <w:top w:val="single" w:sz="5" w:space="0" w:color="999999"/>
+              <w:left w:val="single" w:sz="5" w:space="0" w:color="999999"/>
+              <w:bottom w:val="single" w:sz="5" w:space="0" w:color="999999"/>
+              <w:right w:val="single" w:sz="5" w:space="0" w:color="999999"/>
+            </w:tcBorders>
+          </w:tcPr>
           <w:p>
             <w:pPr>
               <w:spacing w:lineRule="auto"/>
@@ -3351,7 +4922,14 @@
           </w:p>
         </w:tc>
         <w:tc>
-          <w:tcPr/>
+          <w:tcPr>
+            <w:tcBorders>
+              <w:top w:val="single" w:sz="5" w:space="0" w:color="999999"/>
+              <w:left w:val="single" w:sz="5" w:space="0" w:color="999999"/>
+              <w:bottom w:val="single" w:sz="5" w:space="0" w:color="999999"/>
+              <w:right w:val="single" w:sz="5" w:space="0" w:color="999999"/>
+            </w:tcBorders>
+          </w:tcPr>
           <w:p>
             <w:pPr>
               <w:spacing w:lineRule="auto"/>
@@ -3363,7 +4941,14 @@
           </w:p>
         </w:tc>
         <w:tc>
-          <w:tcPr/>
+          <w:tcPr>
+            <w:tcBorders>
+              <w:top w:val="single" w:sz="5" w:space="0" w:color="999999"/>
+              <w:left w:val="single" w:sz="5" w:space="0" w:color="999999"/>
+              <w:bottom w:val="single" w:sz="5" w:space="0" w:color="999999"/>
+              <w:right w:val="single" w:sz="5" w:space="0" w:color="999999"/>
+            </w:tcBorders>
+          </w:tcPr>
           <w:p>
             <w:pPr>
               <w:spacing w:lineRule="auto"/>
@@ -3375,7 +4960,14 @@
           </w:p>
         </w:tc>
         <w:tc>
-          <w:tcPr/>
+          <w:tcPr>
+            <w:tcBorders>
+              <w:top w:val="single" w:sz="5" w:space="0" w:color="999999"/>
+              <w:left w:val="single" w:sz="5" w:space="0" w:color="999999"/>
+              <w:bottom w:val="single" w:sz="5" w:space="0" w:color="999999"/>
+              <w:right w:val="single" w:sz="5" w:space="0" w:color="999999"/>
+            </w:tcBorders>
+          </w:tcPr>
           <w:p>
             <w:pPr>
               <w:spacing w:lineRule="auto"/>
@@ -3387,7 +4979,14 @@
           </w:p>
         </w:tc>
         <w:tc>
-          <w:tcPr/>
+          <w:tcPr>
+            <w:tcBorders>
+              <w:top w:val="single" w:sz="5" w:space="0" w:color="999999"/>
+              <w:left w:val="single" w:sz="5" w:space="0" w:color="999999"/>
+              <w:bottom w:val="single" w:sz="5" w:space="0" w:color="999999"/>
+              <w:right w:val="single" w:sz="5" w:space="0" w:color="999999"/>
+            </w:tcBorders>
+          </w:tcPr>
           <w:p>
             <w:pPr>
               <w:spacing w:lineRule="auto"/>
@@ -3399,7 +4998,14 @@
           </w:p>
         </w:tc>
         <w:tc>
-          <w:tcPr/>
+          <w:tcPr>
+            <w:tcBorders>
+              <w:top w:val="single" w:sz="5" w:space="0" w:color="999999"/>
+              <w:left w:val="single" w:sz="5" w:space="0" w:color="999999"/>
+              <w:bottom w:val="single" w:sz="5" w:space="0" w:color="999999"/>
+              <w:right w:val="single" w:sz="5" w:space="0" w:color="999999"/>
+            </w:tcBorders>
+          </w:tcPr>
           <w:p>
             <w:pPr>
               <w:spacing w:lineRule="auto"/>
@@ -3411,7 +5017,14 @@
           </w:p>
         </w:tc>
         <w:tc>
-          <w:tcPr/>
+          <w:tcPr>
+            <w:tcBorders>
+              <w:top w:val="single" w:sz="5" w:space="0" w:color="999999"/>
+              <w:left w:val="single" w:sz="5" w:space="0" w:color="999999"/>
+              <w:bottom w:val="single" w:sz="5" w:space="0" w:color="999999"/>
+              <w:right w:val="single" w:sz="5" w:space="0" w:color="999999"/>
+            </w:tcBorders>
+          </w:tcPr>
           <w:p>
             <w:pPr>
               <w:spacing w:lineRule="auto"/>
@@ -3423,7 +5036,14 @@
           </w:p>
         </w:tc>
         <w:tc>
-          <w:tcPr/>
+          <w:tcPr>
+            <w:tcBorders>
+              <w:top w:val="single" w:sz="5" w:space="0" w:color="999999"/>
+              <w:left w:val="single" w:sz="5" w:space="0" w:color="999999"/>
+              <w:bottom w:val="single" w:sz="5" w:space="0" w:color="999999"/>
+              <w:right w:val="single" w:sz="5" w:space="0" w:color="999999"/>
+            </w:tcBorders>
+          </w:tcPr>
           <w:p>
             <w:pPr>
               <w:spacing w:lineRule="auto"/>
@@ -3435,7 +5055,14 @@
           </w:p>
         </w:tc>
         <w:tc>
-          <w:tcPr/>
+          <w:tcPr>
+            <w:tcBorders>
+              <w:top w:val="single" w:sz="5" w:space="0" w:color="999999"/>
+              <w:left w:val="single" w:sz="5" w:space="0" w:color="999999"/>
+              <w:bottom w:val="single" w:sz="5" w:space="0" w:color="999999"/>
+              <w:right w:val="single" w:sz="5" w:space="0" w:color="999999"/>
+            </w:tcBorders>
+          </w:tcPr>
           <w:p>
             <w:pPr>
               <w:spacing w:lineRule="auto"/>
@@ -3452,7 +5079,14 @@
           <w:cantSplit/>
         </w:trPr>
         <w:tc>
-          <w:tcPr/>
+          <w:tcPr>
+            <w:tcBorders>
+              <w:top w:val="single" w:sz="5" w:space="0" w:color="999999"/>
+              <w:left w:val="single" w:sz="5" w:space="0" w:color="999999"/>
+              <w:bottom w:val="single" w:sz="5" w:space="0" w:color="999999"/>
+              <w:right w:val="single" w:sz="5" w:space="0" w:color="999999"/>
+            </w:tcBorders>
+          </w:tcPr>
           <w:p>
             <w:pPr>
               <w:spacing w:lineRule="auto"/>
@@ -3464,7 +5098,14 @@
           </w:p>
         </w:tc>
         <w:tc>
-          <w:tcPr/>
+          <w:tcPr>
+            <w:tcBorders>
+              <w:top w:val="single" w:sz="5" w:space="0" w:color="999999"/>
+              <w:left w:val="single" w:sz="5" w:space="0" w:color="999999"/>
+              <w:bottom w:val="single" w:sz="5" w:space="0" w:color="999999"/>
+              <w:right w:val="single" w:sz="5" w:space="0" w:color="999999"/>
+            </w:tcBorders>
+          </w:tcPr>
           <w:p>
             <w:pPr>
               <w:spacing w:lineRule="auto"/>
@@ -3476,7 +5117,14 @@
           </w:p>
         </w:tc>
         <w:tc>
-          <w:tcPr/>
+          <w:tcPr>
+            <w:tcBorders>
+              <w:top w:val="single" w:sz="5" w:space="0" w:color="999999"/>
+              <w:left w:val="single" w:sz="5" w:space="0" w:color="999999"/>
+              <w:bottom w:val="single" w:sz="5" w:space="0" w:color="999999"/>
+              <w:right w:val="single" w:sz="5" w:space="0" w:color="999999"/>
+            </w:tcBorders>
+          </w:tcPr>
           <w:p>
             <w:pPr>
               <w:spacing w:lineRule="auto"/>
@@ -3488,7 +5136,14 @@
           </w:p>
         </w:tc>
         <w:tc>
-          <w:tcPr/>
+          <w:tcPr>
+            <w:tcBorders>
+              <w:top w:val="single" w:sz="5" w:space="0" w:color="999999"/>
+              <w:left w:val="single" w:sz="5" w:space="0" w:color="999999"/>
+              <w:bottom w:val="single" w:sz="5" w:space="0" w:color="999999"/>
+              <w:right w:val="single" w:sz="5" w:space="0" w:color="999999"/>
+            </w:tcBorders>
+          </w:tcPr>
           <w:p>
             <w:pPr>
               <w:spacing w:lineRule="auto"/>
@@ -3500,7 +5155,14 @@
           </w:p>
         </w:tc>
         <w:tc>
-          <w:tcPr/>
+          <w:tcPr>
+            <w:tcBorders>
+              <w:top w:val="single" w:sz="5" w:space="0" w:color="999999"/>
+              <w:left w:val="single" w:sz="5" w:space="0" w:color="999999"/>
+              <w:bottom w:val="single" w:sz="5" w:space="0" w:color="999999"/>
+              <w:right w:val="single" w:sz="5" w:space="0" w:color="999999"/>
+            </w:tcBorders>
+          </w:tcPr>
           <w:p>
             <w:pPr>
               <w:spacing w:lineRule="auto"/>
@@ -3512,7 +5174,14 @@
           </w:p>
         </w:tc>
         <w:tc>
-          <w:tcPr/>
+          <w:tcPr>
+            <w:tcBorders>
+              <w:top w:val="single" w:sz="5" w:space="0" w:color="999999"/>
+              <w:left w:val="single" w:sz="5" w:space="0" w:color="999999"/>
+              <w:bottom w:val="single" w:sz="5" w:space="0" w:color="999999"/>
+              <w:right w:val="single" w:sz="5" w:space="0" w:color="999999"/>
+            </w:tcBorders>
+          </w:tcPr>
           <w:p>
             <w:pPr>
               <w:spacing w:lineRule="auto"/>
@@ -3524,7 +5193,14 @@
           </w:p>
         </w:tc>
         <w:tc>
-          <w:tcPr/>
+          <w:tcPr>
+            <w:tcBorders>
+              <w:top w:val="single" w:sz="5" w:space="0" w:color="999999"/>
+              <w:left w:val="single" w:sz="5" w:space="0" w:color="999999"/>
+              <w:bottom w:val="single" w:sz="5" w:space="0" w:color="999999"/>
+              <w:right w:val="single" w:sz="5" w:space="0" w:color="999999"/>
+            </w:tcBorders>
+          </w:tcPr>
           <w:p>
             <w:pPr>
               <w:spacing w:lineRule="auto"/>
@@ -3536,7 +5212,14 @@
           </w:p>
         </w:tc>
         <w:tc>
-          <w:tcPr/>
+          <w:tcPr>
+            <w:tcBorders>
+              <w:top w:val="single" w:sz="5" w:space="0" w:color="999999"/>
+              <w:left w:val="single" w:sz="5" w:space="0" w:color="999999"/>
+              <w:bottom w:val="single" w:sz="5" w:space="0" w:color="999999"/>
+              <w:right w:val="single" w:sz="5" w:space="0" w:color="999999"/>
+            </w:tcBorders>
+          </w:tcPr>
           <w:p>
             <w:pPr>
               <w:spacing w:lineRule="auto"/>
@@ -3548,7 +5231,14 @@
           </w:p>
         </w:tc>
         <w:tc>
-          <w:tcPr/>
+          <w:tcPr>
+            <w:tcBorders>
+              <w:top w:val="single" w:sz="5" w:space="0" w:color="999999"/>
+              <w:left w:val="single" w:sz="5" w:space="0" w:color="999999"/>
+              <w:bottom w:val="single" w:sz="5" w:space="0" w:color="999999"/>
+              <w:right w:val="single" w:sz="5" w:space="0" w:color="999999"/>
+            </w:tcBorders>
+          </w:tcPr>
           <w:p>
             <w:pPr>
               <w:spacing w:lineRule="auto"/>
@@ -3565,7 +5255,14 @@
           <w:cantSplit/>
         </w:trPr>
         <w:tc>
-          <w:tcPr/>
+          <w:tcPr>
+            <w:tcBorders>
+              <w:top w:val="single" w:sz="5" w:space="0" w:color="999999"/>
+              <w:left w:val="single" w:sz="5" w:space="0" w:color="999999"/>
+              <w:bottom w:val="single" w:sz="5" w:space="0" w:color="999999"/>
+              <w:right w:val="single" w:sz="5" w:space="0" w:color="999999"/>
+            </w:tcBorders>
+          </w:tcPr>
           <w:p>
             <w:pPr>
               <w:spacing w:lineRule="auto"/>
@@ -3577,7 +5274,14 @@
           </w:p>
         </w:tc>
         <w:tc>
-          <w:tcPr/>
+          <w:tcPr>
+            <w:tcBorders>
+              <w:top w:val="single" w:sz="5" w:space="0" w:color="999999"/>
+              <w:left w:val="single" w:sz="5" w:space="0" w:color="999999"/>
+              <w:bottom w:val="single" w:sz="5" w:space="0" w:color="999999"/>
+              <w:right w:val="single" w:sz="5" w:space="0" w:color="999999"/>
+            </w:tcBorders>
+          </w:tcPr>
           <w:p>
             <w:pPr>
               <w:spacing w:lineRule="auto"/>
@@ -3589,7 +5293,14 @@
           </w:p>
         </w:tc>
         <w:tc>
-          <w:tcPr/>
+          <w:tcPr>
+            <w:tcBorders>
+              <w:top w:val="single" w:sz="5" w:space="0" w:color="999999"/>
+              <w:left w:val="single" w:sz="5" w:space="0" w:color="999999"/>
+              <w:bottom w:val="single" w:sz="5" w:space="0" w:color="999999"/>
+              <w:right w:val="single" w:sz="5" w:space="0" w:color="999999"/>
+            </w:tcBorders>
+          </w:tcPr>
           <w:p>
             <w:pPr>
               <w:spacing w:lineRule="auto"/>
@@ -3601,7 +5312,14 @@
           </w:p>
         </w:tc>
         <w:tc>
-          <w:tcPr/>
+          <w:tcPr>
+            <w:tcBorders>
+              <w:top w:val="single" w:sz="5" w:space="0" w:color="999999"/>
+              <w:left w:val="single" w:sz="5" w:space="0" w:color="999999"/>
+              <w:bottom w:val="single" w:sz="5" w:space="0" w:color="999999"/>
+              <w:right w:val="single" w:sz="5" w:space="0" w:color="999999"/>
+            </w:tcBorders>
+          </w:tcPr>
           <w:p>
             <w:pPr>
               <w:spacing w:lineRule="auto"/>
@@ -3613,7 +5331,14 @@
           </w:p>
         </w:tc>
         <w:tc>
-          <w:tcPr/>
+          <w:tcPr>
+            <w:tcBorders>
+              <w:top w:val="single" w:sz="5" w:space="0" w:color="999999"/>
+              <w:left w:val="single" w:sz="5" w:space="0" w:color="999999"/>
+              <w:bottom w:val="single" w:sz="5" w:space="0" w:color="999999"/>
+              <w:right w:val="single" w:sz="5" w:space="0" w:color="999999"/>
+            </w:tcBorders>
+          </w:tcPr>
           <w:p>
             <w:pPr>
               <w:spacing w:lineRule="auto"/>
@@ -3625,7 +5350,14 @@
           </w:p>
         </w:tc>
         <w:tc>
-          <w:tcPr/>
+          <w:tcPr>
+            <w:tcBorders>
+              <w:top w:val="single" w:sz="5" w:space="0" w:color="999999"/>
+              <w:left w:val="single" w:sz="5" w:space="0" w:color="999999"/>
+              <w:bottom w:val="single" w:sz="5" w:space="0" w:color="999999"/>
+              <w:right w:val="single" w:sz="5" w:space="0" w:color="999999"/>
+            </w:tcBorders>
+          </w:tcPr>
           <w:p>
             <w:pPr>
               <w:spacing w:lineRule="auto"/>
@@ -3637,7 +5369,14 @@
           </w:p>
         </w:tc>
         <w:tc>
-          <w:tcPr/>
+          <w:tcPr>
+            <w:tcBorders>
+              <w:top w:val="single" w:sz="5" w:space="0" w:color="999999"/>
+              <w:left w:val="single" w:sz="5" w:space="0" w:color="999999"/>
+              <w:bottom w:val="single" w:sz="5" w:space="0" w:color="999999"/>
+              <w:right w:val="single" w:sz="5" w:space="0" w:color="999999"/>
+            </w:tcBorders>
+          </w:tcPr>
           <w:p>
             <w:pPr>
               <w:spacing w:lineRule="auto"/>
@@ -3649,7 +5388,14 @@
           </w:p>
         </w:tc>
         <w:tc>
-          <w:tcPr/>
+          <w:tcPr>
+            <w:tcBorders>
+              <w:top w:val="single" w:sz="5" w:space="0" w:color="999999"/>
+              <w:left w:val="single" w:sz="5" w:space="0" w:color="999999"/>
+              <w:bottom w:val="single" w:sz="5" w:space="0" w:color="999999"/>
+              <w:right w:val="single" w:sz="5" w:space="0" w:color="999999"/>
+            </w:tcBorders>
+          </w:tcPr>
           <w:p>
             <w:pPr>
               <w:spacing w:lineRule="auto"/>
@@ -3661,7 +5407,14 @@
           </w:p>
         </w:tc>
         <w:tc>
-          <w:tcPr/>
+          <w:tcPr>
+            <w:tcBorders>
+              <w:top w:val="single" w:sz="5" w:space="0" w:color="999999"/>
+              <w:left w:val="single" w:sz="5" w:space="0" w:color="999999"/>
+              <w:bottom w:val="single" w:sz="5" w:space="0" w:color="999999"/>
+              <w:right w:val="single" w:sz="5" w:space="0" w:color="999999"/>
+            </w:tcBorders>
+          </w:tcPr>
           <w:p>
             <w:pPr>
               <w:spacing w:lineRule="auto"/>
@@ -3678,7 +5431,14 @@
           <w:cantSplit/>
         </w:trPr>
         <w:tc>
-          <w:tcPr/>
+          <w:tcPr>
+            <w:tcBorders>
+              <w:top w:val="single" w:sz="5" w:space="0" w:color="999999"/>
+              <w:left w:val="single" w:sz="5" w:space="0" w:color="999999"/>
+              <w:bottom w:val="single" w:sz="5" w:space="0" w:color="999999"/>
+              <w:right w:val="single" w:sz="5" w:space="0" w:color="999999"/>
+            </w:tcBorders>
+          </w:tcPr>
           <w:p>
             <w:pPr>
               <w:spacing w:lineRule="auto"/>
@@ -3690,7 +5450,14 @@
           </w:p>
         </w:tc>
         <w:tc>
-          <w:tcPr/>
+          <w:tcPr>
+            <w:tcBorders>
+              <w:top w:val="single" w:sz="5" w:space="0" w:color="999999"/>
+              <w:left w:val="single" w:sz="5" w:space="0" w:color="999999"/>
+              <w:bottom w:val="single" w:sz="5" w:space="0" w:color="999999"/>
+              <w:right w:val="single" w:sz="5" w:space="0" w:color="999999"/>
+            </w:tcBorders>
+          </w:tcPr>
           <w:p>
             <w:pPr>
               <w:spacing w:lineRule="auto"/>
@@ -3702,7 +5469,14 @@
           </w:p>
         </w:tc>
         <w:tc>
-          <w:tcPr/>
+          <w:tcPr>
+            <w:tcBorders>
+              <w:top w:val="single" w:sz="5" w:space="0" w:color="999999"/>
+              <w:left w:val="single" w:sz="5" w:space="0" w:color="999999"/>
+              <w:bottom w:val="single" w:sz="5" w:space="0" w:color="999999"/>
+              <w:right w:val="single" w:sz="5" w:space="0" w:color="999999"/>
+            </w:tcBorders>
+          </w:tcPr>
           <w:p>
             <w:pPr>
               <w:spacing w:lineRule="auto"/>
@@ -3714,7 +5488,14 @@
           </w:p>
         </w:tc>
         <w:tc>
-          <w:tcPr/>
+          <w:tcPr>
+            <w:tcBorders>
+              <w:top w:val="single" w:sz="5" w:space="0" w:color="999999"/>
+              <w:left w:val="single" w:sz="5" w:space="0" w:color="999999"/>
+              <w:bottom w:val="single" w:sz="5" w:space="0" w:color="999999"/>
+              <w:right w:val="single" w:sz="5" w:space="0" w:color="999999"/>
+            </w:tcBorders>
+          </w:tcPr>
           <w:p>
             <w:pPr>
               <w:spacing w:lineRule="auto"/>
@@ -3726,7 +5507,14 @@
           </w:p>
         </w:tc>
         <w:tc>
-          <w:tcPr/>
+          <w:tcPr>
+            <w:tcBorders>
+              <w:top w:val="single" w:sz="5" w:space="0" w:color="999999"/>
+              <w:left w:val="single" w:sz="5" w:space="0" w:color="999999"/>
+              <w:bottom w:val="single" w:sz="5" w:space="0" w:color="999999"/>
+              <w:right w:val="single" w:sz="5" w:space="0" w:color="999999"/>
+            </w:tcBorders>
+          </w:tcPr>
           <w:p>
             <w:pPr>
               <w:spacing w:lineRule="auto"/>
@@ -3738,7 +5526,14 @@
           </w:p>
         </w:tc>
         <w:tc>
-          <w:tcPr/>
+          <w:tcPr>
+            <w:tcBorders>
+              <w:top w:val="single" w:sz="5" w:space="0" w:color="999999"/>
+              <w:left w:val="single" w:sz="5" w:space="0" w:color="999999"/>
+              <w:bottom w:val="single" w:sz="5" w:space="0" w:color="999999"/>
+              <w:right w:val="single" w:sz="5" w:space="0" w:color="999999"/>
+            </w:tcBorders>
+          </w:tcPr>
           <w:p>
             <w:pPr>
               <w:spacing w:lineRule="auto"/>
@@ -3750,7 +5545,14 @@
           </w:p>
         </w:tc>
         <w:tc>
-          <w:tcPr/>
+          <w:tcPr>
+            <w:tcBorders>
+              <w:top w:val="single" w:sz="5" w:space="0" w:color="999999"/>
+              <w:left w:val="single" w:sz="5" w:space="0" w:color="999999"/>
+              <w:bottom w:val="single" w:sz="5" w:space="0" w:color="999999"/>
+              <w:right w:val="single" w:sz="5" w:space="0" w:color="999999"/>
+            </w:tcBorders>
+          </w:tcPr>
           <w:p>
             <w:pPr>
               <w:spacing w:lineRule="auto"/>
@@ -3762,7 +5564,14 @@
           </w:p>
         </w:tc>
         <w:tc>
-          <w:tcPr/>
+          <w:tcPr>
+            <w:tcBorders>
+              <w:top w:val="single" w:sz="5" w:space="0" w:color="999999"/>
+              <w:left w:val="single" w:sz="5" w:space="0" w:color="999999"/>
+              <w:bottom w:val="single" w:sz="5" w:space="0" w:color="999999"/>
+              <w:right w:val="single" w:sz="5" w:space="0" w:color="999999"/>
+            </w:tcBorders>
+          </w:tcPr>
           <w:p>
             <w:pPr>
               <w:spacing w:lineRule="auto"/>
@@ -3774,7 +5583,14 @@
           </w:p>
         </w:tc>
         <w:tc>
-          <w:tcPr/>
+          <w:tcPr>
+            <w:tcBorders>
+              <w:top w:val="single" w:sz="5" w:space="0" w:color="999999"/>
+              <w:left w:val="single" w:sz="5" w:space="0" w:color="999999"/>
+              <w:bottom w:val="single" w:sz="5" w:space="0" w:color="999999"/>
+              <w:right w:val="single" w:sz="5" w:space="0" w:color="999999"/>
+            </w:tcBorders>
+          </w:tcPr>
           <w:p>
             <w:pPr>
               <w:spacing w:lineRule="auto"/>
@@ -3791,7 +5607,14 @@
           <w:cantSplit/>
         </w:trPr>
         <w:tc>
-          <w:tcPr/>
+          <w:tcPr>
+            <w:tcBorders>
+              <w:top w:val="single" w:sz="5" w:space="0" w:color="999999"/>
+              <w:left w:val="single" w:sz="5" w:space="0" w:color="999999"/>
+              <w:bottom w:val="single" w:sz="5" w:space="0" w:color="999999"/>
+              <w:right w:val="single" w:sz="5" w:space="0" w:color="999999"/>
+            </w:tcBorders>
+          </w:tcPr>
           <w:p>
             <w:pPr>
               <w:spacing w:lineRule="auto"/>
@@ -3803,7 +5626,14 @@
           </w:p>
         </w:tc>
         <w:tc>
-          <w:tcPr/>
+          <w:tcPr>
+            <w:tcBorders>
+              <w:top w:val="single" w:sz="5" w:space="0" w:color="999999"/>
+              <w:left w:val="single" w:sz="5" w:space="0" w:color="999999"/>
+              <w:bottom w:val="single" w:sz="5" w:space="0" w:color="999999"/>
+              <w:right w:val="single" w:sz="5" w:space="0" w:color="999999"/>
+            </w:tcBorders>
+          </w:tcPr>
           <w:p>
             <w:pPr>
               <w:spacing w:lineRule="auto"/>
@@ -3815,7 +5645,14 @@
           </w:p>
         </w:tc>
         <w:tc>
-          <w:tcPr/>
+          <w:tcPr>
+            <w:tcBorders>
+              <w:top w:val="single" w:sz="5" w:space="0" w:color="999999"/>
+              <w:left w:val="single" w:sz="5" w:space="0" w:color="999999"/>
+              <w:bottom w:val="single" w:sz="5" w:space="0" w:color="999999"/>
+              <w:right w:val="single" w:sz="5" w:space="0" w:color="999999"/>
+            </w:tcBorders>
+          </w:tcPr>
           <w:p>
             <w:pPr>
               <w:spacing w:lineRule="auto"/>
@@ -3827,7 +5664,14 @@
           </w:p>
         </w:tc>
         <w:tc>
-          <w:tcPr/>
+          <w:tcPr>
+            <w:tcBorders>
+              <w:top w:val="single" w:sz="5" w:space="0" w:color="999999"/>
+              <w:left w:val="single" w:sz="5" w:space="0" w:color="999999"/>
+              <w:bottom w:val="single" w:sz="5" w:space="0" w:color="999999"/>
+              <w:right w:val="single" w:sz="5" w:space="0" w:color="999999"/>
+            </w:tcBorders>
+          </w:tcPr>
           <w:p>
             <w:pPr>
               <w:spacing w:lineRule="auto"/>
@@ -3839,7 +5683,14 @@
           </w:p>
         </w:tc>
         <w:tc>
-          <w:tcPr/>
+          <w:tcPr>
+            <w:tcBorders>
+              <w:top w:val="single" w:sz="5" w:space="0" w:color="999999"/>
+              <w:left w:val="single" w:sz="5" w:space="0" w:color="999999"/>
+              <w:bottom w:val="single" w:sz="5" w:space="0" w:color="999999"/>
+              <w:right w:val="single" w:sz="5" w:space="0" w:color="999999"/>
+            </w:tcBorders>
+          </w:tcPr>
           <w:p>
             <w:pPr>
               <w:spacing w:lineRule="auto"/>
@@ -3851,7 +5702,14 @@
           </w:p>
         </w:tc>
         <w:tc>
-          <w:tcPr/>
+          <w:tcPr>
+            <w:tcBorders>
+              <w:top w:val="single" w:sz="5" w:space="0" w:color="999999"/>
+              <w:left w:val="single" w:sz="5" w:space="0" w:color="999999"/>
+              <w:bottom w:val="single" w:sz="5" w:space="0" w:color="999999"/>
+              <w:right w:val="single" w:sz="5" w:space="0" w:color="999999"/>
+            </w:tcBorders>
+          </w:tcPr>
           <w:p>
             <w:pPr>
               <w:spacing w:lineRule="auto"/>
@@ -3863,7 +5721,14 @@
           </w:p>
         </w:tc>
         <w:tc>
-          <w:tcPr/>
+          <w:tcPr>
+            <w:tcBorders>
+              <w:top w:val="single" w:sz="5" w:space="0" w:color="999999"/>
+              <w:left w:val="single" w:sz="5" w:space="0" w:color="999999"/>
+              <w:bottom w:val="single" w:sz="5" w:space="0" w:color="999999"/>
+              <w:right w:val="single" w:sz="5" w:space="0" w:color="999999"/>
+            </w:tcBorders>
+          </w:tcPr>
           <w:p>
             <w:pPr>
               <w:spacing w:lineRule="auto"/>
@@ -3875,7 +5740,14 @@
           </w:p>
         </w:tc>
         <w:tc>
-          <w:tcPr/>
+          <w:tcPr>
+            <w:tcBorders>
+              <w:top w:val="single" w:sz="5" w:space="0" w:color="999999"/>
+              <w:left w:val="single" w:sz="5" w:space="0" w:color="999999"/>
+              <w:bottom w:val="single" w:sz="5" w:space="0" w:color="999999"/>
+              <w:right w:val="single" w:sz="5" w:space="0" w:color="999999"/>
+            </w:tcBorders>
+          </w:tcPr>
           <w:p>
             <w:pPr>
               <w:spacing w:lineRule="auto"/>
@@ -3887,7 +5759,14 @@
           </w:p>
         </w:tc>
         <w:tc>
-          <w:tcPr/>
+          <w:tcPr>
+            <w:tcBorders>
+              <w:top w:val="single" w:sz="5" w:space="0" w:color="999999"/>
+              <w:left w:val="single" w:sz="5" w:space="0" w:color="999999"/>
+              <w:bottom w:val="single" w:sz="5" w:space="0" w:color="999999"/>
+              <w:right w:val="single" w:sz="5" w:space="0" w:color="999999"/>
+            </w:tcBorders>
+          </w:tcPr>
           <w:p>
             <w:pPr>
               <w:spacing w:lineRule="auto"/>
@@ -3904,7 +5783,14 @@
           <w:cantSplit/>
         </w:trPr>
         <w:tc>
-          <w:tcPr/>
+          <w:tcPr>
+            <w:tcBorders>
+              <w:top w:val="single" w:sz="5" w:space="0" w:color="999999"/>
+              <w:left w:val="single" w:sz="5" w:space="0" w:color="999999"/>
+              <w:bottom w:val="single" w:sz="5" w:space="0" w:color="999999"/>
+              <w:right w:val="single" w:sz="5" w:space="0" w:color="999999"/>
+            </w:tcBorders>
+          </w:tcPr>
           <w:p>
             <w:pPr>
               <w:spacing w:lineRule="auto"/>
@@ -3916,7 +5802,14 @@
           </w:p>
         </w:tc>
         <w:tc>
-          <w:tcPr/>
+          <w:tcPr>
+            <w:tcBorders>
+              <w:top w:val="single" w:sz="5" w:space="0" w:color="999999"/>
+              <w:left w:val="single" w:sz="5" w:space="0" w:color="999999"/>
+              <w:bottom w:val="single" w:sz="5" w:space="0" w:color="999999"/>
+              <w:right w:val="single" w:sz="5" w:space="0" w:color="999999"/>
+            </w:tcBorders>
+          </w:tcPr>
           <w:p>
             <w:pPr>
               <w:spacing w:lineRule="auto"/>
@@ -3928,7 +5821,14 @@
           </w:p>
         </w:tc>
         <w:tc>
-          <w:tcPr/>
+          <w:tcPr>
+            <w:tcBorders>
+              <w:top w:val="single" w:sz="5" w:space="0" w:color="999999"/>
+              <w:left w:val="single" w:sz="5" w:space="0" w:color="999999"/>
+              <w:bottom w:val="single" w:sz="5" w:space="0" w:color="999999"/>
+              <w:right w:val="single" w:sz="5" w:space="0" w:color="999999"/>
+            </w:tcBorders>
+          </w:tcPr>
           <w:p>
             <w:pPr>
               <w:spacing w:lineRule="auto"/>
@@ -3940,7 +5840,14 @@
           </w:p>
         </w:tc>
         <w:tc>
-          <w:tcPr/>
+          <w:tcPr>
+            <w:tcBorders>
+              <w:top w:val="single" w:sz="5" w:space="0" w:color="999999"/>
+              <w:left w:val="single" w:sz="5" w:space="0" w:color="999999"/>
+              <w:bottom w:val="single" w:sz="5" w:space="0" w:color="999999"/>
+              <w:right w:val="single" w:sz="5" w:space="0" w:color="999999"/>
+            </w:tcBorders>
+          </w:tcPr>
           <w:p>
             <w:pPr>
               <w:spacing w:lineRule="auto"/>
@@ -3952,7 +5859,14 @@
           </w:p>
         </w:tc>
         <w:tc>
-          <w:tcPr/>
+          <w:tcPr>
+            <w:tcBorders>
+              <w:top w:val="single" w:sz="5" w:space="0" w:color="999999"/>
+              <w:left w:val="single" w:sz="5" w:space="0" w:color="999999"/>
+              <w:bottom w:val="single" w:sz="5" w:space="0" w:color="999999"/>
+              <w:right w:val="single" w:sz="5" w:space="0" w:color="999999"/>
+            </w:tcBorders>
+          </w:tcPr>
           <w:p>
             <w:pPr>
               <w:spacing w:lineRule="auto"/>
@@ -3964,7 +5878,14 @@
           </w:p>
         </w:tc>
         <w:tc>
-          <w:tcPr/>
+          <w:tcPr>
+            <w:tcBorders>
+              <w:top w:val="single" w:sz="5" w:space="0" w:color="999999"/>
+              <w:left w:val="single" w:sz="5" w:space="0" w:color="999999"/>
+              <w:bottom w:val="single" w:sz="5" w:space="0" w:color="999999"/>
+              <w:right w:val="single" w:sz="5" w:space="0" w:color="999999"/>
+            </w:tcBorders>
+          </w:tcPr>
           <w:p>
             <w:pPr>
               <w:spacing w:lineRule="auto"/>
@@ -3976,7 +5897,14 @@
           </w:p>
         </w:tc>
         <w:tc>
-          <w:tcPr/>
+          <w:tcPr>
+            <w:tcBorders>
+              <w:top w:val="single" w:sz="5" w:space="0" w:color="999999"/>
+              <w:left w:val="single" w:sz="5" w:space="0" w:color="999999"/>
+              <w:bottom w:val="single" w:sz="5" w:space="0" w:color="999999"/>
+              <w:right w:val="single" w:sz="5" w:space="0" w:color="999999"/>
+            </w:tcBorders>
+          </w:tcPr>
           <w:p>
             <w:pPr>
               <w:spacing w:lineRule="auto"/>
@@ -3988,7 +5916,14 @@
           </w:p>
         </w:tc>
         <w:tc>
-          <w:tcPr/>
+          <w:tcPr>
+            <w:tcBorders>
+              <w:top w:val="single" w:sz="5" w:space="0" w:color="999999"/>
+              <w:left w:val="single" w:sz="5" w:space="0" w:color="999999"/>
+              <w:bottom w:val="single" w:sz="5" w:space="0" w:color="999999"/>
+              <w:right w:val="single" w:sz="5" w:space="0" w:color="999999"/>
+            </w:tcBorders>
+          </w:tcPr>
           <w:p>
             <w:pPr>
               <w:spacing w:lineRule="auto"/>
@@ -4000,7 +5935,14 @@
           </w:p>
         </w:tc>
         <w:tc>
-          <w:tcPr/>
+          <w:tcPr>
+            <w:tcBorders>
+              <w:top w:val="single" w:sz="5" w:space="0" w:color="999999"/>
+              <w:left w:val="single" w:sz="5" w:space="0" w:color="999999"/>
+              <w:bottom w:val="single" w:sz="5" w:space="0" w:color="999999"/>
+              <w:right w:val="single" w:sz="5" w:space="0" w:color="999999"/>
+            </w:tcBorders>
+          </w:tcPr>
           <w:p>
             <w:pPr>
               <w:spacing w:lineRule="auto"/>
@@ -4028,7 +5970,7 @@
       </w:pPr>
       <w:r>
         <w:rPr/>
-        <w:t xml:space="preserve">colWidths 指定サンプル</w:t>
+        <w:t xml:space="preserve">5.3. colWidths 指定サンプル</w:t>
       </w:r>
     </w:p>
     <w:p>
@@ -4046,22 +5988,23 @@
     </w:p>
     <w:p>
       <w:pPr>
+        <w:jc w:val="left"/>
         <w:spacing w:lineRule="auto"/>
       </w:pPr>
       <w:r>
         <w:rPr/>
-        <w:t xml:space="preserve">担当者別タスク概要（colWidths指定例）</w:t>
+        <w:t xml:space="preserve">表5.2 担当者別タスク概要（colWidths指定例）</w:t>
       </w:r>
     </w:p>
     <w:tbl>
       <w:tblPr>
         <w:tblBorders>
-          <w:top w:val="single" w:sz="8" w:space="0" w:color="000000"/>
-          <w:bottom w:val="single" w:sz="8" w:space="0" w:color="000000"/>
-          <w:left w:val="single" w:sz="8" w:space="0" w:color="000000"/>
-          <w:right w:val="single" w:sz="8" w:space="0" w:color="000000"/>
-          <w:insideV w:val="single" w:sz="8" w:space="0" w:color="000000"/>
-          <w:insideH w:val="single" w:sz="8" w:space="0" w:color="000000"/>
+          <w:top w:val="single" w:sz="5" w:space="0" w:color="999999"/>
+          <w:bottom w:val="single" w:sz="5" w:space="0" w:color="999999"/>
+          <w:left w:val="single" w:sz="5" w:space="0" w:color="999999"/>
+          <w:right w:val="single" w:sz="5" w:space="0" w:color="999999"/>
+          <w:insideV w:val="single" w:sz="5" w:space="0" w:color="999999"/>
+          <w:insideH w:val="single" w:sz="5" w:space="0" w:color="999999"/>
         </w:tblBorders>
         <w:tblCellSpacing w:w="0" w:type="dxa"/>
         <w:tblCellMar>
@@ -4082,7 +6025,14 @@
           <w:cantSplit/>
         </w:trPr>
         <w:tc>
-          <w:tcPr/>
+          <w:tcPr>
+            <w:tcBorders>
+              <w:top w:val="single" w:sz="5" w:space="0" w:color="999999"/>
+              <w:left w:val="single" w:sz="5" w:space="0" w:color="999999"/>
+              <w:bottom w:val="single" w:sz="5" w:space="0" w:color="999999"/>
+              <w:right w:val="single" w:sz="5" w:space="0" w:color="999999"/>
+            </w:tcBorders>
+          </w:tcPr>
           <w:p>
             <w:pPr>
               <w:spacing w:lineRule="auto"/>
@@ -4094,7 +6044,14 @@
           </w:p>
         </w:tc>
         <w:tc>
-          <w:tcPr/>
+          <w:tcPr>
+            <w:tcBorders>
+              <w:top w:val="single" w:sz="5" w:space="0" w:color="999999"/>
+              <w:left w:val="single" w:sz="5" w:space="0" w:color="999999"/>
+              <w:bottom w:val="single" w:sz="5" w:space="0" w:color="999999"/>
+              <w:right w:val="single" w:sz="5" w:space="0" w:color="999999"/>
+            </w:tcBorders>
+          </w:tcPr>
           <w:p>
             <w:pPr>
               <w:spacing w:lineRule="auto"/>
@@ -4106,7 +6063,14 @@
           </w:p>
         </w:tc>
         <w:tc>
-          <w:tcPr/>
+          <w:tcPr>
+            <w:tcBorders>
+              <w:top w:val="single" w:sz="5" w:space="0" w:color="999999"/>
+              <w:left w:val="single" w:sz="5" w:space="0" w:color="999999"/>
+              <w:bottom w:val="single" w:sz="5" w:space="0" w:color="999999"/>
+              <w:right w:val="single" w:sz="5" w:space="0" w:color="999999"/>
+            </w:tcBorders>
+          </w:tcPr>
           <w:p>
             <w:pPr>
               <w:spacing w:lineRule="auto"/>
@@ -4123,7 +6087,14 @@
           <w:cantSplit/>
         </w:trPr>
         <w:tc>
-          <w:tcPr/>
+          <w:tcPr>
+            <w:tcBorders>
+              <w:top w:val="single" w:sz="5" w:space="0" w:color="999999"/>
+              <w:left w:val="single" w:sz="5" w:space="0" w:color="999999"/>
+              <w:bottom w:val="single" w:sz="5" w:space="0" w:color="999999"/>
+              <w:right w:val="single" w:sz="5" w:space="0" w:color="999999"/>
+            </w:tcBorders>
+          </w:tcPr>
           <w:p>
             <w:pPr>
               <w:spacing w:lineRule="auto"/>
@@ -4135,7 +6106,14 @@
           </w:p>
         </w:tc>
         <w:tc>
-          <w:tcPr/>
+          <w:tcPr>
+            <w:tcBorders>
+              <w:top w:val="single" w:sz="5" w:space="0" w:color="999999"/>
+              <w:left w:val="single" w:sz="5" w:space="0" w:color="999999"/>
+              <w:bottom w:val="single" w:sz="5" w:space="0" w:color="999999"/>
+              <w:right w:val="single" w:sz="5" w:space="0" w:color="999999"/>
+            </w:tcBorders>
+          </w:tcPr>
           <w:p>
             <w:pPr>
               <w:spacing w:lineRule="auto"/>
@@ -4147,7 +6125,14 @@
           </w:p>
         </w:tc>
         <w:tc>
-          <w:tcPr/>
+          <w:tcPr>
+            <w:tcBorders>
+              <w:top w:val="single" w:sz="5" w:space="0" w:color="999999"/>
+              <w:left w:val="single" w:sz="5" w:space="0" w:color="999999"/>
+              <w:bottom w:val="single" w:sz="5" w:space="0" w:color="999999"/>
+              <w:right w:val="single" w:sz="5" w:space="0" w:color="999999"/>
+            </w:tcBorders>
+          </w:tcPr>
           <w:p>
             <w:pPr>
               <w:spacing w:lineRule="auto"/>
@@ -4164,7 +6149,14 @@
           <w:cantSplit/>
         </w:trPr>
         <w:tc>
-          <w:tcPr/>
+          <w:tcPr>
+            <w:tcBorders>
+              <w:top w:val="single" w:sz="5" w:space="0" w:color="999999"/>
+              <w:left w:val="single" w:sz="5" w:space="0" w:color="999999"/>
+              <w:bottom w:val="single" w:sz="5" w:space="0" w:color="999999"/>
+              <w:right w:val="single" w:sz="5" w:space="0" w:color="999999"/>
+            </w:tcBorders>
+          </w:tcPr>
           <w:p>
             <w:pPr>
               <w:spacing w:lineRule="auto"/>
@@ -4176,7 +6168,14 @@
           </w:p>
         </w:tc>
         <w:tc>
-          <w:tcPr/>
+          <w:tcPr>
+            <w:tcBorders>
+              <w:top w:val="single" w:sz="5" w:space="0" w:color="999999"/>
+              <w:left w:val="single" w:sz="5" w:space="0" w:color="999999"/>
+              <w:bottom w:val="single" w:sz="5" w:space="0" w:color="999999"/>
+              <w:right w:val="single" w:sz="5" w:space="0" w:color="999999"/>
+            </w:tcBorders>
+          </w:tcPr>
           <w:p>
             <w:pPr>
               <w:spacing w:lineRule="auto"/>
@@ -4188,7 +6187,14 @@
           </w:p>
         </w:tc>
         <w:tc>
-          <w:tcPr/>
+          <w:tcPr>
+            <w:tcBorders>
+              <w:top w:val="single" w:sz="5" w:space="0" w:color="999999"/>
+              <w:left w:val="single" w:sz="5" w:space="0" w:color="999999"/>
+              <w:bottom w:val="single" w:sz="5" w:space="0" w:color="999999"/>
+              <w:right w:val="single" w:sz="5" w:space="0" w:color="999999"/>
+            </w:tcBorders>
+          </w:tcPr>
           <w:p>
             <w:pPr>
               <w:spacing w:lineRule="auto"/>
@@ -4205,7 +6211,14 @@
           <w:cantSplit/>
         </w:trPr>
         <w:tc>
-          <w:tcPr/>
+          <w:tcPr>
+            <w:tcBorders>
+              <w:top w:val="single" w:sz="5" w:space="0" w:color="999999"/>
+              <w:left w:val="single" w:sz="5" w:space="0" w:color="999999"/>
+              <w:bottom w:val="single" w:sz="5" w:space="0" w:color="999999"/>
+              <w:right w:val="single" w:sz="5" w:space="0" w:color="999999"/>
+            </w:tcBorders>
+          </w:tcPr>
           <w:p>
             <w:pPr>
               <w:spacing w:lineRule="auto"/>
@@ -4217,7 +6230,14 @@
           </w:p>
         </w:tc>
         <w:tc>
-          <w:tcPr/>
+          <w:tcPr>
+            <w:tcBorders>
+              <w:top w:val="single" w:sz="5" w:space="0" w:color="999999"/>
+              <w:left w:val="single" w:sz="5" w:space="0" w:color="999999"/>
+              <w:bottom w:val="single" w:sz="5" w:space="0" w:color="999999"/>
+              <w:right w:val="single" w:sz="5" w:space="0" w:color="999999"/>
+            </w:tcBorders>
+          </w:tcPr>
           <w:p>
             <w:pPr>
               <w:spacing w:lineRule="auto"/>
@@ -4229,7 +6249,14 @@
           </w:p>
         </w:tc>
         <w:tc>
-          <w:tcPr/>
+          <w:tcPr>
+            <w:tcBorders>
+              <w:top w:val="single" w:sz="5" w:space="0" w:color="999999"/>
+              <w:left w:val="single" w:sz="5" w:space="0" w:color="999999"/>
+              <w:bottom w:val="single" w:sz="5" w:space="0" w:color="999999"/>
+              <w:right w:val="single" w:sz="5" w:space="0" w:color="999999"/>
+            </w:tcBorders>
+          </w:tcPr>
           <w:p>
             <w:pPr>
               <w:spacing w:lineRule="auto"/>
@@ -4518,7 +6545,7 @@
   <w:docDefaults>
     <w:rPrDefault>
       <w:rPr>
-        <w:rFonts w:ascii="Meiryo" w:eastAsiaTheme="minorHAnsi" w:hAnsiTheme="minorHAnsi" w:cstheme="minorBidi"/>
+        <w:rFonts w:ascii="Yu Gothic UI" w:eastAsiaTheme="minorHAnsi" w:hAnsiTheme="minorHAnsi" w:cstheme="minorBidi"/>
         <w:sz w:val="22"/>
         <w:szCs w:val="22"/>
         <w:lang w:val="[object Object]" w:eastAsia="[object Object]" w:bidi="ar-SA"/>
@@ -4698,13 +6725,13 @@
     </a:clrScheme>
     <a:fontScheme name="Office">
       <a:majorFont>
-        <a:latin typeface="Meiryo"/>
-        <a:ea typeface="Meiryo"/>
+        <a:latin typeface="Yu Gothic UI"/>
+        <a:ea typeface="Yu Gothic UI"/>
         <a:cs typeface=""/>
       </a:majorFont>
       <a:minorFont>
-        <a:latin typeface="Meiryo"/>
-        <a:ea typeface="Meiryo"/>
+        <a:latin typeface="Yu Gothic UI"/>
+        <a:ea typeface="Yu Gothic UI"/>
         <a:cs typeface=""/>
       </a:minorFont>
     </a:fontScheme>
